--- a/eng/docx/53.content.docx
+++ b/eng/docx/53.content.docx
@@ -7,6 +7,15 @@
       <w:r/>
     </w:p>
     <w:p>
+      <w:pPr>
+        <w:pStyle w:val="Heading2"/>
+      </w:pPr>
+      <w:r>
+        <w:t>Resource: Study Notes (Tyndale)</w:t>
+      </w:r>
+      <w:r/>
+    </w:p>
+    <w:p>
       <w:r/>
       <w:r>
         <w:rPr>
@@ -46,7 +55,7 @@
         <w:pStyle w:val="Heading1"/>
       </w:pPr>
       <w:r>
-        <w:t>Aquifer Open Study Notes</w:t>
+        <w:t>Study Notes (Tyndale)</w:t>
       </w:r>
     </w:p>
     <w:p>
@@ -55,6 +64,51 @@
           <w:headerReference w:type="even" r:id="rId8"/>
           <w:headerReference w:type="default" r:id="rId9"/>
           <w:footerReference w:type="default" r:id="rId10"/>
+          <w:footnotePr>
+            <w:numRestart w:val="eachSect"/>
+          </w:footnotePr>
+          <w:type w:val="continuous"/>
+          <w:pgSz w:w="12240" w:h="15840" w:code="1"/>
+          <w:pgMar w:top="1440" w:right="1440" w:bottom="1440" w:left="1440" w:header="504" w:footer="504" w:gutter="0"/>
+          <w:cols w:space="708"/>
+          <w:titlePg/>
+          <w:docGrid w:linePitch="360"/>
+        </w:sectPr>
+      </w:pPr>
+    </w:p>
+    <w:p>
+      <w:r/>
+    </w:p>
+    <w:p>
+      <w:pPr>
+        <w:pStyle w:val="Heading2"/>
+      </w:pPr>
+      <w:r>
+        <w:t>2TH</w:t>
+      </w:r>
+      <w:r/>
+    </w:p>
+    <w:p>
+      <w:r/>
+      <w:r>
+        <w:rPr>
+          <w:i/>
+        </w:rPr>
+        <w:t>2 Thessalonians 1:1–2, 2 Thessalonians 1:2, 2 Thessalonians 1:3, 2 Thessalonians 1:3–10, 2 Thessalonians 1:4, 2 Thessalonians 1:5, 2 Thessalonians 1:7, 2 Thessalonians 1:9, 2 Thessalonians 1:10, 2 Thessalonians 1:11, 2 Thessalonians 1:11–12, 2 Thessalonians 1:12, 2 Thessalonians 2:1, 2 Thessalonians 2:1–12, 2 Thessalonians 2:2, 2 Thessalonians 2:3, 2 Thessalonians 2:4, 2 Thessalonians 2:6, 2 Thessalonians 2:7, 2 Thessalonians 2:8, 2 Thessalonians 2:9, 2 Thessalonians 2:11, 2 Thessalonians 2:12, 2 Thessalonians 2:14, 2 Thessalonians 2:15, 2 Thessalonians 2:16, 2 Thessalonians 2:17, 2 Thessalonians 3:1, 2 Thessalonians 3:1–5, 2 Thessalonians 3:2, 2 Thessalonians 3:3, 2 Thessalonians 3:5, 2 Thessalonians 3:6, 2 Thessalonians 3:6–15, 2 Thessalonians 3:7, 2 Thessalonians 3:8, 2 Thessalonians 3:9, 2 Thessalonians 3:10, 2 Thessalonians 3:12, 2 Thessalonians 3:13, 2 Thessalonians 3:14, 2 Thessalonians 3:15, 2 Thessalonians 3:16, 2 Thessalonians 3:17, 2 Thessalonians 3:18</w:t>
+      </w:r>
+      <w:r/>
+    </w:p>
+    <w:p>
+      <w:r/>
+      <w:r>
+        <w:t xml:space="preserve"> </w:t>
+      </w:r>
+      <w:r/>
+      <w:r/>
+    </w:p>
+    <w:p>
+      <w:pPr>
+        <w:sectPr>
           <w:footnotePr>
             <w:numRestart w:val="eachSect"/>
           </w:footnotePr>

--- a/eng/docx/53.content.docx
+++ b/eng/docx/53.content.docx
@@ -4,57 +4,114 @@
   <w:body>
     <w:p/>
     <w:p>
-      <w:r/>
+      <w:pPr/>
+      <w:r>
+        <w:rPr>
+          <w:lang w:val="en_US" w:bidi="en_US"/>
+        </w:rPr>
+      </w:r>
     </w:p>
     <w:p>
       <w:pPr>
         <w:pStyle w:val="Heading2"/>
       </w:pPr>
       <w:r>
+        <w:rPr>
+          <w:lang w:val="en_US" w:bidi="en_US"/>
+        </w:rPr>
         <w:t>Resource: Study Notes (Tyndale)</w:t>
       </w:r>
-      <w:r/>
-    </w:p>
-    <w:p>
-      <w:r/>
+      <w:r>
+        <w:rPr>
+          <w:lang w:val="en_US" w:bidi="en_US"/>
+        </w:rPr>
+      </w:r>
+    </w:p>
+    <w:p>
+      <w:pPr/>
+      <w:r>
+        <w:rPr>
+          <w:lang w:val="en_US" w:bidi="en_US"/>
+        </w:rPr>
+      </w:r>
       <w:r>
         <w:rPr>
           <w:b/>
+          <w:lang w:val="en_US" w:bidi="en_US"/>
         </w:rPr>
         <w:t>Aquifer Open Study Notes</w:t>
       </w:r>
     </w:p>
     <w:p>
-      <w:r/>
-      <w:r>
+      <w:pPr/>
+      <w:r>
+        <w:rPr>
+          <w:lang w:val="en_US" w:bidi="en_US"/>
+        </w:rPr>
+      </w:r>
+      <w:r>
+        <w:rPr>
+          <w:lang w:val="en_US" w:bidi="en_US"/>
+        </w:rPr>
         <w:t xml:space="preserve">This work is an adaptation of </w:t>
       </w:r>
       <w:r>
+        <w:rPr>
+          <w:lang w:val="en_US" w:bidi="en_US"/>
+        </w:rPr>
         <w:t>Tyndale Open Study Notes</w:t>
       </w:r>
       <w:r>
+        <w:rPr>
+          <w:lang w:val="en_US" w:bidi="en_US"/>
+        </w:rPr>
         <w:t xml:space="preserve"> © 2023 Tyndale House Publishers, licensed under the CC BY-SA 4.0 license. The adaptation, </w:t>
       </w:r>
       <w:r>
+        <w:rPr>
+          <w:lang w:val="en_US" w:bidi="en_US"/>
+        </w:rPr>
         <w:t>Aquifer Open Study Notes</w:t>
       </w:r>
       <w:r>
+        <w:rPr>
+          <w:lang w:val="en_US" w:bidi="en_US"/>
+        </w:rPr>
         <w:t>, was created by Mission Mutual and is also licensed under CC BY-SA 4.0.</w:t>
       </w:r>
     </w:p>
     <w:p>
-      <w:r/>
-      <w:r>
+      <w:pPr/>
+      <w:r>
+        <w:rPr>
+          <w:lang w:val="en_US" w:bidi="en_US"/>
+        </w:rPr>
+      </w:r>
+      <w:r>
+        <w:rPr>
+          <w:lang w:val="en_US" w:bidi="en_US"/>
+        </w:rPr>
         <w:t>This resource has been adapted into multiple languages, including English, Tok Pisin, Arabic (عربي), French (Français), Hindi (हिंदी), Indonesian (Bahasa Indonesia), Portuguese (Português), Russian (Русский), Spanish (Español), Swahili (Kiswahili), and Simplified Chinese (简体中文).</w:t>
       </w:r>
-      <w:r/>
-      <w:r/>
+      <w:r>
+        <w:rPr>
+          <w:lang w:val="en_US" w:bidi="en_US"/>
+        </w:rPr>
+      </w:r>
+      <w:r>
+        <w:rPr>
+          <w:lang w:val="en_US" w:bidi="en_US"/>
+        </w:rPr>
+      </w:r>
     </w:p>
     <w:p>
       <w:pPr>
         <w:pStyle w:val="Heading1"/>
       </w:pPr>
       <w:r>
+        <w:rPr>
+          <w:lang w:val="en_US" w:bidi="en_US"/>
+        </w:rPr>
         <w:t>Study Notes (Tyndale)</w:t>
       </w:r>
     </w:p>
@@ -77,34 +134,72 @@
       </w:pPr>
     </w:p>
     <w:p>
-      <w:r/>
+      <w:pPr/>
+      <w:r>
+        <w:rPr>
+          <w:lang w:val="en_US" w:bidi="en_US"/>
+        </w:rPr>
+      </w:r>
     </w:p>
     <w:p>
       <w:pPr>
         <w:pStyle w:val="Heading2"/>
       </w:pPr>
       <w:r>
+        <w:rPr>
+          <w:lang w:val="en_US" w:bidi="en_US"/>
+        </w:rPr>
         <w:t>2TH</w:t>
       </w:r>
-      <w:r/>
-    </w:p>
-    <w:p>
-      <w:r/>
+      <w:r>
+        <w:rPr>
+          <w:lang w:val="en_US" w:bidi="en_US"/>
+        </w:rPr>
+      </w:r>
+    </w:p>
+    <w:p>
+      <w:pPr/>
+      <w:r>
+        <w:rPr>
+          <w:lang w:val="en_US" w:bidi="en_US"/>
+        </w:rPr>
+      </w:r>
       <w:r>
         <w:rPr>
           <w:i/>
+          <w:lang w:val="en_US" w:bidi="en_US"/>
         </w:rPr>
         <w:t>2 Thessalonians 1:1–2, 2 Thessalonians 1:2, 2 Thessalonians 1:3, 2 Thessalonians 1:3–10, 2 Thessalonians 1:4, 2 Thessalonians 1:5, 2 Thessalonians 1:7, 2 Thessalonians 1:9, 2 Thessalonians 1:10, 2 Thessalonians 1:11, 2 Thessalonians 1:11–12, 2 Thessalonians 1:12, 2 Thessalonians 2:1, 2 Thessalonians 2:1–12, 2 Thessalonians 2:2, 2 Thessalonians 2:3, 2 Thessalonians 2:4, 2 Thessalonians 2:6, 2 Thessalonians 2:7, 2 Thessalonians 2:8, 2 Thessalonians 2:9, 2 Thessalonians 2:11, 2 Thessalonians 2:12, 2 Thessalonians 2:14, 2 Thessalonians 2:15, 2 Thessalonians 2:16, 2 Thessalonians 2:17, 2 Thessalonians 3:1, 2 Thessalonians 3:1–5, 2 Thessalonians 3:2, 2 Thessalonians 3:3, 2 Thessalonians 3:5, 2 Thessalonians 3:6, 2 Thessalonians 3:6–15, 2 Thessalonians 3:7, 2 Thessalonians 3:8, 2 Thessalonians 3:9, 2 Thessalonians 3:10, 2 Thessalonians 3:12, 2 Thessalonians 3:13, 2 Thessalonians 3:14, 2 Thessalonians 3:15, 2 Thessalonians 3:16, 2 Thessalonians 3:17, 2 Thessalonians 3:18</w:t>
       </w:r>
-      <w:r/>
-    </w:p>
-    <w:p>
-      <w:r/>
-      <w:r>
+      <w:r>
+        <w:rPr>
+          <w:lang w:val="en_US" w:bidi="en_US"/>
+        </w:rPr>
+      </w:r>
+    </w:p>
+    <w:p>
+      <w:pPr/>
+      <w:r>
+        <w:rPr>
+          <w:lang w:val="en_US" w:bidi="en_US"/>
+        </w:rPr>
+      </w:r>
+      <w:r>
+        <w:rPr>
+          <w:lang w:val="en_US" w:bidi="en_US"/>
+        </w:rPr>
         <w:t xml:space="preserve"> </w:t>
       </w:r>
-      <w:r/>
-      <w:r/>
+      <w:r>
+        <w:rPr>
+          <w:lang w:val="en_US" w:bidi="en_US"/>
+        </w:rPr>
+      </w:r>
+      <w:r>
+        <w:rPr>
+          <w:lang w:val="en_US" w:bidi="en_US"/>
+        </w:rPr>
+      </w:r>
     </w:p>
     <w:p>
       <w:pPr>
@@ -122,45 +217,96 @@
       </w:pPr>
     </w:p>
     <w:p>
-      <w:r/>
+      <w:pPr/>
+      <w:r>
+        <w:rPr>
+          <w:lang w:val="en_US" w:bidi="en_US"/>
+        </w:rPr>
+      </w:r>
     </w:p>
     <w:p>
       <w:pPr>
         <w:pStyle w:val="Heading2"/>
       </w:pPr>
       <w:r>
+        <w:rPr>
+          <w:lang w:val="en_US" w:bidi="en_US"/>
+        </w:rPr>
         <w:t>2 Thessalonians 1:1–2</w:t>
       </w:r>
-      <w:r/>
-    </w:p>
-    <w:p>
-      <w:r/>
-      <w:r>
+      <w:r>
+        <w:rPr>
+          <w:lang w:val="en_US" w:bidi="en_US"/>
+        </w:rPr>
+      </w:r>
+    </w:p>
+    <w:p>
+      <w:pPr/>
+      <w:r>
+        <w:rPr>
+          <w:lang w:val="en_US" w:bidi="en_US"/>
+        </w:rPr>
+      </w:r>
+      <w:r>
+        <w:rPr>
+          <w:lang w:val="en_US" w:bidi="en_US"/>
+        </w:rPr>
         <w:t>Paul follows ancient letter writing customs, but instead of the normal greeting (Greek chairein) he blesses them with grace (Greek charis) and peace.</w:t>
       </w:r>
-      <w:r/>
-      <w:r/>
-    </w:p>
-    <w:p>
-      <w:r/>
+      <w:r>
+        <w:rPr>
+          <w:lang w:val="en_US" w:bidi="en_US"/>
+        </w:rPr>
+      </w:r>
+      <w:r>
+        <w:rPr>
+          <w:lang w:val="en_US" w:bidi="en_US"/>
+        </w:rPr>
+      </w:r>
+    </w:p>
+    <w:p>
+      <w:pPr/>
+      <w:r>
+        <w:rPr>
+          <w:lang w:val="en_US" w:bidi="en_US"/>
+        </w:rPr>
+      </w:r>
     </w:p>
     <w:p>
       <w:pPr>
         <w:pStyle w:val="Heading2"/>
       </w:pPr>
       <w:r>
+        <w:rPr>
+          <w:lang w:val="en_US" w:bidi="en_US"/>
+        </w:rPr>
         <w:t>2 Thessalonians 1:2</w:t>
       </w:r>
-      <w:r/>
-    </w:p>
-    <w:p>
-      <w:r/>
-      <w:r>
+      <w:r>
+        <w:rPr>
+          <w:lang w:val="en_US" w:bidi="en_US"/>
+        </w:rPr>
+      </w:r>
+    </w:p>
+    <w:p>
+      <w:pPr/>
+      <w:r>
+        <w:rPr>
+          <w:lang w:val="en_US" w:bidi="en_US"/>
+        </w:rPr>
+      </w:r>
+      <w:r>
+        <w:rPr>
+          <w:lang w:val="en_US" w:bidi="en_US"/>
+        </w:rPr>
         <w:t>God our Father and the Lord Jesus Christ are coequal as the source of grace and peace. The Thessalonians’ hope was bound to God’s grace (</w:t>
       </w:r>
       <w:hyperlink r:id="rId13">
         <w:r>
           <w:rPr>
+            <w:lang w:val="en_US" w:bidi="en_US"/>
+          </w:rPr>
+          <w:rPr>
             <w:color w:val="0000EE"/>
             <w:u w:val="single"/>
           </w:rPr>
@@ -168,11 +314,17 @@
         </w:r>
       </w:hyperlink>
       <w:r>
+        <w:rPr>
+          <w:lang w:val="en_US" w:bidi="en_US"/>
+        </w:rPr>
         <w:t>), and even in persecution they could experience God-given peace (</w:t>
       </w:r>
       <w:hyperlink r:id="rId14">
         <w:r>
           <w:rPr>
+            <w:lang w:val="en_US" w:bidi="en_US"/>
+          </w:rPr>
+          <w:rPr>
             <w:color w:val="0000EE"/>
             <w:u w:val="single"/>
           </w:rPr>
@@ -180,58 +332,104 @@
         </w:r>
       </w:hyperlink>
       <w:r>
+        <w:rPr>
+          <w:lang w:val="en_US" w:bidi="en_US"/>
+        </w:rPr>
         <w:t>).</w:t>
       </w:r>
-      <w:r/>
-      <w:r/>
-    </w:p>
-    <w:p>
-      <w:r/>
+      <w:r>
+        <w:rPr>
+          <w:lang w:val="en_US" w:bidi="en_US"/>
+        </w:rPr>
+      </w:r>
+      <w:r>
+        <w:rPr>
+          <w:lang w:val="en_US" w:bidi="en_US"/>
+        </w:rPr>
+      </w:r>
+    </w:p>
+    <w:p>
+      <w:pPr/>
+      <w:r>
+        <w:rPr>
+          <w:lang w:val="en_US" w:bidi="en_US"/>
+        </w:rPr>
+      </w:r>
     </w:p>
     <w:p>
       <w:pPr>
         <w:pStyle w:val="Heading2"/>
       </w:pPr>
       <w:r>
+        <w:rPr>
+          <w:lang w:val="en_US" w:bidi="en_US"/>
+        </w:rPr>
         <w:t>2 Thessalonians 1:3</w:t>
       </w:r>
-      <w:r/>
-    </w:p>
-    <w:p>
-      <w:r/>
-      <w:r>
+      <w:r>
+        <w:rPr>
+          <w:lang w:val="en_US" w:bidi="en_US"/>
+        </w:rPr>
+      </w:r>
+    </w:p>
+    <w:p>
+      <w:pPr/>
+      <w:r>
+        <w:rPr>
+          <w:lang w:val="en_US" w:bidi="en_US"/>
+        </w:rPr>
+      </w:r>
+      <w:r>
+        <w:rPr>
+          <w:lang w:val="en_US" w:bidi="en_US"/>
+        </w:rPr>
         <w:t>Dear brothers and sisters: Greek adelphoi</w:t>
       </w:r>
       <w:r>
         <w:rPr>
           <w:i/>
+          <w:lang w:val="en_US" w:bidi="en_US"/>
         </w:rPr>
         <w:t>,</w:t>
       </w:r>
       <w:r>
+        <w:rPr>
+          <w:lang w:val="en_US" w:bidi="en_US"/>
+        </w:rPr>
         <w:t xml:space="preserve"> a generic term that refers to members of the same family, both male and female. • thank God: Paul begins with thanksgiving for the Thessalonians’ faith</w:t>
       </w:r>
       <w:r>
         <w:rPr>
           <w:i/>
+          <w:lang w:val="en_US" w:bidi="en_US"/>
         </w:rPr>
         <w:t>,</w:t>
       </w:r>
       <w:r>
+        <w:rPr>
+          <w:lang w:val="en_US" w:bidi="en_US"/>
+        </w:rPr>
         <w:t xml:space="preserve"> love</w:t>
       </w:r>
       <w:r>
         <w:rPr>
           <w:i/>
+          <w:lang w:val="en_US" w:bidi="en_US"/>
         </w:rPr>
         <w:t>,</w:t>
       </w:r>
       <w:r>
+        <w:rPr>
+          <w:lang w:val="en_US" w:bidi="en_US"/>
+        </w:rPr>
         <w:t xml:space="preserve"> and “endurance” (</w:t>
       </w:r>
       <w:hyperlink r:id="rId15">
         <w:r>
           <w:rPr>
+            <w:lang w:val="en_US" w:bidi="en_US"/>
+          </w:rPr>
+          <w:rPr>
             <w:color w:val="0000EE"/>
             <w:u w:val="single"/>
           </w:rPr>
@@ -239,11 +437,17 @@
         </w:r>
       </w:hyperlink>
       <w:r>
+        <w:rPr>
+          <w:lang w:val="en_US" w:bidi="en_US"/>
+        </w:rPr>
         <w:t xml:space="preserve">). These fundamental Christian virtues (see </w:t>
       </w:r>
       <w:hyperlink r:id="rId16">
         <w:r>
           <w:rPr>
+            <w:lang w:val="en_US" w:bidi="en_US"/>
+          </w:rPr>
+          <w:rPr>
             <w:color w:val="0000EE"/>
             <w:u w:val="single"/>
           </w:rPr>
@@ -251,11 +455,17 @@
         </w:r>
       </w:hyperlink>
       <w:r>
+        <w:rPr>
+          <w:lang w:val="en_US" w:bidi="en_US"/>
+        </w:rPr>
         <w:t xml:space="preserve">; </w:t>
       </w:r>
       <w:hyperlink r:id="rId17">
         <w:r>
           <w:rPr>
+            <w:lang w:val="en_US" w:bidi="en_US"/>
+          </w:rPr>
+          <w:rPr>
             <w:color w:val="0000EE"/>
             <w:u w:val="single"/>
           </w:rPr>
@@ -263,11 +473,17 @@
         </w:r>
       </w:hyperlink>
       <w:r>
+        <w:rPr>
+          <w:lang w:val="en_US" w:bidi="en_US"/>
+        </w:rPr>
         <w:t xml:space="preserve">; </w:t>
       </w:r>
       <w:hyperlink r:id="rId18">
         <w:r>
           <w:rPr>
+            <w:lang w:val="en_US" w:bidi="en_US"/>
+          </w:rPr>
+          <w:rPr>
             <w:color w:val="0000EE"/>
             <w:u w:val="single"/>
           </w:rPr>
@@ -275,11 +491,17 @@
         </w:r>
       </w:hyperlink>
       <w:r>
+        <w:rPr>
+          <w:lang w:val="en_US" w:bidi="en_US"/>
+        </w:rPr>
         <w:t xml:space="preserve">; </w:t>
       </w:r>
       <w:hyperlink r:id="rId19">
         <w:r>
           <w:rPr>
+            <w:lang w:val="en_US" w:bidi="en_US"/>
+          </w:rPr>
+          <w:rPr>
             <w:color w:val="0000EE"/>
             <w:u w:val="single"/>
           </w:rPr>
@@ -287,11 +509,17 @@
         </w:r>
       </w:hyperlink>
       <w:r>
+        <w:rPr>
+          <w:lang w:val="en_US" w:bidi="en_US"/>
+        </w:rPr>
         <w:t>) were maturing in the church despite the persecution they endured (</w:t>
       </w:r>
       <w:hyperlink r:id="rId20">
         <w:r>
           <w:rPr>
+            <w:lang w:val="en_US" w:bidi="en_US"/>
+          </w:rPr>
+          <w:rPr>
             <w:color w:val="0000EE"/>
             <w:u w:val="single"/>
           </w:rPr>
@@ -299,31 +527,65 @@
         </w:r>
       </w:hyperlink>
       <w:r>
+        <w:rPr>
+          <w:lang w:val="en_US" w:bidi="en_US"/>
+        </w:rPr>
         <w:t>).</w:t>
       </w:r>
-      <w:r/>
-      <w:r/>
-    </w:p>
-    <w:p>
-      <w:r/>
+      <w:r>
+        <w:rPr>
+          <w:lang w:val="en_US" w:bidi="en_US"/>
+        </w:rPr>
+      </w:r>
+      <w:r>
+        <w:rPr>
+          <w:lang w:val="en_US" w:bidi="en_US"/>
+        </w:rPr>
+      </w:r>
+    </w:p>
+    <w:p>
+      <w:pPr/>
+      <w:r>
+        <w:rPr>
+          <w:lang w:val="en_US" w:bidi="en_US"/>
+        </w:rPr>
+      </w:r>
     </w:p>
     <w:p>
       <w:pPr>
         <w:pStyle w:val="Heading2"/>
       </w:pPr>
       <w:r>
+        <w:rPr>
+          <w:lang w:val="en_US" w:bidi="en_US"/>
+        </w:rPr>
         <w:t>2 Thessalonians 1:3–10</w:t>
       </w:r>
-      <w:r/>
-    </w:p>
-    <w:p>
-      <w:r/>
-      <w:r>
+      <w:r>
+        <w:rPr>
+          <w:lang w:val="en_US" w:bidi="en_US"/>
+        </w:rPr>
+      </w:r>
+    </w:p>
+    <w:p>
+      <w:pPr/>
+      <w:r>
+        <w:rPr>
+          <w:lang w:val="en_US" w:bidi="en_US"/>
+        </w:rPr>
+      </w:r>
+      <w:r>
+        <w:rPr>
+          <w:lang w:val="en_US" w:bidi="en_US"/>
+        </w:rPr>
         <w:t>After thanking God for the Thessalonian church (</w:t>
       </w:r>
       <w:hyperlink r:id="rId21">
         <w:r>
           <w:rPr>
+            <w:lang w:val="en_US" w:bidi="en_US"/>
+          </w:rPr>
+          <w:rPr>
             <w:color w:val="0000EE"/>
             <w:u w:val="single"/>
           </w:rPr>
@@ -331,11 +593,17 @@
         </w:r>
       </w:hyperlink>
       <w:r>
+        <w:rPr>
+          <w:lang w:val="en_US" w:bidi="en_US"/>
+        </w:rPr>
         <w:t>), Paul writes about persecution (</w:t>
       </w:r>
       <w:hyperlink r:id="rId15">
         <w:r>
           <w:rPr>
+            <w:lang w:val="en_US" w:bidi="en_US"/>
+          </w:rPr>
+          <w:rPr>
             <w:color w:val="0000EE"/>
             <w:u w:val="single"/>
           </w:rPr>
@@ -343,11 +611,17 @@
         </w:r>
       </w:hyperlink>
       <w:r>
+        <w:rPr>
+          <w:lang w:val="en_US" w:bidi="en_US"/>
+        </w:rPr>
         <w:t>), which had intensified since his first letter (</w:t>
       </w:r>
       <w:hyperlink r:id="rId22">
         <w:r>
           <w:rPr>
+            <w:lang w:val="en_US" w:bidi="en_US"/>
+          </w:rPr>
+          <w:rPr>
             <w:color w:val="0000EE"/>
             <w:u w:val="single"/>
           </w:rPr>
@@ -355,11 +629,17 @@
         </w:r>
       </w:hyperlink>
       <w:r>
+        <w:rPr>
+          <w:lang w:val="en_US" w:bidi="en_US"/>
+        </w:rPr>
         <w:t xml:space="preserve">; </w:t>
       </w:r>
       <w:hyperlink r:id="rId23">
         <w:r>
           <w:rPr>
+            <w:lang w:val="en_US" w:bidi="en_US"/>
+          </w:rPr>
+          <w:rPr>
             <w:color w:val="0000EE"/>
             <w:u w:val="single"/>
           </w:rPr>
@@ -367,11 +647,17 @@
         </w:r>
       </w:hyperlink>
       <w:r>
+        <w:rPr>
+          <w:lang w:val="en_US" w:bidi="en_US"/>
+        </w:rPr>
         <w:t xml:space="preserve">; </w:t>
       </w:r>
       <w:hyperlink r:id="rId24">
         <w:r>
           <w:rPr>
+            <w:lang w:val="en_US" w:bidi="en_US"/>
+          </w:rPr>
+          <w:rPr>
             <w:color w:val="0000EE"/>
             <w:u w:val="single"/>
           </w:rPr>
@@ -379,11 +665,17 @@
         </w:r>
       </w:hyperlink>
       <w:r>
+        <w:rPr>
+          <w:lang w:val="en_US" w:bidi="en_US"/>
+        </w:rPr>
         <w:t>). God will relieve their suffering (</w:t>
       </w:r>
       <w:hyperlink r:id="rId25">
         <w:r>
           <w:rPr>
+            <w:lang w:val="en_US" w:bidi="en_US"/>
+          </w:rPr>
+          <w:rPr>
             <w:color w:val="0000EE"/>
             <w:u w:val="single"/>
           </w:rPr>
@@ -391,31 +683,65 @@
         </w:r>
       </w:hyperlink>
       <w:r>
+        <w:rPr>
+          <w:lang w:val="en_US" w:bidi="en_US"/>
+        </w:rPr>
         <w:t>) and judge their persecutors.</w:t>
       </w:r>
-      <w:r/>
-      <w:r/>
-    </w:p>
-    <w:p>
-      <w:r/>
+      <w:r>
+        <w:rPr>
+          <w:lang w:val="en_US" w:bidi="en_US"/>
+        </w:rPr>
+      </w:r>
+      <w:r>
+        <w:rPr>
+          <w:lang w:val="en_US" w:bidi="en_US"/>
+        </w:rPr>
+      </w:r>
+    </w:p>
+    <w:p>
+      <w:pPr/>
+      <w:r>
+        <w:rPr>
+          <w:lang w:val="en_US" w:bidi="en_US"/>
+        </w:rPr>
+      </w:r>
     </w:p>
     <w:p>
       <w:pPr>
         <w:pStyle w:val="Heading2"/>
       </w:pPr>
       <w:r>
+        <w:rPr>
+          <w:lang w:val="en_US" w:bidi="en_US"/>
+        </w:rPr>
         <w:t>2 Thessalonians 1:4</w:t>
       </w:r>
-      <w:r/>
-    </w:p>
-    <w:p>
-      <w:r/>
-      <w:r>
+      <w:r>
+        <w:rPr>
+          <w:lang w:val="en_US" w:bidi="en_US"/>
+        </w:rPr>
+      </w:r>
+    </w:p>
+    <w:p>
+      <w:pPr/>
+      <w:r>
+        <w:rPr>
+          <w:lang w:val="en_US" w:bidi="en_US"/>
+        </w:rPr>
+      </w:r>
+      <w:r>
+        <w:rPr>
+          <w:lang w:val="en_US" w:bidi="en_US"/>
+        </w:rPr>
         <w:t>Paul’s boasting to other churches about the Thessalonians’ endurance and faithfulness would stimulate the church’s resolve to endure and remain faithful in the face of great hostility (</w:t>
       </w:r>
       <w:hyperlink r:id="rId23">
         <w:r>
           <w:rPr>
+            <w:lang w:val="en_US" w:bidi="en_US"/>
+          </w:rPr>
+          <w:rPr>
             <w:color w:val="0000EE"/>
             <w:u w:val="single"/>
           </w:rPr>
@@ -423,11 +749,17 @@
         </w:r>
       </w:hyperlink>
       <w:r>
+        <w:rPr>
+          <w:lang w:val="en_US" w:bidi="en_US"/>
+        </w:rPr>
         <w:t xml:space="preserve">; </w:t>
       </w:r>
       <w:hyperlink r:id="rId24">
         <w:r>
           <w:rPr>
+            <w:lang w:val="en_US" w:bidi="en_US"/>
+          </w:rPr>
+          <w:rPr>
             <w:color w:val="0000EE"/>
             <w:u w:val="single"/>
           </w:rPr>
@@ -435,31 +767,65 @@
         </w:r>
       </w:hyperlink>
       <w:r>
+        <w:rPr>
+          <w:lang w:val="en_US" w:bidi="en_US"/>
+        </w:rPr>
         <w:t>).</w:t>
       </w:r>
-      <w:r/>
-      <w:r/>
-    </w:p>
-    <w:p>
-      <w:r/>
+      <w:r>
+        <w:rPr>
+          <w:lang w:val="en_US" w:bidi="en_US"/>
+        </w:rPr>
+      </w:r>
+      <w:r>
+        <w:rPr>
+          <w:lang w:val="en_US" w:bidi="en_US"/>
+        </w:rPr>
+      </w:r>
+    </w:p>
+    <w:p>
+      <w:pPr/>
+      <w:r>
+        <w:rPr>
+          <w:lang w:val="en_US" w:bidi="en_US"/>
+        </w:rPr>
+      </w:r>
     </w:p>
     <w:p>
       <w:pPr>
         <w:pStyle w:val="Heading2"/>
       </w:pPr>
       <w:r>
+        <w:rPr>
+          <w:lang w:val="en_US" w:bidi="en_US"/>
+        </w:rPr>
         <w:t>2 Thessalonians 1:5</w:t>
       </w:r>
-      <w:r/>
-    </w:p>
-    <w:p>
-      <w:r/>
-      <w:r>
+      <w:r>
+        <w:rPr>
+          <w:lang w:val="en_US" w:bidi="en_US"/>
+        </w:rPr>
+      </w:r>
+    </w:p>
+    <w:p>
+      <w:pPr/>
+      <w:r>
+        <w:rPr>
+          <w:lang w:val="en_US" w:bidi="en_US"/>
+        </w:rPr>
+      </w:r>
+      <w:r>
+        <w:rPr>
+          <w:lang w:val="en_US" w:bidi="en_US"/>
+        </w:rPr>
         <w:t>Those called by God to enter his Kingdom will suffer for it (</w:t>
       </w:r>
       <w:hyperlink r:id="rId26">
         <w:r>
           <w:rPr>
+            <w:lang w:val="en_US" w:bidi="en_US"/>
+          </w:rPr>
+          <w:rPr>
             <w:color w:val="0000EE"/>
             <w:u w:val="single"/>
           </w:rPr>
@@ -467,11 +833,17 @@
         </w:r>
       </w:hyperlink>
       <w:r>
+        <w:rPr>
+          <w:lang w:val="en_US" w:bidi="en_US"/>
+        </w:rPr>
         <w:t xml:space="preserve">; </w:t>
       </w:r>
       <w:hyperlink r:id="rId27">
         <w:r>
           <w:rPr>
+            <w:lang w:val="en_US" w:bidi="en_US"/>
+          </w:rPr>
+          <w:rPr>
             <w:color w:val="0000EE"/>
             <w:u w:val="single"/>
           </w:rPr>
@@ -479,31 +851,65 @@
         </w:r>
       </w:hyperlink>
       <w:r>
+        <w:rPr>
+          <w:lang w:val="en_US" w:bidi="en_US"/>
+        </w:rPr>
         <w:t>).</w:t>
       </w:r>
-      <w:r/>
-      <w:r/>
-    </w:p>
-    <w:p>
-      <w:r/>
+      <w:r>
+        <w:rPr>
+          <w:lang w:val="en_US" w:bidi="en_US"/>
+        </w:rPr>
+      </w:r>
+      <w:r>
+        <w:rPr>
+          <w:lang w:val="en_US" w:bidi="en_US"/>
+        </w:rPr>
+      </w:r>
+    </w:p>
+    <w:p>
+      <w:pPr/>
+      <w:r>
+        <w:rPr>
+          <w:lang w:val="en_US" w:bidi="en_US"/>
+        </w:rPr>
+      </w:r>
     </w:p>
     <w:p>
       <w:pPr>
         <w:pStyle w:val="Heading2"/>
       </w:pPr>
       <w:r>
+        <w:rPr>
+          <w:lang w:val="en_US" w:bidi="en_US"/>
+        </w:rPr>
         <w:t>2 Thessalonians 1:7</w:t>
       </w:r>
-      <w:r/>
-    </w:p>
-    <w:p>
-      <w:r/>
-      <w:r>
+      <w:r>
+        <w:rPr>
+          <w:lang w:val="en_US" w:bidi="en_US"/>
+        </w:rPr>
+      </w:r>
+    </w:p>
+    <w:p>
+      <w:pPr/>
+      <w:r>
+        <w:rPr>
+          <w:lang w:val="en_US" w:bidi="en_US"/>
+        </w:rPr>
+      </w:r>
+      <w:r>
+        <w:rPr>
+          <w:lang w:val="en_US" w:bidi="en_US"/>
+        </w:rPr>
         <w:t>rest: Relief from suffering. • Elsewhere, Paul speaks of Christ’s “coming” (</w:t>
       </w:r>
       <w:hyperlink r:id="rId28">
         <w:r>
           <w:rPr>
+            <w:lang w:val="en_US" w:bidi="en_US"/>
+          </w:rPr>
+          <w:rPr>
             <w:color w:val="0000EE"/>
             <w:u w:val="single"/>
           </w:rPr>
@@ -511,11 +917,17 @@
         </w:r>
       </w:hyperlink>
       <w:r>
+        <w:rPr>
+          <w:lang w:val="en_US" w:bidi="en_US"/>
+        </w:rPr>
         <w:t xml:space="preserve">; </w:t>
       </w:r>
       <w:hyperlink r:id="rId29">
         <w:r>
           <w:rPr>
+            <w:lang w:val="en_US" w:bidi="en_US"/>
+          </w:rPr>
+          <w:rPr>
             <w:color w:val="0000EE"/>
             <w:u w:val="single"/>
           </w:rPr>
@@ -523,11 +935,17 @@
         </w:r>
       </w:hyperlink>
       <w:r>
+        <w:rPr>
+          <w:lang w:val="en_US" w:bidi="en_US"/>
+        </w:rPr>
         <w:t xml:space="preserve">; </w:t>
       </w:r>
       <w:hyperlink r:id="rId30">
         <w:r>
           <w:rPr>
+            <w:lang w:val="en_US" w:bidi="en_US"/>
+          </w:rPr>
+          <w:rPr>
             <w:color w:val="0000EE"/>
             <w:u w:val="single"/>
           </w:rPr>
@@ -535,11 +953,17 @@
         </w:r>
       </w:hyperlink>
       <w:r>
+        <w:rPr>
+          <w:lang w:val="en_US" w:bidi="en_US"/>
+        </w:rPr>
         <w:t xml:space="preserve">; </w:t>
       </w:r>
       <w:hyperlink r:id="rId31">
         <w:r>
           <w:rPr>
+            <w:lang w:val="en_US" w:bidi="en_US"/>
+          </w:rPr>
+          <w:rPr>
             <w:color w:val="0000EE"/>
             <w:u w:val="single"/>
           </w:rPr>
@@ -547,11 +971,17 @@
         </w:r>
       </w:hyperlink>
       <w:r>
+        <w:rPr>
+          <w:lang w:val="en_US" w:bidi="en_US"/>
+        </w:rPr>
         <w:t xml:space="preserve">; </w:t>
       </w:r>
       <w:hyperlink r:id="rId32">
         <w:r>
           <w:rPr>
+            <w:lang w:val="en_US" w:bidi="en_US"/>
+          </w:rPr>
+          <w:rPr>
             <w:color w:val="0000EE"/>
             <w:u w:val="single"/>
           </w:rPr>
@@ -559,11 +989,17 @@
         </w:r>
       </w:hyperlink>
       <w:r>
+        <w:rPr>
+          <w:lang w:val="en_US" w:bidi="en_US"/>
+        </w:rPr>
         <w:t xml:space="preserve">); here, he speaks of the event as the “appearing” or “unveiling” of the Lord Jesus, who cannot currently be seen physically (cp. </w:t>
       </w:r>
       <w:hyperlink r:id="rId33">
         <w:r>
           <w:rPr>
+            <w:lang w:val="en_US" w:bidi="en_US"/>
+          </w:rPr>
+          <w:rPr>
             <w:color w:val="0000EE"/>
             <w:u w:val="single"/>
           </w:rPr>
@@ -571,11 +1007,17 @@
         </w:r>
       </w:hyperlink>
       <w:r>
+        <w:rPr>
+          <w:lang w:val="en_US" w:bidi="en_US"/>
+        </w:rPr>
         <w:t xml:space="preserve">; </w:t>
       </w:r>
       <w:hyperlink r:id="rId34">
         <w:r>
           <w:rPr>
+            <w:lang w:val="en_US" w:bidi="en_US"/>
+          </w:rPr>
+          <w:rPr>
             <w:color w:val="0000EE"/>
             <w:u w:val="single"/>
           </w:rPr>
@@ -583,31 +1025,65 @@
         </w:r>
       </w:hyperlink>
       <w:r>
+        <w:rPr>
+          <w:lang w:val="en_US" w:bidi="en_US"/>
+        </w:rPr>
         <w:t>).</w:t>
       </w:r>
-      <w:r/>
-      <w:r/>
-    </w:p>
-    <w:p>
-      <w:r/>
+      <w:r>
+        <w:rPr>
+          <w:lang w:val="en_US" w:bidi="en_US"/>
+        </w:rPr>
+      </w:r>
+      <w:r>
+        <w:rPr>
+          <w:lang w:val="en_US" w:bidi="en_US"/>
+        </w:rPr>
+      </w:r>
+    </w:p>
+    <w:p>
+      <w:pPr/>
+      <w:r>
+        <w:rPr>
+          <w:lang w:val="en_US" w:bidi="en_US"/>
+        </w:rPr>
+      </w:r>
     </w:p>
     <w:p>
       <w:pPr>
         <w:pStyle w:val="Heading2"/>
       </w:pPr>
       <w:r>
+        <w:rPr>
+          <w:lang w:val="en_US" w:bidi="en_US"/>
+        </w:rPr>
         <w:t>2 Thessalonians 1:9</w:t>
       </w:r>
-      <w:r/>
-    </w:p>
-    <w:p>
-      <w:r/>
-      <w:r>
+      <w:r>
+        <w:rPr>
+          <w:lang w:val="en_US" w:bidi="en_US"/>
+        </w:rPr>
+      </w:r>
+    </w:p>
+    <w:p>
+      <w:pPr/>
+      <w:r>
+        <w:rPr>
+          <w:lang w:val="en_US" w:bidi="en_US"/>
+        </w:rPr>
+      </w:r>
+      <w:r>
+        <w:rPr>
+          <w:lang w:val="en_US" w:bidi="en_US"/>
+        </w:rPr>
         <w:t>They will be punished for rejecting the message about Christ (</w:t>
       </w:r>
       <w:hyperlink r:id="rId35">
         <w:r>
           <w:rPr>
+            <w:lang w:val="en_US" w:bidi="en_US"/>
+          </w:rPr>
+          <w:rPr>
             <w:color w:val="0000EE"/>
             <w:u w:val="single"/>
           </w:rPr>
@@ -615,11 +1091,17 @@
         </w:r>
       </w:hyperlink>
       <w:r>
+        <w:rPr>
+          <w:lang w:val="en_US" w:bidi="en_US"/>
+        </w:rPr>
         <w:t xml:space="preserve">). • Eternal destruction (see </w:t>
       </w:r>
       <w:hyperlink r:id="rId36">
         <w:r>
           <w:rPr>
+            <w:lang w:val="en_US" w:bidi="en_US"/>
+          </w:rPr>
+          <w:rPr>
             <w:color w:val="0000EE"/>
             <w:u w:val="single"/>
           </w:rPr>
@@ -627,11 +1109,17 @@
         </w:r>
       </w:hyperlink>
       <w:r>
+        <w:rPr>
+          <w:lang w:val="en_US" w:bidi="en_US"/>
+        </w:rPr>
         <w:t xml:space="preserve">; </w:t>
       </w:r>
       <w:hyperlink r:id="rId37">
         <w:r>
           <w:rPr>
+            <w:lang w:val="en_US" w:bidi="en_US"/>
+          </w:rPr>
+          <w:rPr>
             <w:color w:val="0000EE"/>
             <w:u w:val="single"/>
           </w:rPr>
@@ -639,11 +1127,17 @@
         </w:r>
       </w:hyperlink>
       <w:r>
+        <w:rPr>
+          <w:lang w:val="en_US" w:bidi="en_US"/>
+        </w:rPr>
         <w:t>) is irrevocable. • Separated from the Lord refers to the source of the judgment to come (</w:t>
       </w:r>
       <w:hyperlink r:id="rId38">
         <w:r>
           <w:rPr>
+            <w:lang w:val="en_US" w:bidi="en_US"/>
+          </w:rPr>
+          <w:rPr>
             <w:color w:val="0000EE"/>
             <w:u w:val="single"/>
           </w:rPr>
@@ -651,11 +1145,17 @@
         </w:r>
       </w:hyperlink>
       <w:r>
+        <w:rPr>
+          <w:lang w:val="en_US" w:bidi="en_US"/>
+        </w:rPr>
         <w:t xml:space="preserve">, </w:t>
       </w:r>
       <w:hyperlink r:id="rId39">
         <w:r>
           <w:rPr>
+            <w:lang w:val="en_US" w:bidi="en_US"/>
+          </w:rPr>
+          <w:rPr>
             <w:color w:val="0000EE"/>
             <w:u w:val="single"/>
           </w:rPr>
@@ -663,11 +1163,17 @@
         </w:r>
       </w:hyperlink>
       <w:r>
+        <w:rPr>
+          <w:lang w:val="en_US" w:bidi="en_US"/>
+        </w:rPr>
         <w:t xml:space="preserve">, </w:t>
       </w:r>
       <w:hyperlink r:id="rId40">
         <w:r>
           <w:rPr>
+            <w:lang w:val="en_US" w:bidi="en_US"/>
+          </w:rPr>
+          <w:rPr>
             <w:color w:val="0000EE"/>
             <w:u w:val="single"/>
           </w:rPr>
@@ -675,31 +1181,65 @@
         </w:r>
       </w:hyperlink>
       <w:r>
+        <w:rPr>
+          <w:lang w:val="en_US" w:bidi="en_US"/>
+        </w:rPr>
         <w:t>).</w:t>
       </w:r>
-      <w:r/>
-      <w:r/>
-    </w:p>
-    <w:p>
-      <w:r/>
+      <w:r>
+        <w:rPr>
+          <w:lang w:val="en_US" w:bidi="en_US"/>
+        </w:rPr>
+      </w:r>
+      <w:r>
+        <w:rPr>
+          <w:lang w:val="en_US" w:bidi="en_US"/>
+        </w:rPr>
+      </w:r>
+    </w:p>
+    <w:p>
+      <w:pPr/>
+      <w:r>
+        <w:rPr>
+          <w:lang w:val="en_US" w:bidi="en_US"/>
+        </w:rPr>
+      </w:r>
     </w:p>
     <w:p>
       <w:pPr>
         <w:pStyle w:val="Heading2"/>
       </w:pPr>
       <w:r>
+        <w:rPr>
+          <w:lang w:val="en_US" w:bidi="en_US"/>
+        </w:rPr>
         <w:t>2 Thessalonians 1:10</w:t>
       </w:r>
-      <w:r/>
-    </w:p>
-    <w:p>
-      <w:r/>
-      <w:r>
+      <w:r>
+        <w:rPr>
+          <w:lang w:val="en_US" w:bidi="en_US"/>
+        </w:rPr>
+      </w:r>
+    </w:p>
+    <w:p>
+      <w:pPr/>
+      <w:r>
+        <w:rPr>
+          <w:lang w:val="en_US" w:bidi="en_US"/>
+        </w:rPr>
+      </w:r>
+      <w:r>
+        <w:rPr>
+          <w:lang w:val="en_US" w:bidi="en_US"/>
+        </w:rPr>
         <w:t>that day: The day of the Lord (</w:t>
       </w:r>
       <w:hyperlink r:id="rId41">
         <w:r>
           <w:rPr>
+            <w:lang w:val="en_US" w:bidi="en_US"/>
+          </w:rPr>
+          <w:rPr>
             <w:color w:val="0000EE"/>
             <w:u w:val="single"/>
           </w:rPr>
@@ -707,11 +1247,17 @@
         </w:r>
       </w:hyperlink>
       <w:r>
+        <w:rPr>
+          <w:lang w:val="en_US" w:bidi="en_US"/>
+        </w:rPr>
         <w:t xml:space="preserve">; </w:t>
       </w:r>
       <w:hyperlink r:id="rId42">
         <w:r>
           <w:rPr>
+            <w:lang w:val="en_US" w:bidi="en_US"/>
+          </w:rPr>
+          <w:rPr>
             <w:color w:val="0000EE"/>
             <w:u w:val="single"/>
           </w:rPr>
@@ -719,37 +1265,77 @@
         </w:r>
       </w:hyperlink>
       <w:r>
+        <w:rPr>
+          <w:lang w:val="en_US" w:bidi="en_US"/>
+        </w:rPr>
         <w:t>; see “</w:t>
       </w:r>
       <w:r>
+        <w:rPr>
+          <w:lang w:val="en_US" w:bidi="en_US"/>
+        </w:rPr>
         <w:t>The Day of the Lord</w:t>
       </w:r>
       <w:r>
+        <w:rPr>
+          <w:lang w:val="en_US" w:bidi="en_US"/>
+        </w:rPr>
         <w:t>” Theme Note).</w:t>
       </w:r>
-      <w:r/>
-      <w:r/>
-    </w:p>
-    <w:p>
-      <w:r/>
+      <w:r>
+        <w:rPr>
+          <w:lang w:val="en_US" w:bidi="en_US"/>
+        </w:rPr>
+      </w:r>
+      <w:r>
+        <w:rPr>
+          <w:lang w:val="en_US" w:bidi="en_US"/>
+        </w:rPr>
+      </w:r>
+    </w:p>
+    <w:p>
+      <w:pPr/>
+      <w:r>
+        <w:rPr>
+          <w:lang w:val="en_US" w:bidi="en_US"/>
+        </w:rPr>
+      </w:r>
     </w:p>
     <w:p>
       <w:pPr>
         <w:pStyle w:val="Heading2"/>
       </w:pPr>
       <w:r>
+        <w:rPr>
+          <w:lang w:val="en_US" w:bidi="en_US"/>
+        </w:rPr>
         <w:t>2 Thessalonians 1:11</w:t>
       </w:r>
-      <w:r/>
-    </w:p>
-    <w:p>
-      <w:r/>
-      <w:r>
+      <w:r>
+        <w:rPr>
+          <w:lang w:val="en_US" w:bidi="en_US"/>
+        </w:rPr>
+      </w:r>
+    </w:p>
+    <w:p>
+      <w:pPr/>
+      <w:r>
+        <w:rPr>
+          <w:lang w:val="en_US" w:bidi="en_US"/>
+        </w:rPr>
+      </w:r>
+      <w:r>
+        <w:rPr>
+          <w:lang w:val="en_US" w:bidi="en_US"/>
+        </w:rPr>
         <w:t>enable you to live a life worthy of his call: Paul had previously reminded the Thessalonians that God called them to conduct themselves “in a way that God would consider worthy” (</w:t>
       </w:r>
       <w:hyperlink r:id="rId27">
         <w:r>
           <w:rPr>
+            <w:lang w:val="en_US" w:bidi="en_US"/>
+          </w:rPr>
+          <w:rPr>
             <w:color w:val="0000EE"/>
             <w:u w:val="single"/>
           </w:rPr>
@@ -757,11 +1343,17 @@
         </w:r>
       </w:hyperlink>
       <w:r>
+        <w:rPr>
+          <w:lang w:val="en_US" w:bidi="en_US"/>
+        </w:rPr>
         <w:t xml:space="preserve">; see also </w:t>
       </w:r>
       <w:hyperlink r:id="rId43">
         <w:r>
           <w:rPr>
+            <w:lang w:val="en_US" w:bidi="en_US"/>
+          </w:rPr>
+          <w:rPr>
             <w:color w:val="0000EE"/>
             <w:u w:val="single"/>
           </w:rPr>
@@ -769,11 +1361,17 @@
         </w:r>
       </w:hyperlink>
       <w:r>
+        <w:rPr>
+          <w:lang w:val="en_US" w:bidi="en_US"/>
+        </w:rPr>
         <w:t xml:space="preserve">; </w:t>
       </w:r>
       <w:hyperlink r:id="rId44">
         <w:r>
           <w:rPr>
+            <w:lang w:val="en_US" w:bidi="en_US"/>
+          </w:rPr>
+          <w:rPr>
             <w:color w:val="0000EE"/>
             <w:u w:val="single"/>
           </w:rPr>
@@ -781,11 +1379,17 @@
         </w:r>
       </w:hyperlink>
       <w:r>
+        <w:rPr>
+          <w:lang w:val="en_US" w:bidi="en_US"/>
+        </w:rPr>
         <w:t xml:space="preserve">; </w:t>
       </w:r>
       <w:hyperlink r:id="rId45">
         <w:r>
           <w:rPr>
+            <w:lang w:val="en_US" w:bidi="en_US"/>
+          </w:rPr>
+          <w:rPr>
             <w:color w:val="0000EE"/>
             <w:u w:val="single"/>
           </w:rPr>
@@ -793,31 +1397,65 @@
         </w:r>
       </w:hyperlink>
       <w:r>
+        <w:rPr>
+          <w:lang w:val="en_US" w:bidi="en_US"/>
+        </w:rPr>
         <w:t>). • Paul prayed that God would give the Thessalonian Christians power to live and work in a manner that would please God.</w:t>
       </w:r>
-      <w:r/>
-      <w:r/>
-    </w:p>
-    <w:p>
-      <w:r/>
+      <w:r>
+        <w:rPr>
+          <w:lang w:val="en_US" w:bidi="en_US"/>
+        </w:rPr>
+      </w:r>
+      <w:r>
+        <w:rPr>
+          <w:lang w:val="en_US" w:bidi="en_US"/>
+        </w:rPr>
+      </w:r>
+    </w:p>
+    <w:p>
+      <w:pPr/>
+      <w:r>
+        <w:rPr>
+          <w:lang w:val="en_US" w:bidi="en_US"/>
+        </w:rPr>
+      </w:r>
     </w:p>
     <w:p>
       <w:pPr>
         <w:pStyle w:val="Heading2"/>
       </w:pPr>
       <w:r>
+        <w:rPr>
+          <w:lang w:val="en_US" w:bidi="en_US"/>
+        </w:rPr>
         <w:t>2 Thessalonians 1:11–12</w:t>
       </w:r>
-      <w:r/>
-    </w:p>
-    <w:p>
-      <w:r/>
-      <w:r>
+      <w:r>
+        <w:rPr>
+          <w:lang w:val="en_US" w:bidi="en_US"/>
+        </w:rPr>
+      </w:r>
+    </w:p>
+    <w:p>
+      <w:pPr/>
+      <w:r>
+        <w:rPr>
+          <w:lang w:val="en_US" w:bidi="en_US"/>
+        </w:rPr>
+      </w:r>
+      <w:r>
+        <w:rPr>
+          <w:lang w:val="en_US" w:bidi="en_US"/>
+        </w:rPr>
         <w:t>Paul assures the Thessalonian believers of God’s promised justice, both for them and their persecutors (</w:t>
       </w:r>
       <w:hyperlink r:id="rId25">
         <w:r>
           <w:rPr>
+            <w:lang w:val="en_US" w:bidi="en_US"/>
+          </w:rPr>
+          <w:rPr>
             <w:color w:val="0000EE"/>
             <w:u w:val="single"/>
           </w:rPr>
@@ -825,31 +1463,65 @@
         </w:r>
       </w:hyperlink>
       <w:r>
+        <w:rPr>
+          <w:lang w:val="en_US" w:bidi="en_US"/>
+        </w:rPr>
         <w:t>). Because future deliverance means carrying out present responsibilities, Paul prays that they will be found worthy at Christ’s return.</w:t>
       </w:r>
-      <w:r/>
-      <w:r/>
-    </w:p>
-    <w:p>
-      <w:r/>
+      <w:r>
+        <w:rPr>
+          <w:lang w:val="en_US" w:bidi="en_US"/>
+        </w:rPr>
+      </w:r>
+      <w:r>
+        <w:rPr>
+          <w:lang w:val="en_US" w:bidi="en_US"/>
+        </w:rPr>
+      </w:r>
+    </w:p>
+    <w:p>
+      <w:pPr/>
+      <w:r>
+        <w:rPr>
+          <w:lang w:val="en_US" w:bidi="en_US"/>
+        </w:rPr>
+      </w:r>
     </w:p>
     <w:p>
       <w:pPr>
         <w:pStyle w:val="Heading2"/>
       </w:pPr>
       <w:r>
+        <w:rPr>
+          <w:lang w:val="en_US" w:bidi="en_US"/>
+        </w:rPr>
         <w:t>2 Thessalonians 1:12</w:t>
       </w:r>
-      <w:r/>
-    </w:p>
-    <w:p>
-      <w:r/>
-      <w:r>
+      <w:r>
+        <w:rPr>
+          <w:lang w:val="en_US" w:bidi="en_US"/>
+        </w:rPr>
+      </w:r>
+    </w:p>
+    <w:p>
+      <w:pPr/>
+      <w:r>
+        <w:rPr>
+          <w:lang w:val="en_US" w:bidi="en_US"/>
+        </w:rPr>
+      </w:r>
+      <w:r>
+        <w:rPr>
+          <w:lang w:val="en_US" w:bidi="en_US"/>
+        </w:rPr>
         <w:t>Though the name of our Lord Jesus was rejected by the Thessalonians’ persecutors (</w:t>
       </w:r>
       <w:hyperlink r:id="rId35">
         <w:r>
           <w:rPr>
+            <w:lang w:val="en_US" w:bidi="en_US"/>
+          </w:rPr>
+          <w:rPr>
             <w:color w:val="0000EE"/>
             <w:u w:val="single"/>
           </w:rPr>
@@ -857,11 +1529,17 @@
         </w:r>
       </w:hyperlink>
       <w:r>
+        <w:rPr>
+          <w:lang w:val="en_US" w:bidi="en_US"/>
+        </w:rPr>
         <w:t>), Jesus will ultimately be glorified because of the lives of the believers. Further, they will be honored along with him (</w:t>
       </w:r>
       <w:hyperlink r:id="rId46">
         <w:r>
           <w:rPr>
+            <w:lang w:val="en_US" w:bidi="en_US"/>
+          </w:rPr>
+          <w:rPr>
             <w:color w:val="0000EE"/>
             <w:u w:val="single"/>
           </w:rPr>
@@ -869,11 +1547,17 @@
         </w:r>
       </w:hyperlink>
       <w:r>
+        <w:rPr>
+          <w:lang w:val="en_US" w:bidi="en_US"/>
+        </w:rPr>
         <w:t xml:space="preserve">; </w:t>
       </w:r>
       <w:hyperlink r:id="rId27">
         <w:r>
           <w:rPr>
+            <w:lang w:val="en_US" w:bidi="en_US"/>
+          </w:rPr>
+          <w:rPr>
             <w:color w:val="0000EE"/>
             <w:u w:val="single"/>
           </w:rPr>
@@ -881,11 +1565,17 @@
         </w:r>
       </w:hyperlink>
       <w:r>
+        <w:rPr>
+          <w:lang w:val="en_US" w:bidi="en_US"/>
+        </w:rPr>
         <w:t xml:space="preserve">; cp. </w:t>
       </w:r>
       <w:hyperlink r:id="rId47">
         <w:r>
           <w:rPr>
+            <w:lang w:val="en_US" w:bidi="en_US"/>
+          </w:rPr>
+          <w:rPr>
             <w:color w:val="0000EE"/>
             <w:u w:val="single"/>
           </w:rPr>
@@ -893,11 +1583,17 @@
         </w:r>
       </w:hyperlink>
       <w:r>
+        <w:rPr>
+          <w:lang w:val="en_US" w:bidi="en_US"/>
+        </w:rPr>
         <w:t xml:space="preserve">; </w:t>
       </w:r>
       <w:hyperlink r:id="rId48">
         <w:r>
           <w:rPr>
+            <w:lang w:val="en_US" w:bidi="en_US"/>
+          </w:rPr>
+          <w:rPr>
             <w:color w:val="0000EE"/>
             <w:u w:val="single"/>
           </w:rPr>
@@ -905,11 +1601,17 @@
         </w:r>
       </w:hyperlink>
       <w:r>
+        <w:rPr>
+          <w:lang w:val="en_US" w:bidi="en_US"/>
+        </w:rPr>
         <w:t xml:space="preserve">). Cp. </w:t>
       </w:r>
       <w:hyperlink r:id="rId49">
         <w:r>
           <w:rPr>
+            <w:lang w:val="en_US" w:bidi="en_US"/>
+          </w:rPr>
+          <w:rPr>
             <w:color w:val="0000EE"/>
             <w:u w:val="single"/>
           </w:rPr>
@@ -917,31 +1619,65 @@
         </w:r>
       </w:hyperlink>
       <w:r>
+        <w:rPr>
+          <w:lang w:val="en_US" w:bidi="en_US"/>
+        </w:rPr>
         <w:t>.</w:t>
       </w:r>
-      <w:r/>
-      <w:r/>
-    </w:p>
-    <w:p>
-      <w:r/>
+      <w:r>
+        <w:rPr>
+          <w:lang w:val="en_US" w:bidi="en_US"/>
+        </w:rPr>
+      </w:r>
+      <w:r>
+        <w:rPr>
+          <w:lang w:val="en_US" w:bidi="en_US"/>
+        </w:rPr>
+      </w:r>
+    </w:p>
+    <w:p>
+      <w:pPr/>
+      <w:r>
+        <w:rPr>
+          <w:lang w:val="en_US" w:bidi="en_US"/>
+        </w:rPr>
+      </w:r>
     </w:p>
     <w:p>
       <w:pPr>
         <w:pStyle w:val="Heading2"/>
       </w:pPr>
       <w:r>
+        <w:rPr>
+          <w:lang w:val="en_US" w:bidi="en_US"/>
+        </w:rPr>
         <w:t>2 Thessalonians 2:1</w:t>
       </w:r>
-      <w:r/>
-    </w:p>
-    <w:p>
-      <w:r/>
-      <w:r>
+      <w:r>
+        <w:rPr>
+          <w:lang w:val="en_US" w:bidi="en_US"/>
+        </w:rPr>
+      </w:r>
+    </w:p>
+    <w:p>
+      <w:pPr/>
+      <w:r>
+        <w:rPr>
+          <w:lang w:val="en_US" w:bidi="en_US"/>
+        </w:rPr>
+      </w:r>
+      <w:r>
+        <w:rPr>
+          <w:lang w:val="en_US" w:bidi="en_US"/>
+        </w:rPr>
         <w:t>At the coming of our Lord Jesus Christ (</w:t>
       </w:r>
       <w:hyperlink r:id="rId50">
         <w:r>
           <w:rPr>
+            <w:lang w:val="en_US" w:bidi="en_US"/>
+          </w:rPr>
+          <w:rPr>
             <w:color w:val="0000EE"/>
             <w:u w:val="single"/>
           </w:rPr>
@@ -949,11 +1685,17 @@
         </w:r>
       </w:hyperlink>
       <w:r>
+        <w:rPr>
+          <w:lang w:val="en_US" w:bidi="en_US"/>
+        </w:rPr>
         <w:t xml:space="preserve">; </w:t>
       </w:r>
       <w:hyperlink r:id="rId29">
         <w:r>
           <w:rPr>
+            <w:lang w:val="en_US" w:bidi="en_US"/>
+          </w:rPr>
+          <w:rPr>
             <w:color w:val="0000EE"/>
             <w:u w:val="single"/>
           </w:rPr>
@@ -961,11 +1703,17 @@
         </w:r>
       </w:hyperlink>
       <w:r>
+        <w:rPr>
+          <w:lang w:val="en_US" w:bidi="en_US"/>
+        </w:rPr>
         <w:t xml:space="preserve">; </w:t>
       </w:r>
       <w:hyperlink r:id="rId30">
         <w:r>
           <w:rPr>
+            <w:lang w:val="en_US" w:bidi="en_US"/>
+          </w:rPr>
+          <w:rPr>
             <w:color w:val="0000EE"/>
             <w:u w:val="single"/>
           </w:rPr>
@@ -973,11 +1721,17 @@
         </w:r>
       </w:hyperlink>
       <w:r>
+        <w:rPr>
+          <w:lang w:val="en_US" w:bidi="en_US"/>
+        </w:rPr>
         <w:t xml:space="preserve">; </w:t>
       </w:r>
       <w:hyperlink r:id="rId51">
         <w:r>
           <w:rPr>
+            <w:lang w:val="en_US" w:bidi="en_US"/>
+          </w:rPr>
+          <w:rPr>
             <w:color w:val="0000EE"/>
             <w:u w:val="single"/>
           </w:rPr>
@@ -985,11 +1739,17 @@
         </w:r>
       </w:hyperlink>
       <w:r>
+        <w:rPr>
+          <w:lang w:val="en_US" w:bidi="en_US"/>
+        </w:rPr>
         <w:t xml:space="preserve">; </w:t>
       </w:r>
       <w:hyperlink r:id="rId32">
         <w:r>
           <w:rPr>
+            <w:lang w:val="en_US" w:bidi="en_US"/>
+          </w:rPr>
+          <w:rPr>
             <w:color w:val="0000EE"/>
             <w:u w:val="single"/>
           </w:rPr>
@@ -997,11 +1757,17 @@
         </w:r>
       </w:hyperlink>
       <w:r>
+        <w:rPr>
+          <w:lang w:val="en_US" w:bidi="en_US"/>
+        </w:rPr>
         <w:t>), all of his people will be gathered to meet him. This will occur at the resurrection and rapture of the church (</w:t>
       </w:r>
       <w:hyperlink r:id="rId52">
         <w:r>
           <w:rPr>
+            <w:lang w:val="en_US" w:bidi="en_US"/>
+          </w:rPr>
+          <w:rPr>
             <w:color w:val="0000EE"/>
             <w:u w:val="single"/>
           </w:rPr>
@@ -1009,31 +1775,65 @@
         </w:r>
       </w:hyperlink>
       <w:r>
+        <w:rPr>
+          <w:lang w:val="en_US" w:bidi="en_US"/>
+        </w:rPr>
         <w:t>).</w:t>
       </w:r>
-      <w:r/>
-      <w:r/>
-    </w:p>
-    <w:p>
-      <w:r/>
+      <w:r>
+        <w:rPr>
+          <w:lang w:val="en_US" w:bidi="en_US"/>
+        </w:rPr>
+      </w:r>
+      <w:r>
+        <w:rPr>
+          <w:lang w:val="en_US" w:bidi="en_US"/>
+        </w:rPr>
+      </w:r>
+    </w:p>
+    <w:p>
+      <w:pPr/>
+      <w:r>
+        <w:rPr>
+          <w:lang w:val="en_US" w:bidi="en_US"/>
+        </w:rPr>
+      </w:r>
     </w:p>
     <w:p>
       <w:pPr>
         <w:pStyle w:val="Heading2"/>
       </w:pPr>
       <w:r>
+        <w:rPr>
+          <w:lang w:val="en_US" w:bidi="en_US"/>
+        </w:rPr>
         <w:t>2 Thessalonians 2:1–12</w:t>
       </w:r>
-      <w:r/>
-    </w:p>
-    <w:p>
-      <w:r/>
-      <w:r>
+      <w:r>
+        <w:rPr>
+          <w:lang w:val="en_US" w:bidi="en_US"/>
+        </w:rPr>
+      </w:r>
+    </w:p>
+    <w:p>
+      <w:pPr/>
+      <w:r>
+        <w:rPr>
+          <w:lang w:val="en_US" w:bidi="en_US"/>
+        </w:rPr>
+      </w:r>
+      <w:r>
+        <w:rPr>
+          <w:lang w:val="en_US" w:bidi="en_US"/>
+        </w:rPr>
         <w:t>False teaching about the day of the Lord had disturbed the Thessalonian church (</w:t>
       </w:r>
       <w:hyperlink r:id="rId53">
         <w:r>
           <w:rPr>
+            <w:lang w:val="en_US" w:bidi="en_US"/>
+          </w:rPr>
+          <w:rPr>
             <w:color w:val="0000EE"/>
             <w:u w:val="single"/>
           </w:rPr>
@@ -1041,11 +1841,17 @@
         </w:r>
       </w:hyperlink>
       <w:r>
+        <w:rPr>
+          <w:lang w:val="en_US" w:bidi="en_US"/>
+        </w:rPr>
         <w:t>). Paul reminds them (</w:t>
       </w:r>
       <w:hyperlink r:id="rId54">
         <w:r>
           <w:rPr>
+            <w:lang w:val="en_US" w:bidi="en_US"/>
+          </w:rPr>
+          <w:rPr>
             <w:color w:val="0000EE"/>
             <w:u w:val="single"/>
           </w:rPr>
@@ -1053,11 +1859,17 @@
         </w:r>
       </w:hyperlink>
       <w:r>
+        <w:rPr>
+          <w:lang w:val="en_US" w:bidi="en_US"/>
+        </w:rPr>
         <w:t>) that two events will precede that day: a great apostasy and the unveiling of the man of lawlessness (</w:t>
       </w:r>
       <w:hyperlink r:id="rId55">
         <w:r>
           <w:rPr>
+            <w:lang w:val="en_US" w:bidi="en_US"/>
+          </w:rPr>
+          <w:rPr>
             <w:color w:val="0000EE"/>
             <w:u w:val="single"/>
           </w:rPr>
@@ -1065,11 +1877,17 @@
         </w:r>
       </w:hyperlink>
       <w:r>
+        <w:rPr>
+          <w:lang w:val="en_US" w:bidi="en_US"/>
+        </w:rPr>
         <w:t>). Christ will destroy this man when he returns (</w:t>
       </w:r>
       <w:hyperlink r:id="rId56">
         <w:r>
           <w:rPr>
+            <w:lang w:val="en_US" w:bidi="en_US"/>
+          </w:rPr>
+          <w:rPr>
             <w:color w:val="0000EE"/>
             <w:u w:val="single"/>
           </w:rPr>
@@ -1077,11 +1895,17 @@
         </w:r>
       </w:hyperlink>
       <w:r>
+        <w:rPr>
+          <w:lang w:val="en_US" w:bidi="en_US"/>
+        </w:rPr>
         <w:t xml:space="preserve">, </w:t>
       </w:r>
       <w:hyperlink r:id="rId57">
         <w:r>
           <w:rPr>
+            <w:lang w:val="en_US" w:bidi="en_US"/>
+          </w:rPr>
+          <w:rPr>
             <w:color w:val="0000EE"/>
             <w:u w:val="single"/>
           </w:rPr>
@@ -1089,11 +1913,17 @@
         </w:r>
       </w:hyperlink>
       <w:r>
+        <w:rPr>
+          <w:lang w:val="en_US" w:bidi="en_US"/>
+        </w:rPr>
         <w:t>), and those who have been deceived will also be judged (</w:t>
       </w:r>
       <w:hyperlink r:id="rId58">
         <w:r>
           <w:rPr>
+            <w:lang w:val="en_US" w:bidi="en_US"/>
+          </w:rPr>
+          <w:rPr>
             <w:color w:val="0000EE"/>
             <w:u w:val="single"/>
           </w:rPr>
@@ -1101,31 +1931,65 @@
         </w:r>
       </w:hyperlink>
       <w:r>
+        <w:rPr>
+          <w:lang w:val="en_US" w:bidi="en_US"/>
+        </w:rPr>
         <w:t>).</w:t>
       </w:r>
-      <w:r/>
-      <w:r/>
-    </w:p>
-    <w:p>
-      <w:r/>
+      <w:r>
+        <w:rPr>
+          <w:lang w:val="en_US" w:bidi="en_US"/>
+        </w:rPr>
+      </w:r>
+      <w:r>
+        <w:rPr>
+          <w:lang w:val="en_US" w:bidi="en_US"/>
+        </w:rPr>
+      </w:r>
+    </w:p>
+    <w:p>
+      <w:pPr/>
+      <w:r>
+        <w:rPr>
+          <w:lang w:val="en_US" w:bidi="en_US"/>
+        </w:rPr>
+      </w:r>
     </w:p>
     <w:p>
       <w:pPr>
         <w:pStyle w:val="Heading2"/>
       </w:pPr>
       <w:r>
+        <w:rPr>
+          <w:lang w:val="en_US" w:bidi="en_US"/>
+        </w:rPr>
         <w:t>2 Thessalonians 2:2</w:t>
       </w:r>
-      <w:r/>
-    </w:p>
-    <w:p>
-      <w:r/>
-      <w:r>
+      <w:r>
+        <w:rPr>
+          <w:lang w:val="en_US" w:bidi="en_US"/>
+        </w:rPr>
+      </w:r>
+    </w:p>
+    <w:p>
+      <w:pPr/>
+      <w:r>
+        <w:rPr>
+          <w:lang w:val="en_US" w:bidi="en_US"/>
+        </w:rPr>
+      </w:r>
+      <w:r>
+        <w:rPr>
+          <w:lang w:val="en_US" w:bidi="en_US"/>
+        </w:rPr>
         <w:t>The Thessalonian Christians previously asked Paul when the day of the Lord would come (</w:t>
       </w:r>
       <w:hyperlink r:id="rId59">
         <w:r>
           <w:rPr>
+            <w:lang w:val="en_US" w:bidi="en_US"/>
+          </w:rPr>
+          <w:rPr>
             <w:color w:val="0000EE"/>
             <w:u w:val="single"/>
           </w:rPr>
@@ -1133,11 +1997,17 @@
         </w:r>
       </w:hyperlink>
       <w:r>
+        <w:rPr>
+          <w:lang w:val="en_US" w:bidi="en_US"/>
+        </w:rPr>
         <w:t xml:space="preserve">). Now a false teaching that this day had already begun (cp. </w:t>
       </w:r>
       <w:hyperlink r:id="rId60">
         <w:r>
           <w:rPr>
+            <w:lang w:val="en_US" w:bidi="en_US"/>
+          </w:rPr>
+          <w:rPr>
             <w:color w:val="0000EE"/>
             <w:u w:val="single"/>
           </w:rPr>
@@ -1145,11 +2015,17 @@
         </w:r>
       </w:hyperlink>
       <w:r>
+        <w:rPr>
+          <w:lang w:val="en_US" w:bidi="en_US"/>
+        </w:rPr>
         <w:t xml:space="preserve">) was causing them to waver in faith and become frightened. • a spiritual vision, a revelation, or a letter: The source of the teaching might have been a false prophecy (cp. </w:t>
       </w:r>
       <w:hyperlink r:id="rId61">
         <w:r>
           <w:rPr>
+            <w:lang w:val="en_US" w:bidi="en_US"/>
+          </w:rPr>
+          <w:rPr>
             <w:color w:val="0000EE"/>
             <w:u w:val="single"/>
           </w:rPr>
@@ -1157,31 +2033,65 @@
         </w:r>
       </w:hyperlink>
       <w:r>
+        <w:rPr>
+          <w:lang w:val="en_US" w:bidi="en_US"/>
+        </w:rPr>
         <w:t>), an erroneous sermon, or a letter falsely attributed to Paul.</w:t>
       </w:r>
-      <w:r/>
-      <w:r/>
-    </w:p>
-    <w:p>
-      <w:r/>
+      <w:r>
+        <w:rPr>
+          <w:lang w:val="en_US" w:bidi="en_US"/>
+        </w:rPr>
+      </w:r>
+      <w:r>
+        <w:rPr>
+          <w:lang w:val="en_US" w:bidi="en_US"/>
+        </w:rPr>
+      </w:r>
+    </w:p>
+    <w:p>
+      <w:pPr/>
+      <w:r>
+        <w:rPr>
+          <w:lang w:val="en_US" w:bidi="en_US"/>
+        </w:rPr>
+      </w:r>
     </w:p>
     <w:p>
       <w:pPr>
         <w:pStyle w:val="Heading2"/>
       </w:pPr>
       <w:r>
+        <w:rPr>
+          <w:lang w:val="en_US" w:bidi="en_US"/>
+        </w:rPr>
         <w:t>2 Thessalonians 2:3</w:t>
       </w:r>
-      <w:r/>
-    </w:p>
-    <w:p>
-      <w:r/>
-      <w:r>
+      <w:r>
+        <w:rPr>
+          <w:lang w:val="en_US" w:bidi="en_US"/>
+        </w:rPr>
+      </w:r>
+    </w:p>
+    <w:p>
+      <w:pPr/>
+      <w:r>
+        <w:rPr>
+          <w:lang w:val="en_US" w:bidi="en_US"/>
+        </w:rPr>
+      </w:r>
+      <w:r>
+        <w:rPr>
+          <w:lang w:val="en_US" w:bidi="en_US"/>
+        </w:rPr>
         <w:t>Two events will precede that day of the Lord (</w:t>
       </w:r>
       <w:hyperlink r:id="rId41">
         <w:r>
           <w:rPr>
+            <w:lang w:val="en_US" w:bidi="en_US"/>
+          </w:rPr>
+          <w:rPr>
             <w:color w:val="0000EE"/>
             <w:u w:val="single"/>
           </w:rPr>
@@ -1189,11 +2099,17 @@
         </w:r>
       </w:hyperlink>
       <w:r>
+        <w:rPr>
+          <w:lang w:val="en_US" w:bidi="en_US"/>
+        </w:rPr>
         <w:t>). • Both Jewish and Christian theology predicted a great rebellion against God before the end (</w:t>
       </w:r>
       <w:hyperlink r:id="rId62">
         <w:r>
           <w:rPr>
+            <w:lang w:val="en_US" w:bidi="en_US"/>
+          </w:rPr>
+          <w:rPr>
             <w:color w:val="0000EE"/>
             <w:u w:val="single"/>
           </w:rPr>
@@ -1201,11 +2117,17 @@
         </w:r>
       </w:hyperlink>
       <w:r>
+        <w:rPr>
+          <w:lang w:val="en_US" w:bidi="en_US"/>
+        </w:rPr>
         <w:t xml:space="preserve">; </w:t>
       </w:r>
       <w:hyperlink r:id="rId63">
         <w:r>
           <w:rPr>
+            <w:lang w:val="en_US" w:bidi="en_US"/>
+          </w:rPr>
+          <w:rPr>
             <w:color w:val="0000EE"/>
             <w:u w:val="single"/>
           </w:rPr>
@@ -1213,20 +2135,30 @@
         </w:r>
       </w:hyperlink>
       <w:r>
+        <w:rPr>
+          <w:lang w:val="en_US" w:bidi="en_US"/>
+        </w:rPr>
         <w:t xml:space="preserve">). • The man of lawlessness is without or against law; his character is defined by sin. • the one who brings destruction (or </w:t>
       </w:r>
       <w:r>
         <w:rPr>
           <w:i/>
+          <w:lang w:val="en_US" w:bidi="en_US"/>
         </w:rPr>
         <w:t>the one destined for destruction</w:t>
       </w:r>
       <w:r>
+        <w:rPr>
+          <w:lang w:val="en_US" w:bidi="en_US"/>
+        </w:rPr>
         <w:t>): The emphasis is on the lawless man’s own destruction (</w:t>
       </w:r>
       <w:hyperlink r:id="rId57">
         <w:r>
           <w:rPr>
+            <w:lang w:val="en_US" w:bidi="en_US"/>
+          </w:rPr>
+          <w:rPr>
             <w:color w:val="0000EE"/>
             <w:u w:val="single"/>
           </w:rPr>
@@ -1234,31 +2166,65 @@
         </w:r>
       </w:hyperlink>
       <w:r>
+        <w:rPr>
+          <w:lang w:val="en_US" w:bidi="en_US"/>
+        </w:rPr>
         <w:t>) rather than on the destruction he brings.</w:t>
       </w:r>
-      <w:r/>
-      <w:r/>
-    </w:p>
-    <w:p>
-      <w:r/>
+      <w:r>
+        <w:rPr>
+          <w:lang w:val="en_US" w:bidi="en_US"/>
+        </w:rPr>
+      </w:r>
+      <w:r>
+        <w:rPr>
+          <w:lang w:val="en_US" w:bidi="en_US"/>
+        </w:rPr>
+      </w:r>
+    </w:p>
+    <w:p>
+      <w:pPr/>
+      <w:r>
+        <w:rPr>
+          <w:lang w:val="en_US" w:bidi="en_US"/>
+        </w:rPr>
+      </w:r>
     </w:p>
     <w:p>
       <w:pPr>
         <w:pStyle w:val="Heading2"/>
       </w:pPr>
       <w:r>
+        <w:rPr>
+          <w:lang w:val="en_US" w:bidi="en_US"/>
+        </w:rPr>
         <w:t>2 Thessalonians 2:4</w:t>
       </w:r>
-      <w:r/>
-    </w:p>
-    <w:p>
-      <w:r/>
-      <w:r>
+      <w:r>
+        <w:rPr>
+          <w:lang w:val="en_US" w:bidi="en_US"/>
+        </w:rPr>
+      </w:r>
+    </w:p>
+    <w:p>
+      <w:pPr/>
+      <w:r>
+        <w:rPr>
+          <w:lang w:val="en_US" w:bidi="en_US"/>
+        </w:rPr>
+      </w:r>
+      <w:r>
+        <w:rPr>
+          <w:lang w:val="en_US" w:bidi="en_US"/>
+        </w:rPr>
         <w:t xml:space="preserve">exalt himself: Like other Roman cities, Thessalonica constructed temples for the worship of the emperor. This cult was the prototype of the worship described here. • He will even sit in the temple of God: The profaning of the Temple in Jerusalem by Antiochus Epiphanes in 167 BC (see </w:t>
       </w:r>
       <w:hyperlink r:id="rId64">
         <w:r>
           <w:rPr>
+            <w:lang w:val="en_US" w:bidi="en_US"/>
+          </w:rPr>
+          <w:rPr>
             <w:color w:val="0000EE"/>
             <w:u w:val="single"/>
           </w:rPr>
@@ -1266,11 +2232,17 @@
         </w:r>
       </w:hyperlink>
       <w:r>
+        <w:rPr>
+          <w:lang w:val="en_US" w:bidi="en_US"/>
+        </w:rPr>
         <w:t xml:space="preserve">; </w:t>
       </w:r>
       <w:hyperlink r:id="rId65">
         <w:r>
           <w:rPr>
+            <w:lang w:val="en_US" w:bidi="en_US"/>
+          </w:rPr>
+          <w:rPr>
             <w:color w:val="0000EE"/>
             <w:u w:val="single"/>
           </w:rPr>
@@ -1278,11 +2250,17 @@
         </w:r>
       </w:hyperlink>
       <w:r>
+        <w:rPr>
+          <w:lang w:val="en_US" w:bidi="en_US"/>
+        </w:rPr>
         <w:t xml:space="preserve">; </w:t>
       </w:r>
       <w:hyperlink r:id="rId66">
         <w:r>
           <w:rPr>
+            <w:lang w:val="en_US" w:bidi="en_US"/>
+          </w:rPr>
+          <w:rPr>
             <w:color w:val="0000EE"/>
             <w:u w:val="single"/>
           </w:rPr>
@@ -1290,11 +2268,17 @@
         </w:r>
       </w:hyperlink>
       <w:r>
+        <w:rPr>
+          <w:lang w:val="en_US" w:bidi="en_US"/>
+        </w:rPr>
         <w:t>) may have prefigured the event predicted here (</w:t>
       </w:r>
       <w:hyperlink r:id="rId67">
         <w:r>
           <w:rPr>
+            <w:lang w:val="en_US" w:bidi="en_US"/>
+          </w:rPr>
+          <w:rPr>
             <w:color w:val="0000EE"/>
             <w:u w:val="single"/>
           </w:rPr>
@@ -1302,11 +2286,17 @@
         </w:r>
       </w:hyperlink>
       <w:r>
+        <w:rPr>
+          <w:lang w:val="en_US" w:bidi="en_US"/>
+        </w:rPr>
         <w:t xml:space="preserve">; </w:t>
       </w:r>
       <w:hyperlink r:id="rId68">
         <w:r>
           <w:rPr>
+            <w:lang w:val="en_US" w:bidi="en_US"/>
+          </w:rPr>
+          <w:rPr>
             <w:color w:val="0000EE"/>
             <w:u w:val="single"/>
           </w:rPr>
@@ -1314,38 +2304,56 @@
         </w:r>
       </w:hyperlink>
       <w:r>
+        <w:rPr>
+          <w:lang w:val="en_US" w:bidi="en_US"/>
+        </w:rPr>
         <w:t xml:space="preserve">). Or it may refer to the attempt of the emperor Caligula, called “the new god manifest,” to erect his own image in the Temple in AD 40. Alternatively, the </w:t>
       </w:r>
       <w:r>
         <w:rPr>
           <w:i/>
+          <w:lang w:val="en_US" w:bidi="en_US"/>
         </w:rPr>
         <w:t>temple</w:t>
       </w:r>
       <w:r>
+        <w:rPr>
+          <w:lang w:val="en_US" w:bidi="en_US"/>
+        </w:rPr>
         <w:t xml:space="preserve"> may be an imperial temple (</w:t>
       </w:r>
       <w:r>
         <w:rPr>
           <w:i/>
+          <w:lang w:val="en_US" w:bidi="en_US"/>
         </w:rPr>
         <w:t>of God</w:t>
       </w:r>
       <w:r>
+        <w:rPr>
+          <w:lang w:val="en_US" w:bidi="en_US"/>
+        </w:rPr>
         <w:t xml:space="preserve"> could be </w:t>
       </w:r>
       <w:r>
         <w:rPr>
           <w:i/>
+          <w:lang w:val="en_US" w:bidi="en_US"/>
         </w:rPr>
         <w:t>of the god</w:t>
       </w:r>
       <w:r>
+        <w:rPr>
+          <w:lang w:val="en_US" w:bidi="en_US"/>
+        </w:rPr>
         <w:t>) erected in honor of the lawless man and not necessarily a rebuilt temple in Jerusalem. • claiming that he himself is God (</w:t>
       </w:r>
       <w:hyperlink r:id="rId69">
         <w:r>
           <w:rPr>
+            <w:lang w:val="en_US" w:bidi="en_US"/>
+          </w:rPr>
+          <w:rPr>
             <w:color w:val="0000EE"/>
             <w:u w:val="single"/>
           </w:rPr>
@@ -1353,31 +2361,65 @@
         </w:r>
       </w:hyperlink>
       <w:r>
+        <w:rPr>
+          <w:lang w:val="en_US" w:bidi="en_US"/>
+        </w:rPr>
         <w:t>): The ascription of divine titles to the emperor was common in the first century.</w:t>
       </w:r>
-      <w:r/>
-      <w:r/>
-    </w:p>
-    <w:p>
-      <w:r/>
+      <w:r>
+        <w:rPr>
+          <w:lang w:val="en_US" w:bidi="en_US"/>
+        </w:rPr>
+      </w:r>
+      <w:r>
+        <w:rPr>
+          <w:lang w:val="en_US" w:bidi="en_US"/>
+        </w:rPr>
+      </w:r>
+    </w:p>
+    <w:p>
+      <w:pPr/>
+      <w:r>
+        <w:rPr>
+          <w:lang w:val="en_US" w:bidi="en_US"/>
+        </w:rPr>
+      </w:r>
     </w:p>
     <w:p>
       <w:pPr>
         <w:pStyle w:val="Heading2"/>
       </w:pPr>
       <w:r>
+        <w:rPr>
+          <w:lang w:val="en_US" w:bidi="en_US"/>
+        </w:rPr>
         <w:t>2 Thessalonians 2:6</w:t>
       </w:r>
-      <w:r/>
-    </w:p>
-    <w:p>
-      <w:r/>
-      <w:r>
+      <w:r>
+        <w:rPr>
+          <w:lang w:val="en_US" w:bidi="en_US"/>
+        </w:rPr>
+      </w:r>
+    </w:p>
+    <w:p>
+      <w:pPr/>
+      <w:r>
+        <w:rPr>
+          <w:lang w:val="en_US" w:bidi="en_US"/>
+        </w:rPr>
+      </w:r>
+      <w:r>
+        <w:rPr>
+          <w:lang w:val="en_US" w:bidi="en_US"/>
+        </w:rPr>
         <w:t>what is holding him back: This has been variously identified as God, the Holy Spirit, the church, the gospel, Paul, the emperor, the Roman Empire, or the government. Alternatively, the term may refer to something or someone who comes before the man of lawlessness, an agent of the lawlessness active at that time (</w:t>
       </w:r>
       <w:hyperlink r:id="rId70">
         <w:r>
           <w:rPr>
+            <w:lang w:val="en_US" w:bidi="en_US"/>
+          </w:rPr>
+          <w:rPr>
             <w:color w:val="0000EE"/>
             <w:u w:val="single"/>
           </w:rPr>
@@ -1385,11 +2427,17 @@
         </w:r>
       </w:hyperlink>
       <w:r>
+        <w:rPr>
+          <w:lang w:val="en_US" w:bidi="en_US"/>
+        </w:rPr>
         <w:t>); in Greek literature, this expression could describe demonic possession. This figure would prepare the way for the man of lawlessness when his time comes (</w:t>
       </w:r>
       <w:hyperlink r:id="rId56">
         <w:r>
           <w:rPr>
+            <w:lang w:val="en_US" w:bidi="en_US"/>
+          </w:rPr>
+          <w:rPr>
             <w:color w:val="0000EE"/>
             <w:u w:val="single"/>
           </w:rPr>
@@ -1397,11 +2445,17 @@
         </w:r>
       </w:hyperlink>
       <w:r>
+        <w:rPr>
+          <w:lang w:val="en_US" w:bidi="en_US"/>
+        </w:rPr>
         <w:t xml:space="preserve">, </w:t>
       </w:r>
       <w:hyperlink r:id="rId57">
         <w:r>
           <w:rPr>
+            <w:lang w:val="en_US" w:bidi="en_US"/>
+          </w:rPr>
+          <w:rPr>
             <w:color w:val="0000EE"/>
             <w:u w:val="single"/>
           </w:rPr>
@@ -1409,31 +2463,65 @@
         </w:r>
       </w:hyperlink>
       <w:r>
+        <w:rPr>
+          <w:lang w:val="en_US" w:bidi="en_US"/>
+        </w:rPr>
         <w:t>).</w:t>
       </w:r>
-      <w:r/>
-      <w:r/>
-    </w:p>
-    <w:p>
-      <w:r/>
+      <w:r>
+        <w:rPr>
+          <w:lang w:val="en_US" w:bidi="en_US"/>
+        </w:rPr>
+      </w:r>
+      <w:r>
+        <w:rPr>
+          <w:lang w:val="en_US" w:bidi="en_US"/>
+        </w:rPr>
+      </w:r>
+    </w:p>
+    <w:p>
+      <w:pPr/>
+      <w:r>
+        <w:rPr>
+          <w:lang w:val="en_US" w:bidi="en_US"/>
+        </w:rPr>
+      </w:r>
     </w:p>
     <w:p>
       <w:pPr>
         <w:pStyle w:val="Heading2"/>
       </w:pPr>
       <w:r>
+        <w:rPr>
+          <w:lang w:val="en_US" w:bidi="en_US"/>
+        </w:rPr>
         <w:t>2 Thessalonians 2:7</w:t>
       </w:r>
-      <w:r/>
-    </w:p>
-    <w:p>
-      <w:r/>
-      <w:r>
+      <w:r>
+        <w:rPr>
+          <w:lang w:val="en_US" w:bidi="en_US"/>
+        </w:rPr>
+      </w:r>
+    </w:p>
+    <w:p>
+      <w:pPr/>
+      <w:r>
+        <w:rPr>
+          <w:lang w:val="en_US" w:bidi="en_US"/>
+        </w:rPr>
+      </w:r>
+      <w:r>
+        <w:rPr>
+          <w:lang w:val="en_US" w:bidi="en_US"/>
+        </w:rPr>
         <w:t>The power of the coming man of lawlessness (</w:t>
       </w:r>
       <w:hyperlink r:id="rId71">
         <w:r>
           <w:rPr>
+            <w:lang w:val="en_US" w:bidi="en_US"/>
+          </w:rPr>
+          <w:rPr>
             <w:color w:val="0000EE"/>
             <w:u w:val="single"/>
           </w:rPr>
@@ -1441,20 +2529,30 @@
         </w:r>
       </w:hyperlink>
       <w:r>
+        <w:rPr>
+          <w:lang w:val="en_US" w:bidi="en_US"/>
+        </w:rPr>
         <w:t>) is already at work secretly</w:t>
       </w:r>
       <w:r>
         <w:rPr>
           <w:i/>
+          <w:lang w:val="en_US" w:bidi="en_US"/>
         </w:rPr>
         <w:t>,</w:t>
       </w:r>
       <w:r>
+        <w:rPr>
+          <w:lang w:val="en_US" w:bidi="en_US"/>
+        </w:rPr>
         <w:t xml:space="preserve"> like the antichrists of </w:t>
       </w:r>
       <w:hyperlink r:id="rId72">
         <w:r>
           <w:rPr>
+            <w:lang w:val="en_US" w:bidi="en_US"/>
+          </w:rPr>
+          <w:rPr>
             <w:color w:val="0000EE"/>
             <w:u w:val="single"/>
           </w:rPr>
@@ -1462,11 +2560,17 @@
         </w:r>
       </w:hyperlink>
       <w:r>
+        <w:rPr>
+          <w:lang w:val="en_US" w:bidi="en_US"/>
+        </w:rPr>
         <w:t xml:space="preserve">. • secretly (Greek mustērion): A descriptor commonly used of rituals in the mystery religions (see </w:t>
       </w:r>
       <w:hyperlink r:id="rId73">
         <w:r>
           <w:rPr>
+            <w:lang w:val="en_US" w:bidi="en_US"/>
+          </w:rPr>
+          <w:rPr>
             <w:color w:val="0000EE"/>
             <w:u w:val="single"/>
           </w:rPr>
@@ -1474,11 +2578,17 @@
         </w:r>
       </w:hyperlink>
       <w:r>
+        <w:rPr>
+          <w:lang w:val="en_US" w:bidi="en_US"/>
+        </w:rPr>
         <w:t>). • at work: This connotes supernatural intervention, whether divine (</w:t>
       </w:r>
       <w:hyperlink r:id="rId74">
         <w:r>
           <w:rPr>
+            <w:lang w:val="en_US" w:bidi="en_US"/>
+          </w:rPr>
+          <w:rPr>
             <w:color w:val="0000EE"/>
             <w:u w:val="single"/>
           </w:rPr>
@@ -1486,11 +2596,17 @@
         </w:r>
       </w:hyperlink>
       <w:r>
+        <w:rPr>
+          <w:lang w:val="en_US" w:bidi="en_US"/>
+        </w:rPr>
         <w:t>) or, as here, evil (</w:t>
       </w:r>
       <w:hyperlink r:id="rId75">
         <w:r>
           <w:rPr>
+            <w:lang w:val="en_US" w:bidi="en_US"/>
+          </w:rPr>
+          <w:rPr>
             <w:color w:val="0000EE"/>
             <w:u w:val="single"/>
           </w:rPr>
@@ -1498,11 +2614,17 @@
         </w:r>
       </w:hyperlink>
       <w:r>
+        <w:rPr>
+          <w:lang w:val="en_US" w:bidi="en_US"/>
+        </w:rPr>
         <w:t xml:space="preserve">; </w:t>
       </w:r>
       <w:hyperlink r:id="rId76">
         <w:r>
           <w:rPr>
+            <w:lang w:val="en_US" w:bidi="en_US"/>
+          </w:rPr>
+          <w:rPr>
             <w:color w:val="0000EE"/>
             <w:u w:val="single"/>
           </w:rPr>
@@ -1510,11 +2632,17 @@
         </w:r>
       </w:hyperlink>
       <w:r>
+        <w:rPr>
+          <w:lang w:val="en_US" w:bidi="en_US"/>
+        </w:rPr>
         <w:t>). • The one who is holding it back could refer to one who is in opposition to the man of lawlessness; to one who is possessed; or to Satan, the one who possesses (</w:t>
       </w:r>
       <w:hyperlink r:id="rId75">
         <w:r>
           <w:rPr>
+            <w:lang w:val="en_US" w:bidi="en_US"/>
+          </w:rPr>
+          <w:rPr>
             <w:color w:val="0000EE"/>
             <w:u w:val="single"/>
           </w:rPr>
@@ -1522,37 +2650,77 @@
         </w:r>
       </w:hyperlink>
       <w:r>
+        <w:rPr>
+          <w:lang w:val="en_US" w:bidi="en_US"/>
+        </w:rPr>
         <w:t xml:space="preserve">; see </w:t>
       </w:r>
       <w:r>
+        <w:rPr>
+          <w:lang w:val="en_US" w:bidi="en_US"/>
+        </w:rPr>
         <w:t>study note on 2:6</w:t>
       </w:r>
       <w:r>
+        <w:rPr>
+          <w:lang w:val="en_US" w:bidi="en_US"/>
+        </w:rPr>
         <w:t>).</w:t>
       </w:r>
-      <w:r/>
-      <w:r/>
-    </w:p>
-    <w:p>
-      <w:r/>
+      <w:r>
+        <w:rPr>
+          <w:lang w:val="en_US" w:bidi="en_US"/>
+        </w:rPr>
+      </w:r>
+      <w:r>
+        <w:rPr>
+          <w:lang w:val="en_US" w:bidi="en_US"/>
+        </w:rPr>
+      </w:r>
+    </w:p>
+    <w:p>
+      <w:pPr/>
+      <w:r>
+        <w:rPr>
+          <w:lang w:val="en_US" w:bidi="en_US"/>
+        </w:rPr>
+      </w:r>
     </w:p>
     <w:p>
       <w:pPr>
         <w:pStyle w:val="Heading2"/>
       </w:pPr>
       <w:r>
+        <w:rPr>
+          <w:lang w:val="en_US" w:bidi="en_US"/>
+        </w:rPr>
         <w:t>2 Thessalonians 2:8</w:t>
       </w:r>
-      <w:r/>
-    </w:p>
-    <w:p>
-      <w:r/>
-      <w:r>
+      <w:r>
+        <w:rPr>
+          <w:lang w:val="en_US" w:bidi="en_US"/>
+        </w:rPr>
+      </w:r>
+    </w:p>
+    <w:p>
+      <w:pPr/>
+      <w:r>
+        <w:rPr>
+          <w:lang w:val="en_US" w:bidi="en_US"/>
+        </w:rPr>
+      </w:r>
+      <w:r>
+        <w:rPr>
+          <w:lang w:val="en_US" w:bidi="en_US"/>
+        </w:rPr>
         <w:t xml:space="preserve">Paul announces the doom of the man of lawlessness (cp. </w:t>
       </w:r>
       <w:hyperlink r:id="rId56">
         <w:r>
           <w:rPr>
+            <w:lang w:val="en_US" w:bidi="en_US"/>
+          </w:rPr>
+          <w:rPr>
             <w:color w:val="0000EE"/>
             <w:u w:val="single"/>
           </w:rPr>
@@ -1560,11 +2728,17 @@
         </w:r>
       </w:hyperlink>
       <w:r>
+        <w:rPr>
+          <w:lang w:val="en_US" w:bidi="en_US"/>
+        </w:rPr>
         <w:t>). Although this figure claims to be divine, places his cult above all other worship (</w:t>
       </w:r>
       <w:hyperlink r:id="rId77">
         <w:r>
           <w:rPr>
+            <w:lang w:val="en_US" w:bidi="en_US"/>
+          </w:rPr>
+          <w:rPr>
             <w:color w:val="0000EE"/>
             <w:u w:val="single"/>
           </w:rPr>
@@ -1572,11 +2746,17 @@
         </w:r>
       </w:hyperlink>
       <w:r>
+        <w:rPr>
+          <w:lang w:val="en_US" w:bidi="en_US"/>
+        </w:rPr>
         <w:t>), and receives power from Satan (</w:t>
       </w:r>
       <w:hyperlink r:id="rId75">
         <w:r>
           <w:rPr>
+            <w:lang w:val="en_US" w:bidi="en_US"/>
+          </w:rPr>
+          <w:rPr>
             <w:color w:val="0000EE"/>
             <w:u w:val="single"/>
           </w:rPr>
@@ -1584,11 +2764,17 @@
         </w:r>
       </w:hyperlink>
       <w:r>
+        <w:rPr>
+          <w:lang w:val="en_US" w:bidi="en_US"/>
+        </w:rPr>
         <w:t>), the Lord Jesus will violently and utterly destroy him (</w:t>
       </w:r>
       <w:hyperlink r:id="rId78">
         <w:r>
           <w:rPr>
+            <w:lang w:val="en_US" w:bidi="en_US"/>
+          </w:rPr>
+          <w:rPr>
             <w:color w:val="0000EE"/>
             <w:u w:val="single"/>
           </w:rPr>
@@ -1596,11 +2782,17 @@
         </w:r>
       </w:hyperlink>
       <w:r>
+        <w:rPr>
+          <w:lang w:val="en_US" w:bidi="en_US"/>
+        </w:rPr>
         <w:t>). • splendor: A reference to Christ’s epiphany (</w:t>
       </w:r>
       <w:hyperlink r:id="rId79">
         <w:r>
           <w:rPr>
+            <w:lang w:val="en_US" w:bidi="en_US"/>
+          </w:rPr>
+          <w:rPr>
             <w:color w:val="0000EE"/>
             <w:u w:val="single"/>
           </w:rPr>
@@ -1608,11 +2800,17 @@
         </w:r>
       </w:hyperlink>
       <w:r>
+        <w:rPr>
+          <w:lang w:val="en_US" w:bidi="en_US"/>
+        </w:rPr>
         <w:t xml:space="preserve">; </w:t>
       </w:r>
       <w:hyperlink r:id="rId80">
         <w:r>
           <w:rPr>
+            <w:lang w:val="en_US" w:bidi="en_US"/>
+          </w:rPr>
+          <w:rPr>
             <w:color w:val="0000EE"/>
             <w:u w:val="single"/>
           </w:rPr>
@@ -1620,11 +2818,17 @@
         </w:r>
       </w:hyperlink>
       <w:r>
+        <w:rPr>
+          <w:lang w:val="en_US" w:bidi="en_US"/>
+        </w:rPr>
         <w:t xml:space="preserve">; </w:t>
       </w:r>
       <w:hyperlink r:id="rId81">
         <w:r>
           <w:rPr>
+            <w:lang w:val="en_US" w:bidi="en_US"/>
+          </w:rPr>
+          <w:rPr>
             <w:color w:val="0000EE"/>
             <w:u w:val="single"/>
           </w:rPr>
@@ -1632,11 +2836,17 @@
         </w:r>
       </w:hyperlink>
       <w:r>
+        <w:rPr>
+          <w:lang w:val="en_US" w:bidi="en_US"/>
+        </w:rPr>
         <w:t xml:space="preserve">, </w:t>
       </w:r>
       <w:hyperlink r:id="rId82">
         <w:r>
           <w:rPr>
+            <w:lang w:val="en_US" w:bidi="en_US"/>
+          </w:rPr>
+          <w:rPr>
             <w:color w:val="0000EE"/>
             <w:u w:val="single"/>
           </w:rPr>
@@ -1644,11 +2854,17 @@
         </w:r>
       </w:hyperlink>
       <w:r>
+        <w:rPr>
+          <w:lang w:val="en_US" w:bidi="en_US"/>
+        </w:rPr>
         <w:t xml:space="preserve">; </w:t>
       </w:r>
       <w:hyperlink r:id="rId83">
         <w:r>
           <w:rPr>
+            <w:lang w:val="en_US" w:bidi="en_US"/>
+          </w:rPr>
+          <w:rPr>
             <w:color w:val="0000EE"/>
             <w:u w:val="single"/>
           </w:rPr>
@@ -1656,11 +2872,17 @@
         </w:r>
       </w:hyperlink>
       <w:r>
+        <w:rPr>
+          <w:lang w:val="en_US" w:bidi="en_US"/>
+        </w:rPr>
         <w:t>), an alternative description of Christ’s coming (</w:t>
       </w:r>
       <w:hyperlink r:id="rId28">
         <w:r>
           <w:rPr>
+            <w:lang w:val="en_US" w:bidi="en_US"/>
+          </w:rPr>
+          <w:rPr>
             <w:color w:val="0000EE"/>
             <w:u w:val="single"/>
           </w:rPr>
@@ -1668,11 +2890,17 @@
         </w:r>
       </w:hyperlink>
       <w:r>
+        <w:rPr>
+          <w:lang w:val="en_US" w:bidi="en_US"/>
+        </w:rPr>
         <w:t xml:space="preserve">; </w:t>
       </w:r>
       <w:hyperlink r:id="rId29">
         <w:r>
           <w:rPr>
+            <w:lang w:val="en_US" w:bidi="en_US"/>
+          </w:rPr>
+          <w:rPr>
             <w:color w:val="0000EE"/>
             <w:u w:val="single"/>
           </w:rPr>
@@ -1680,11 +2908,17 @@
         </w:r>
       </w:hyperlink>
       <w:r>
+        <w:rPr>
+          <w:lang w:val="en_US" w:bidi="en_US"/>
+        </w:rPr>
         <w:t xml:space="preserve">; </w:t>
       </w:r>
       <w:hyperlink r:id="rId30">
         <w:r>
           <w:rPr>
+            <w:lang w:val="en_US" w:bidi="en_US"/>
+          </w:rPr>
+          <w:rPr>
             <w:color w:val="0000EE"/>
             <w:u w:val="single"/>
           </w:rPr>
@@ -1692,11 +2926,17 @@
         </w:r>
       </w:hyperlink>
       <w:r>
+        <w:rPr>
+          <w:lang w:val="en_US" w:bidi="en_US"/>
+        </w:rPr>
         <w:t xml:space="preserve">; </w:t>
       </w:r>
       <w:hyperlink r:id="rId31">
         <w:r>
           <w:rPr>
+            <w:lang w:val="en_US" w:bidi="en_US"/>
+          </w:rPr>
+          <w:rPr>
             <w:color w:val="0000EE"/>
             <w:u w:val="single"/>
           </w:rPr>
@@ -1704,11 +2944,17 @@
         </w:r>
       </w:hyperlink>
       <w:r>
+        <w:rPr>
+          <w:lang w:val="en_US" w:bidi="en_US"/>
+        </w:rPr>
         <w:t xml:space="preserve">; </w:t>
       </w:r>
       <w:hyperlink r:id="rId32">
         <w:r>
           <w:rPr>
+            <w:lang w:val="en_US" w:bidi="en_US"/>
+          </w:rPr>
+          <w:rPr>
             <w:color w:val="0000EE"/>
             <w:u w:val="single"/>
           </w:rPr>
@@ -1716,11 +2962,17 @@
         </w:r>
       </w:hyperlink>
       <w:r>
+        <w:rPr>
+          <w:lang w:val="en_US" w:bidi="en_US"/>
+        </w:rPr>
         <w:t>) or unveiling (</w:t>
       </w:r>
       <w:hyperlink r:id="rId84">
         <w:r>
           <w:rPr>
+            <w:lang w:val="en_US" w:bidi="en_US"/>
+          </w:rPr>
+          <w:rPr>
             <w:color w:val="0000EE"/>
             <w:u w:val="single"/>
           </w:rPr>
@@ -1728,49 +2980,91 @@
         </w:r>
       </w:hyperlink>
       <w:r>
+        <w:rPr>
+          <w:lang w:val="en_US" w:bidi="en_US"/>
+        </w:rPr>
         <w:t xml:space="preserve">). In ancient literature, an </w:t>
       </w:r>
       <w:r>
         <w:rPr>
           <w:i/>
+          <w:lang w:val="en_US" w:bidi="en_US"/>
         </w:rPr>
         <w:t>epiphany</w:t>
       </w:r>
       <w:r>
+        <w:rPr>
+          <w:lang w:val="en_US" w:bidi="en_US"/>
+        </w:rPr>
         <w:t xml:space="preserve"> was the appearance of a deity or a demonstration of divine power that evoked worship.</w:t>
       </w:r>
-      <w:r/>
-      <w:r/>
-    </w:p>
-    <w:p>
-      <w:r/>
+      <w:r>
+        <w:rPr>
+          <w:lang w:val="en_US" w:bidi="en_US"/>
+        </w:rPr>
+      </w:r>
+      <w:r>
+        <w:rPr>
+          <w:lang w:val="en_US" w:bidi="en_US"/>
+        </w:rPr>
+      </w:r>
+    </w:p>
+    <w:p>
+      <w:pPr/>
+      <w:r>
+        <w:rPr>
+          <w:lang w:val="en_US" w:bidi="en_US"/>
+        </w:rPr>
+      </w:r>
     </w:p>
     <w:p>
       <w:pPr>
         <w:pStyle w:val="Heading2"/>
       </w:pPr>
       <w:r>
+        <w:rPr>
+          <w:lang w:val="en_US" w:bidi="en_US"/>
+        </w:rPr>
         <w:t>2 Thessalonians 2:9</w:t>
       </w:r>
-      <w:r/>
-    </w:p>
-    <w:p>
-      <w:r/>
-      <w:r>
+      <w:r>
+        <w:rPr>
+          <w:lang w:val="en_US" w:bidi="en_US"/>
+        </w:rPr>
+      </w:r>
+    </w:p>
+    <w:p>
+      <w:pPr/>
+      <w:r>
+        <w:rPr>
+          <w:lang w:val="en_US" w:bidi="en_US"/>
+        </w:rPr>
+      </w:r>
+      <w:r>
+        <w:rPr>
+          <w:lang w:val="en_US" w:bidi="en_US"/>
+        </w:rPr>
         <w:t xml:space="preserve">Christ will appear in royal and divine power. It is his </w:t>
       </w:r>
       <w:r>
         <w:rPr>
           <w:i/>
+          <w:lang w:val="en_US" w:bidi="en_US"/>
         </w:rPr>
         <w:t>parousia</w:t>
       </w:r>
       <w:r>
+        <w:rPr>
+          <w:lang w:val="en_US" w:bidi="en_US"/>
+        </w:rPr>
         <w:t>, meaning "presence" or "arrival" or "coming" (</w:t>
       </w:r>
       <w:hyperlink r:id="rId28">
         <w:r>
           <w:rPr>
+            <w:lang w:val="en_US" w:bidi="en_US"/>
+          </w:rPr>
+          <w:rPr>
             <w:color w:val="0000EE"/>
             <w:u w:val="single"/>
           </w:rPr>
@@ -1778,11 +3072,17 @@
         </w:r>
       </w:hyperlink>
       <w:r>
+        <w:rPr>
+          <w:lang w:val="en_US" w:bidi="en_US"/>
+        </w:rPr>
         <w:t xml:space="preserve">, </w:t>
       </w:r>
       <w:hyperlink r:id="rId57">
         <w:r>
           <w:rPr>
+            <w:lang w:val="en_US" w:bidi="en_US"/>
+          </w:rPr>
+          <w:rPr>
             <w:color w:val="0000EE"/>
             <w:u w:val="single"/>
           </w:rPr>
@@ -1790,11 +3090,17 @@
         </w:r>
       </w:hyperlink>
       <w:r>
+        <w:rPr>
+          <w:lang w:val="en_US" w:bidi="en_US"/>
+        </w:rPr>
         <w:t xml:space="preserve">; </w:t>
       </w:r>
       <w:hyperlink r:id="rId29">
         <w:r>
           <w:rPr>
+            <w:lang w:val="en_US" w:bidi="en_US"/>
+          </w:rPr>
+          <w:rPr>
             <w:color w:val="0000EE"/>
             <w:u w:val="single"/>
           </w:rPr>
@@ -1802,11 +3108,17 @@
         </w:r>
       </w:hyperlink>
       <w:r>
+        <w:rPr>
+          <w:lang w:val="en_US" w:bidi="en_US"/>
+        </w:rPr>
         <w:t xml:space="preserve">; </w:t>
       </w:r>
       <w:hyperlink r:id="rId30">
         <w:r>
           <w:rPr>
+            <w:lang w:val="en_US" w:bidi="en_US"/>
+          </w:rPr>
+          <w:rPr>
             <w:color w:val="0000EE"/>
             <w:u w:val="single"/>
           </w:rPr>
@@ -1814,11 +3126,17 @@
         </w:r>
       </w:hyperlink>
       <w:r>
+        <w:rPr>
+          <w:lang w:val="en_US" w:bidi="en_US"/>
+        </w:rPr>
         <w:t xml:space="preserve">; </w:t>
       </w:r>
       <w:hyperlink r:id="rId31">
         <w:r>
           <w:rPr>
+            <w:lang w:val="en_US" w:bidi="en_US"/>
+          </w:rPr>
+          <w:rPr>
             <w:color w:val="0000EE"/>
             <w:u w:val="single"/>
           </w:rPr>
@@ -1826,11 +3144,17 @@
         </w:r>
       </w:hyperlink>
       <w:r>
+        <w:rPr>
+          <w:lang w:val="en_US" w:bidi="en_US"/>
+        </w:rPr>
         <w:t xml:space="preserve">; </w:t>
       </w:r>
       <w:hyperlink r:id="rId32">
         <w:r>
           <w:rPr>
+            <w:lang w:val="en_US" w:bidi="en_US"/>
+          </w:rPr>
+          <w:rPr>
             <w:color w:val="0000EE"/>
             <w:u w:val="single"/>
           </w:rPr>
@@ -1838,64 +3162,106 @@
         </w:r>
       </w:hyperlink>
       <w:r>
+        <w:rPr>
+          <w:lang w:val="en_US" w:bidi="en_US"/>
+        </w:rPr>
         <w:t xml:space="preserve">). </w:t>
       </w:r>
       <w:r>
         <w:rPr>
           <w:i/>
+          <w:lang w:val="en_US" w:bidi="en_US"/>
         </w:rPr>
         <w:t xml:space="preserve">The coming </w:t>
       </w:r>
       <w:r>
         <w:rPr>
           <w:i/>
+          <w:lang w:val="en_US" w:bidi="en_US"/>
         </w:rPr>
         <w:t>(</w:t>
       </w:r>
       <w:r>
         <w:rPr>
           <w:i/>
+          <w:lang w:val="en_US" w:bidi="en_US"/>
         </w:rPr>
         <w:t>parousia</w:t>
       </w:r>
       <w:r>
         <w:rPr>
           <w:i/>
+          <w:lang w:val="en_US" w:bidi="en_US"/>
         </w:rPr>
         <w:t xml:space="preserve">) </w:t>
       </w:r>
       <w:r>
         <w:rPr>
           <w:i/>
+          <w:lang w:val="en_US" w:bidi="en_US"/>
         </w:rPr>
         <w:t>of the lawless one</w:t>
       </w:r>
       <w:r>
+        <w:rPr>
+          <w:lang w:val="en_US" w:bidi="en_US"/>
+        </w:rPr>
         <w:t xml:space="preserve"> will also include a royal entrance.</w:t>
       </w:r>
-      <w:r/>
-      <w:r/>
-    </w:p>
-    <w:p>
-      <w:r/>
+      <w:r>
+        <w:rPr>
+          <w:lang w:val="en_US" w:bidi="en_US"/>
+        </w:rPr>
+      </w:r>
+      <w:r>
+        <w:rPr>
+          <w:lang w:val="en_US" w:bidi="en_US"/>
+        </w:rPr>
+      </w:r>
+    </w:p>
+    <w:p>
+      <w:pPr/>
+      <w:r>
+        <w:rPr>
+          <w:lang w:val="en_US" w:bidi="en_US"/>
+        </w:rPr>
+      </w:r>
     </w:p>
     <w:p>
       <w:pPr>
         <w:pStyle w:val="Heading2"/>
       </w:pPr>
       <w:r>
+        <w:rPr>
+          <w:lang w:val="en_US" w:bidi="en_US"/>
+        </w:rPr>
         <w:t>2 Thessalonians 2:11</w:t>
       </w:r>
-      <w:r/>
-    </w:p>
-    <w:p>
-      <w:r/>
-      <w:r>
+      <w:r>
+        <w:rPr>
+          <w:lang w:val="en_US" w:bidi="en_US"/>
+        </w:rPr>
+      </w:r>
+    </w:p>
+    <w:p>
+      <w:pPr/>
+      <w:r>
+        <w:rPr>
+          <w:lang w:val="en_US" w:bidi="en_US"/>
+        </w:rPr>
+      </w:r>
+      <w:r>
+        <w:rPr>
+          <w:lang w:val="en_US" w:bidi="en_US"/>
+        </w:rPr>
         <w:t>As seen elsewhere in Scripture (</w:t>
       </w:r>
       <w:hyperlink r:id="rId85">
         <w:r>
           <w:rPr>
+            <w:lang w:val="en_US" w:bidi="en_US"/>
+          </w:rPr>
+          <w:rPr>
             <w:color w:val="0000EE"/>
             <w:u w:val="single"/>
           </w:rPr>
@@ -1903,11 +3269,17 @@
         </w:r>
       </w:hyperlink>
       <w:r>
+        <w:rPr>
+          <w:lang w:val="en_US" w:bidi="en_US"/>
+        </w:rPr>
         <w:t xml:space="preserve">; </w:t>
       </w:r>
       <w:hyperlink r:id="rId86">
         <w:r>
           <w:rPr>
+            <w:lang w:val="en_US" w:bidi="en_US"/>
+          </w:rPr>
+          <w:rPr>
             <w:color w:val="0000EE"/>
             <w:u w:val="single"/>
           </w:rPr>
@@ -1915,11 +3287,17 @@
         </w:r>
       </w:hyperlink>
       <w:r>
+        <w:rPr>
+          <w:lang w:val="en_US" w:bidi="en_US"/>
+        </w:rPr>
         <w:t>), God sometimes hands people over to the power of the sin or deception they have desired in place of the truth (</w:t>
       </w:r>
       <w:hyperlink r:id="rId87">
         <w:r>
           <w:rPr>
+            <w:lang w:val="en_US" w:bidi="en_US"/>
+          </w:rPr>
+          <w:rPr>
             <w:color w:val="0000EE"/>
             <w:u w:val="single"/>
           </w:rPr>
@@ -1927,11 +3305,17 @@
         </w:r>
       </w:hyperlink>
       <w:r>
+        <w:rPr>
+          <w:lang w:val="en_US" w:bidi="en_US"/>
+        </w:rPr>
         <w:t xml:space="preserve">, </w:t>
       </w:r>
       <w:hyperlink r:id="rId88">
         <w:r>
           <w:rPr>
+            <w:lang w:val="en_US" w:bidi="en_US"/>
+          </w:rPr>
+          <w:rPr>
             <w:color w:val="0000EE"/>
             <w:u w:val="single"/>
           </w:rPr>
@@ -1939,11 +3323,17 @@
         </w:r>
       </w:hyperlink>
       <w:r>
+        <w:rPr>
+          <w:lang w:val="en_US" w:bidi="en_US"/>
+        </w:rPr>
         <w:t xml:space="preserve">, </w:t>
       </w:r>
       <w:hyperlink r:id="rId89">
         <w:r>
           <w:rPr>
+            <w:lang w:val="en_US" w:bidi="en_US"/>
+          </w:rPr>
+          <w:rPr>
             <w:color w:val="0000EE"/>
             <w:u w:val="single"/>
           </w:rPr>
@@ -1951,11 +3341,17 @@
         </w:r>
       </w:hyperlink>
       <w:r>
+        <w:rPr>
+          <w:lang w:val="en_US" w:bidi="en_US"/>
+        </w:rPr>
         <w:t xml:space="preserve">; </w:t>
       </w:r>
       <w:hyperlink r:id="rId90">
         <w:r>
           <w:rPr>
+            <w:lang w:val="en_US" w:bidi="en_US"/>
+          </w:rPr>
+          <w:rPr>
             <w:color w:val="0000EE"/>
             <w:u w:val="single"/>
           </w:rPr>
@@ -1963,31 +3359,65 @@
         </w:r>
       </w:hyperlink>
       <w:r>
+        <w:rPr>
+          <w:lang w:val="en_US" w:bidi="en_US"/>
+        </w:rPr>
         <w:t>).</w:t>
       </w:r>
-      <w:r/>
-      <w:r/>
-    </w:p>
-    <w:p>
-      <w:r/>
+      <w:r>
+        <w:rPr>
+          <w:lang w:val="en_US" w:bidi="en_US"/>
+        </w:rPr>
+      </w:r>
+      <w:r>
+        <w:rPr>
+          <w:lang w:val="en_US" w:bidi="en_US"/>
+        </w:rPr>
+      </w:r>
+    </w:p>
+    <w:p>
+      <w:pPr/>
+      <w:r>
+        <w:rPr>
+          <w:lang w:val="en_US" w:bidi="en_US"/>
+        </w:rPr>
+      </w:r>
     </w:p>
     <w:p>
       <w:pPr>
         <w:pStyle w:val="Heading2"/>
       </w:pPr>
       <w:r>
+        <w:rPr>
+          <w:lang w:val="en_US" w:bidi="en_US"/>
+        </w:rPr>
         <w:t>2 Thessalonians 2:12</w:t>
       </w:r>
-      <w:r/>
-    </w:p>
-    <w:p>
-      <w:r/>
-      <w:r>
+      <w:r>
+        <w:rPr>
+          <w:lang w:val="en_US" w:bidi="en_US"/>
+        </w:rPr>
+      </w:r>
+    </w:p>
+    <w:p>
+      <w:pPr/>
+      <w:r>
+        <w:rPr>
+          <w:lang w:val="en_US" w:bidi="en_US"/>
+        </w:rPr>
+      </w:r>
+      <w:r>
+        <w:rPr>
+          <w:lang w:val="en_US" w:bidi="en_US"/>
+        </w:rPr>
         <w:t xml:space="preserve">They will be condemned (see </w:t>
       </w:r>
       <w:hyperlink r:id="rId91">
         <w:r>
           <w:rPr>
+            <w:lang w:val="en_US" w:bidi="en_US"/>
+          </w:rPr>
+          <w:rPr>
             <w:color w:val="0000EE"/>
             <w:u w:val="single"/>
           </w:rPr>
@@ -1995,11 +3425,17 @@
         </w:r>
       </w:hyperlink>
       <w:r>
+        <w:rPr>
+          <w:lang w:val="en_US" w:bidi="en_US"/>
+        </w:rPr>
         <w:t>) by God’s judicial verdict for not believing the truth (</w:t>
       </w:r>
       <w:hyperlink r:id="rId92">
         <w:r>
           <w:rPr>
+            <w:lang w:val="en_US" w:bidi="en_US"/>
+          </w:rPr>
+          <w:rPr>
             <w:color w:val="0000EE"/>
             <w:u w:val="single"/>
           </w:rPr>
@@ -2007,11 +3443,17 @@
         </w:r>
       </w:hyperlink>
       <w:r>
+        <w:rPr>
+          <w:lang w:val="en_US" w:bidi="en_US"/>
+        </w:rPr>
         <w:t>), instead believing the lie of the man of lawlessness (</w:t>
       </w:r>
       <w:hyperlink r:id="rId93">
         <w:r>
           <w:rPr>
+            <w:lang w:val="en_US" w:bidi="en_US"/>
+          </w:rPr>
+          <w:rPr>
             <w:color w:val="0000EE"/>
             <w:u w:val="single"/>
           </w:rPr>
@@ -2019,31 +3461,65 @@
         </w:r>
       </w:hyperlink>
       <w:r>
+        <w:rPr>
+          <w:lang w:val="en_US" w:bidi="en_US"/>
+        </w:rPr>
         <w:t>).</w:t>
       </w:r>
-      <w:r/>
-      <w:r/>
-    </w:p>
-    <w:p>
-      <w:r/>
+      <w:r>
+        <w:rPr>
+          <w:lang w:val="en_US" w:bidi="en_US"/>
+        </w:rPr>
+      </w:r>
+      <w:r>
+        <w:rPr>
+          <w:lang w:val="en_US" w:bidi="en_US"/>
+        </w:rPr>
+      </w:r>
+    </w:p>
+    <w:p>
+      <w:pPr/>
+      <w:r>
+        <w:rPr>
+          <w:lang w:val="en_US" w:bidi="en_US"/>
+        </w:rPr>
+      </w:r>
     </w:p>
     <w:p>
       <w:pPr>
         <w:pStyle w:val="Heading2"/>
       </w:pPr>
       <w:r>
+        <w:rPr>
+          <w:lang w:val="en_US" w:bidi="en_US"/>
+        </w:rPr>
         <w:t>2 Thessalonians 2:14</w:t>
       </w:r>
-      <w:r/>
-    </w:p>
-    <w:p>
-      <w:r/>
-      <w:r>
+      <w:r>
+        <w:rPr>
+          <w:lang w:val="en_US" w:bidi="en_US"/>
+        </w:rPr>
+      </w:r>
+    </w:p>
+    <w:p>
+      <w:pPr/>
+      <w:r>
+        <w:rPr>
+          <w:lang w:val="en_US" w:bidi="en_US"/>
+        </w:rPr>
+      </w:r>
+      <w:r>
+        <w:rPr>
+          <w:lang w:val="en_US" w:bidi="en_US"/>
+        </w:rPr>
         <w:t>He called you to salvation: God calls his chosen ones to himself (</w:t>
       </w:r>
       <w:hyperlink r:id="rId94">
         <w:r>
           <w:rPr>
+            <w:lang w:val="en_US" w:bidi="en_US"/>
+          </w:rPr>
+          <w:rPr>
             <w:color w:val="0000EE"/>
             <w:u w:val="single"/>
           </w:rPr>
@@ -2051,11 +3527,17 @@
         </w:r>
       </w:hyperlink>
       <w:r>
+        <w:rPr>
+          <w:lang w:val="en_US" w:bidi="en_US"/>
+        </w:rPr>
         <w:t xml:space="preserve">; </w:t>
       </w:r>
       <w:hyperlink r:id="rId27">
         <w:r>
           <w:rPr>
+            <w:lang w:val="en_US" w:bidi="en_US"/>
+          </w:rPr>
+          <w:rPr>
             <w:color w:val="0000EE"/>
             <w:u w:val="single"/>
           </w:rPr>
@@ -2063,11 +3545,17 @@
         </w:r>
       </w:hyperlink>
       <w:r>
+        <w:rPr>
+          <w:lang w:val="en_US" w:bidi="en_US"/>
+        </w:rPr>
         <w:t xml:space="preserve">; </w:t>
       </w:r>
       <w:hyperlink r:id="rId95">
         <w:r>
           <w:rPr>
+            <w:lang w:val="en_US" w:bidi="en_US"/>
+          </w:rPr>
+          <w:rPr>
             <w:color w:val="0000EE"/>
             <w:u w:val="single"/>
           </w:rPr>
@@ -2075,11 +3563,17 @@
         </w:r>
       </w:hyperlink>
       <w:r>
+        <w:rPr>
+          <w:lang w:val="en_US" w:bidi="en_US"/>
+        </w:rPr>
         <w:t xml:space="preserve">; </w:t>
       </w:r>
       <w:hyperlink r:id="rId96">
         <w:r>
           <w:rPr>
+            <w:lang w:val="en_US" w:bidi="en_US"/>
+          </w:rPr>
+          <w:rPr>
             <w:color w:val="0000EE"/>
             <w:u w:val="single"/>
           </w:rPr>
@@ -2087,11 +3581,17 @@
         </w:r>
       </w:hyperlink>
       <w:r>
+        <w:rPr>
+          <w:lang w:val="en_US" w:bidi="en_US"/>
+        </w:rPr>
         <w:t>) through the preaching of the Good News. • Those who suffer because of their faith will ultimately share in the glory of our Lord Jesus Christ (</w:t>
       </w:r>
       <w:hyperlink r:id="rId97">
         <w:r>
           <w:rPr>
+            <w:lang w:val="en_US" w:bidi="en_US"/>
+          </w:rPr>
+          <w:rPr>
             <w:color w:val="0000EE"/>
             <w:u w:val="single"/>
           </w:rPr>
@@ -2099,11 +3599,17 @@
         </w:r>
       </w:hyperlink>
       <w:r>
+        <w:rPr>
+          <w:lang w:val="en_US" w:bidi="en_US"/>
+        </w:rPr>
         <w:t xml:space="preserve">; </w:t>
       </w:r>
       <w:hyperlink r:id="rId47">
         <w:r>
           <w:rPr>
+            <w:lang w:val="en_US" w:bidi="en_US"/>
+          </w:rPr>
+          <w:rPr>
             <w:color w:val="0000EE"/>
             <w:u w:val="single"/>
           </w:rPr>
@@ -2111,11 +3617,17 @@
         </w:r>
       </w:hyperlink>
       <w:r>
+        <w:rPr>
+          <w:lang w:val="en_US" w:bidi="en_US"/>
+        </w:rPr>
         <w:t xml:space="preserve">; </w:t>
       </w:r>
       <w:hyperlink r:id="rId98">
         <w:r>
           <w:rPr>
+            <w:lang w:val="en_US" w:bidi="en_US"/>
+          </w:rPr>
+          <w:rPr>
             <w:color w:val="0000EE"/>
             <w:u w:val="single"/>
           </w:rPr>
@@ -2123,11 +3635,17 @@
         </w:r>
       </w:hyperlink>
       <w:r>
+        <w:rPr>
+          <w:lang w:val="en_US" w:bidi="en_US"/>
+        </w:rPr>
         <w:t xml:space="preserve">; </w:t>
       </w:r>
       <w:hyperlink r:id="rId27">
         <w:r>
           <w:rPr>
+            <w:lang w:val="en_US" w:bidi="en_US"/>
+          </w:rPr>
+          <w:rPr>
             <w:color w:val="0000EE"/>
             <w:u w:val="single"/>
           </w:rPr>
@@ -2135,31 +3653,65 @@
         </w:r>
       </w:hyperlink>
       <w:r>
+        <w:rPr>
+          <w:lang w:val="en_US" w:bidi="en_US"/>
+        </w:rPr>
         <w:t>).</w:t>
       </w:r>
-      <w:r/>
-      <w:r/>
-    </w:p>
-    <w:p>
-      <w:r/>
+      <w:r>
+        <w:rPr>
+          <w:lang w:val="en_US" w:bidi="en_US"/>
+        </w:rPr>
+      </w:r>
+      <w:r>
+        <w:rPr>
+          <w:lang w:val="en_US" w:bidi="en_US"/>
+        </w:rPr>
+      </w:r>
+    </w:p>
+    <w:p>
+      <w:pPr/>
+      <w:r>
+        <w:rPr>
+          <w:lang w:val="en_US" w:bidi="en_US"/>
+        </w:rPr>
+      </w:r>
     </w:p>
     <w:p>
       <w:pPr>
         <w:pStyle w:val="Heading2"/>
       </w:pPr>
       <w:r>
+        <w:rPr>
+          <w:lang w:val="en_US" w:bidi="en_US"/>
+        </w:rPr>
         <w:t>2 Thessalonians 2:15</w:t>
       </w:r>
-      <w:r/>
-    </w:p>
-    <w:p>
-      <w:r/>
-      <w:r>
+      <w:r>
+        <w:rPr>
+          <w:lang w:val="en_US" w:bidi="en_US"/>
+        </w:rPr>
+      </w:r>
+    </w:p>
+    <w:p>
+      <w:pPr/>
+      <w:r>
+        <w:rPr>
+          <w:lang w:val="en_US" w:bidi="en_US"/>
+        </w:rPr>
+      </w:r>
+      <w:r>
+        <w:rPr>
+          <w:lang w:val="en_US" w:bidi="en_US"/>
+        </w:rPr>
         <w:t>Ever since the founding of the Thessalonian church, Paul had been concerned for the stability of their faith (</w:t>
       </w:r>
       <w:hyperlink r:id="rId99">
         <w:r>
           <w:rPr>
+            <w:lang w:val="en_US" w:bidi="en_US"/>
+          </w:rPr>
+          <w:rPr>
             <w:color w:val="0000EE"/>
             <w:u w:val="single"/>
           </w:rPr>
@@ -2167,11 +3719,17 @@
         </w:r>
       </w:hyperlink>
       <w:r>
+        <w:rPr>
+          <w:lang w:val="en_US" w:bidi="en_US"/>
+        </w:rPr>
         <w:t xml:space="preserve">, </w:t>
       </w:r>
       <w:hyperlink r:id="rId100">
         <w:r>
           <w:rPr>
+            <w:lang w:val="en_US" w:bidi="en_US"/>
+          </w:rPr>
+          <w:rPr>
             <w:color w:val="0000EE"/>
             <w:u w:val="single"/>
           </w:rPr>
@@ -2179,11 +3737,17 @@
         </w:r>
       </w:hyperlink>
       <w:r>
+        <w:rPr>
+          <w:lang w:val="en_US" w:bidi="en_US"/>
+        </w:rPr>
         <w:t xml:space="preserve">, </w:t>
       </w:r>
       <w:hyperlink r:id="rId101">
         <w:r>
           <w:rPr>
+            <w:lang w:val="en_US" w:bidi="en_US"/>
+          </w:rPr>
+          <w:rPr>
             <w:color w:val="0000EE"/>
             <w:u w:val="single"/>
           </w:rPr>
@@ -2191,11 +3755,17 @@
         </w:r>
       </w:hyperlink>
       <w:r>
+        <w:rPr>
+          <w:lang w:val="en_US" w:bidi="en_US"/>
+        </w:rPr>
         <w:t xml:space="preserve">; </w:t>
       </w:r>
       <w:hyperlink r:id="rId102">
         <w:r>
           <w:rPr>
+            <w:lang w:val="en_US" w:bidi="en_US"/>
+          </w:rPr>
+          <w:rPr>
             <w:color w:val="0000EE"/>
             <w:u w:val="single"/>
           </w:rPr>
@@ -2203,11 +3773,17 @@
         </w:r>
       </w:hyperlink>
       <w:r>
+        <w:rPr>
+          <w:lang w:val="en_US" w:bidi="en_US"/>
+        </w:rPr>
         <w:t>) and their adherence to his teaching (</w:t>
       </w:r>
       <w:hyperlink r:id="rId103">
         <w:r>
           <w:rPr>
+            <w:lang w:val="en_US" w:bidi="en_US"/>
+          </w:rPr>
+          <w:rPr>
             <w:color w:val="0000EE"/>
             <w:u w:val="single"/>
           </w:rPr>
@@ -2215,11 +3791,17 @@
         </w:r>
       </w:hyperlink>
       <w:r>
+        <w:rPr>
+          <w:lang w:val="en_US" w:bidi="en_US"/>
+        </w:rPr>
         <w:t xml:space="preserve">; </w:t>
       </w:r>
       <w:hyperlink r:id="rId104">
         <w:r>
           <w:rPr>
+            <w:lang w:val="en_US" w:bidi="en_US"/>
+          </w:rPr>
+          <w:rPr>
             <w:color w:val="0000EE"/>
             <w:u w:val="single"/>
           </w:rPr>
@@ -2227,11 +3809,17 @@
         </w:r>
       </w:hyperlink>
       <w:r>
+        <w:rPr>
+          <w:lang w:val="en_US" w:bidi="en_US"/>
+        </w:rPr>
         <w:t xml:space="preserve">; </w:t>
       </w:r>
       <w:hyperlink r:id="rId105">
         <w:r>
           <w:rPr>
+            <w:lang w:val="en_US" w:bidi="en_US"/>
+          </w:rPr>
+          <w:rPr>
             <w:color w:val="0000EE"/>
             <w:u w:val="single"/>
           </w:rPr>
@@ -2239,11 +3827,17 @@
         </w:r>
       </w:hyperlink>
       <w:r>
+        <w:rPr>
+          <w:lang w:val="en_US" w:bidi="en_US"/>
+        </w:rPr>
         <w:t xml:space="preserve">; see </w:t>
       </w:r>
       <w:hyperlink r:id="rId106">
         <w:r>
           <w:rPr>
+            <w:lang w:val="en_US" w:bidi="en_US"/>
+          </w:rPr>
+          <w:rPr>
             <w:color w:val="0000EE"/>
             <w:u w:val="single"/>
           </w:rPr>
@@ -2251,51 +3845,113 @@
         </w:r>
       </w:hyperlink>
       <w:r>
+        <w:rPr>
+          <w:lang w:val="en_US" w:bidi="en_US"/>
+        </w:rPr>
         <w:t>).</w:t>
       </w:r>
-      <w:r/>
-      <w:r/>
-    </w:p>
-    <w:p>
-      <w:r/>
+      <w:r>
+        <w:rPr>
+          <w:lang w:val="en_US" w:bidi="en_US"/>
+        </w:rPr>
+      </w:r>
+      <w:r>
+        <w:rPr>
+          <w:lang w:val="en_US" w:bidi="en_US"/>
+        </w:rPr>
+      </w:r>
+    </w:p>
+    <w:p>
+      <w:pPr/>
+      <w:r>
+        <w:rPr>
+          <w:lang w:val="en_US" w:bidi="en_US"/>
+        </w:rPr>
+      </w:r>
     </w:p>
     <w:p>
       <w:pPr>
         <w:pStyle w:val="Heading2"/>
       </w:pPr>
       <w:r>
+        <w:rPr>
+          <w:lang w:val="en_US" w:bidi="en_US"/>
+        </w:rPr>
         <w:t>2 Thessalonians 2:16</w:t>
       </w:r>
-      <w:r/>
-    </w:p>
-    <w:p>
-      <w:r/>
-      <w:r>
+      <w:r>
+        <w:rPr>
+          <w:lang w:val="en_US" w:bidi="en_US"/>
+        </w:rPr>
+      </w:r>
+    </w:p>
+    <w:p>
+      <w:pPr/>
+      <w:r>
+        <w:rPr>
+          <w:lang w:val="en_US" w:bidi="en_US"/>
+        </w:rPr>
+      </w:r>
+      <w:r>
+        <w:rPr>
+          <w:lang w:val="en_US" w:bidi="en_US"/>
+        </w:rPr>
         <w:t>Eternal comfort and . . . hope transcend both death and uncertainty about the immediate future.</w:t>
       </w:r>
-      <w:r/>
-      <w:r/>
-    </w:p>
-    <w:p>
-      <w:r/>
+      <w:r>
+        <w:rPr>
+          <w:lang w:val="en_US" w:bidi="en_US"/>
+        </w:rPr>
+      </w:r>
+      <w:r>
+        <w:rPr>
+          <w:lang w:val="en_US" w:bidi="en_US"/>
+        </w:rPr>
+      </w:r>
+    </w:p>
+    <w:p>
+      <w:pPr/>
+      <w:r>
+        <w:rPr>
+          <w:lang w:val="en_US" w:bidi="en_US"/>
+        </w:rPr>
+      </w:r>
     </w:p>
     <w:p>
       <w:pPr>
         <w:pStyle w:val="Heading2"/>
       </w:pPr>
       <w:r>
+        <w:rPr>
+          <w:lang w:val="en_US" w:bidi="en_US"/>
+        </w:rPr>
         <w:t>2 Thessalonians 2:17</w:t>
       </w:r>
-      <w:r/>
-    </w:p>
-    <w:p>
-      <w:r/>
-      <w:r>
+      <w:r>
+        <w:rPr>
+          <w:lang w:val="en_US" w:bidi="en_US"/>
+        </w:rPr>
+      </w:r>
+    </w:p>
+    <w:p>
+      <w:pPr/>
+      <w:r>
+        <w:rPr>
+          <w:lang w:val="en_US" w:bidi="en_US"/>
+        </w:rPr>
+      </w:r>
+      <w:r>
+        <w:rPr>
+          <w:lang w:val="en_US" w:bidi="en_US"/>
+        </w:rPr>
         <w:t>Paul’s prayer echoes the purpose of Timothy’s visit to the church—to strengthen and encourage the Thessalonian believers in their faith (</w:t>
       </w:r>
       <w:hyperlink r:id="rId99">
         <w:r>
           <w:rPr>
+            <w:lang w:val="en_US" w:bidi="en_US"/>
+          </w:rPr>
+          <w:rPr>
             <w:color w:val="0000EE"/>
             <w:u w:val="single"/>
           </w:rPr>
@@ -2303,38 +3959,56 @@
         </w:r>
       </w:hyperlink>
       <w:r>
+        <w:rPr>
+          <w:lang w:val="en_US" w:bidi="en_US"/>
+        </w:rPr>
         <w:t xml:space="preserve">). • To comfort you does not merely mean to </w:t>
       </w:r>
       <w:r>
         <w:rPr>
           <w:i/>
+          <w:lang w:val="en_US" w:bidi="en_US"/>
         </w:rPr>
         <w:t>console,</w:t>
       </w:r>
       <w:r>
+        <w:rPr>
+          <w:lang w:val="en_US" w:bidi="en_US"/>
+        </w:rPr>
         <w:t xml:space="preserve"> but to </w:t>
       </w:r>
       <w:r>
         <w:rPr>
           <w:i/>
+          <w:lang w:val="en_US" w:bidi="en_US"/>
         </w:rPr>
         <w:t>exhort</w:t>
       </w:r>
       <w:r>
+        <w:rPr>
+          <w:lang w:val="en_US" w:bidi="en_US"/>
+        </w:rPr>
         <w:t xml:space="preserve"> or </w:t>
       </w:r>
       <w:r>
         <w:rPr>
           <w:i/>
+          <w:lang w:val="en_US" w:bidi="en_US"/>
         </w:rPr>
         <w:t>encourage</w:t>
       </w:r>
       <w:r>
+        <w:rPr>
+          <w:lang w:val="en_US" w:bidi="en_US"/>
+        </w:rPr>
         <w:t xml:space="preserve"> them because of their fears and doubts (</w:t>
       </w:r>
       <w:hyperlink r:id="rId107">
         <w:r>
           <w:rPr>
+            <w:lang w:val="en_US" w:bidi="en_US"/>
+          </w:rPr>
+          <w:rPr>
             <w:color w:val="0000EE"/>
             <w:u w:val="single"/>
           </w:rPr>
@@ -2342,11 +4016,17 @@
         </w:r>
       </w:hyperlink>
       <w:r>
+        <w:rPr>
+          <w:lang w:val="en_US" w:bidi="en_US"/>
+        </w:rPr>
         <w:t xml:space="preserve">; </w:t>
       </w:r>
       <w:hyperlink r:id="rId108">
         <w:r>
           <w:rPr>
+            <w:lang w:val="en_US" w:bidi="en_US"/>
+          </w:rPr>
+          <w:rPr>
             <w:color w:val="0000EE"/>
             <w:u w:val="single"/>
           </w:rPr>
@@ -2354,11 +4034,17 @@
         </w:r>
       </w:hyperlink>
       <w:r>
+        <w:rPr>
+          <w:lang w:val="en_US" w:bidi="en_US"/>
+        </w:rPr>
         <w:t xml:space="preserve">; </w:t>
       </w:r>
       <w:hyperlink r:id="rId109">
         <w:r>
           <w:rPr>
+            <w:lang w:val="en_US" w:bidi="en_US"/>
+          </w:rPr>
+          <w:rPr>
             <w:color w:val="0000EE"/>
             <w:u w:val="single"/>
           </w:rPr>
@@ -2366,31 +4052,65 @@
         </w:r>
       </w:hyperlink>
       <w:r>
+        <w:rPr>
+          <w:lang w:val="en_US" w:bidi="en_US"/>
+        </w:rPr>
         <w:t>).</w:t>
       </w:r>
-      <w:r/>
-      <w:r/>
-    </w:p>
-    <w:p>
-      <w:r/>
+      <w:r>
+        <w:rPr>
+          <w:lang w:val="en_US" w:bidi="en_US"/>
+        </w:rPr>
+      </w:r>
+      <w:r>
+        <w:rPr>
+          <w:lang w:val="en_US" w:bidi="en_US"/>
+        </w:rPr>
+      </w:r>
+    </w:p>
+    <w:p>
+      <w:pPr/>
+      <w:r>
+        <w:rPr>
+          <w:lang w:val="en_US" w:bidi="en_US"/>
+        </w:rPr>
+      </w:r>
     </w:p>
     <w:p>
       <w:pPr>
         <w:pStyle w:val="Heading2"/>
       </w:pPr>
       <w:r>
+        <w:rPr>
+          <w:lang w:val="en_US" w:bidi="en_US"/>
+        </w:rPr>
         <w:t>2 Thessalonians 3:1</w:t>
       </w:r>
-      <w:r/>
-    </w:p>
-    <w:p>
-      <w:r/>
-      <w:r>
+      <w:r>
+        <w:rPr>
+          <w:lang w:val="en_US" w:bidi="en_US"/>
+        </w:rPr>
+      </w:r>
+    </w:p>
+    <w:p>
+      <w:pPr/>
+      <w:r>
+        <w:rPr>
+          <w:lang w:val="en_US" w:bidi="en_US"/>
+        </w:rPr>
+      </w:r>
+      <w:r>
+        <w:rPr>
+          <w:lang w:val="en_US" w:bidi="en_US"/>
+        </w:rPr>
         <w:t xml:space="preserve">pray: The prayer that the gospel would spread rapidly recalls </w:t>
       </w:r>
       <w:hyperlink r:id="rId110">
         <w:r>
           <w:rPr>
+            <w:lang w:val="en_US" w:bidi="en_US"/>
+          </w:rPr>
+          <w:rPr>
             <w:color w:val="0000EE"/>
             <w:u w:val="single"/>
           </w:rPr>
@@ -2398,11 +4118,17 @@
         </w:r>
       </w:hyperlink>
       <w:r>
+        <w:rPr>
+          <w:lang w:val="en_US" w:bidi="en_US"/>
+        </w:rPr>
         <w:t xml:space="preserve">. Paul merges the image with reference to the games (see </w:t>
       </w:r>
       <w:hyperlink r:id="rId111">
         <w:r>
           <w:rPr>
+            <w:lang w:val="en_US" w:bidi="en_US"/>
+          </w:rPr>
+          <w:rPr>
             <w:color w:val="0000EE"/>
             <w:u w:val="single"/>
           </w:rPr>
@@ -2410,11 +4136,17 @@
         </w:r>
       </w:hyperlink>
       <w:r>
+        <w:rPr>
+          <w:lang w:val="en_US" w:bidi="en_US"/>
+        </w:rPr>
         <w:t xml:space="preserve">; </w:t>
       </w:r>
       <w:hyperlink r:id="rId112">
         <w:r>
           <w:rPr>
+            <w:lang w:val="en_US" w:bidi="en_US"/>
+          </w:rPr>
+          <w:rPr>
             <w:color w:val="0000EE"/>
             <w:u w:val="single"/>
           </w:rPr>
@@ -2422,31 +4154,65 @@
         </w:r>
       </w:hyperlink>
       <w:r>
+        <w:rPr>
+          <w:lang w:val="en_US" w:bidi="en_US"/>
+        </w:rPr>
         <w:t>) in which a victor was honored.</w:t>
       </w:r>
-      <w:r/>
-      <w:r/>
-    </w:p>
-    <w:p>
-      <w:r/>
+      <w:r>
+        <w:rPr>
+          <w:lang w:val="en_US" w:bidi="en_US"/>
+        </w:rPr>
+      </w:r>
+      <w:r>
+        <w:rPr>
+          <w:lang w:val="en_US" w:bidi="en_US"/>
+        </w:rPr>
+      </w:r>
+    </w:p>
+    <w:p>
+      <w:pPr/>
+      <w:r>
+        <w:rPr>
+          <w:lang w:val="en_US" w:bidi="en_US"/>
+        </w:rPr>
+      </w:r>
     </w:p>
     <w:p>
       <w:pPr>
         <w:pStyle w:val="Heading2"/>
       </w:pPr>
       <w:r>
+        <w:rPr>
+          <w:lang w:val="en_US" w:bidi="en_US"/>
+        </w:rPr>
         <w:t>2 Thessalonians 3:1–5</w:t>
       </w:r>
-      <w:r/>
-    </w:p>
-    <w:p>
-      <w:r/>
-      <w:r>
+      <w:r>
+        <w:rPr>
+          <w:lang w:val="en_US" w:bidi="en_US"/>
+        </w:rPr>
+      </w:r>
+    </w:p>
+    <w:p>
+      <w:pPr/>
+      <w:r>
+        <w:rPr>
+          <w:lang w:val="en_US" w:bidi="en_US"/>
+        </w:rPr>
+      </w:r>
+      <w:r>
+        <w:rPr>
+          <w:lang w:val="en_US" w:bidi="en_US"/>
+        </w:rPr>
         <w:t>Before taking up the final topic of the letter (</w:t>
       </w:r>
       <w:hyperlink r:id="rId113">
         <w:r>
           <w:rPr>
+            <w:lang w:val="en_US" w:bidi="en_US"/>
+          </w:rPr>
+          <w:rPr>
             <w:color w:val="0000EE"/>
             <w:u w:val="single"/>
           </w:rPr>
@@ -2454,11 +4220,17 @@
         </w:r>
       </w:hyperlink>
       <w:r>
+        <w:rPr>
+          <w:lang w:val="en_US" w:bidi="en_US"/>
+        </w:rPr>
         <w:t>), Paul requests prayer (</w:t>
       </w:r>
       <w:hyperlink r:id="rId114">
         <w:r>
           <w:rPr>
+            <w:lang w:val="en_US" w:bidi="en_US"/>
+          </w:rPr>
+          <w:rPr>
             <w:color w:val="0000EE"/>
             <w:u w:val="single"/>
           </w:rPr>
@@ -2466,11 +4238,17 @@
         </w:r>
       </w:hyperlink>
       <w:r>
+        <w:rPr>
+          <w:lang w:val="en_US" w:bidi="en_US"/>
+        </w:rPr>
         <w:t>) and assures the Thessalonians of God’s providence in troubles (</w:t>
       </w:r>
       <w:hyperlink r:id="rId115">
         <w:r>
           <w:rPr>
+            <w:lang w:val="en_US" w:bidi="en_US"/>
+          </w:rPr>
+          <w:rPr>
             <w:color w:val="0000EE"/>
             <w:u w:val="single"/>
           </w:rPr>
@@ -2478,31 +4256,65 @@
         </w:r>
       </w:hyperlink>
       <w:r>
+        <w:rPr>
+          <w:lang w:val="en_US" w:bidi="en_US"/>
+        </w:rPr>
         <w:t>).</w:t>
       </w:r>
-      <w:r/>
-      <w:r/>
-    </w:p>
-    <w:p>
-      <w:r/>
+      <w:r>
+        <w:rPr>
+          <w:lang w:val="en_US" w:bidi="en_US"/>
+        </w:rPr>
+      </w:r>
+      <w:r>
+        <w:rPr>
+          <w:lang w:val="en_US" w:bidi="en_US"/>
+        </w:rPr>
+      </w:r>
+    </w:p>
+    <w:p>
+      <w:pPr/>
+      <w:r>
+        <w:rPr>
+          <w:lang w:val="en_US" w:bidi="en_US"/>
+        </w:rPr>
+      </w:r>
     </w:p>
     <w:p>
       <w:pPr>
         <w:pStyle w:val="Heading2"/>
       </w:pPr>
       <w:r>
+        <w:rPr>
+          <w:lang w:val="en_US" w:bidi="en_US"/>
+        </w:rPr>
         <w:t>2 Thessalonians 3:2</w:t>
       </w:r>
-      <w:r/>
-    </w:p>
-    <w:p>
-      <w:r/>
-      <w:r>
+      <w:r>
+        <w:rPr>
+          <w:lang w:val="en_US" w:bidi="en_US"/>
+        </w:rPr>
+      </w:r>
+    </w:p>
+    <w:p>
+      <w:pPr/>
+      <w:r>
+        <w:rPr>
+          <w:lang w:val="en_US" w:bidi="en_US"/>
+        </w:rPr>
+      </w:r>
+      <w:r>
+        <w:rPr>
+          <w:lang w:val="en_US" w:bidi="en_US"/>
+        </w:rPr>
         <w:t>Paul, too, suffered for the Good News (</w:t>
       </w:r>
       <w:hyperlink r:id="rId116">
         <w:r>
           <w:rPr>
+            <w:lang w:val="en_US" w:bidi="en_US"/>
+          </w:rPr>
+          <w:rPr>
             <w:color w:val="0000EE"/>
             <w:u w:val="single"/>
           </w:rPr>
@@ -2510,11 +4322,17 @@
         </w:r>
       </w:hyperlink>
       <w:r>
+        <w:rPr>
+          <w:lang w:val="en_US" w:bidi="en_US"/>
+        </w:rPr>
         <w:t xml:space="preserve">; </w:t>
       </w:r>
       <w:hyperlink r:id="rId117">
         <w:r>
           <w:rPr>
+            <w:lang w:val="en_US" w:bidi="en_US"/>
+          </w:rPr>
+          <w:rPr>
             <w:color w:val="0000EE"/>
             <w:u w:val="single"/>
           </w:rPr>
@@ -2522,11 +4340,17 @@
         </w:r>
       </w:hyperlink>
       <w:r>
+        <w:rPr>
+          <w:lang w:val="en_US" w:bidi="en_US"/>
+        </w:rPr>
         <w:t xml:space="preserve">; </w:t>
       </w:r>
       <w:hyperlink r:id="rId118">
         <w:r>
           <w:rPr>
+            <w:lang w:val="en_US" w:bidi="en_US"/>
+          </w:rPr>
+          <w:rPr>
             <w:color w:val="0000EE"/>
             <w:u w:val="single"/>
           </w:rPr>
@@ -2534,11 +4358,17 @@
         </w:r>
       </w:hyperlink>
       <w:r>
+        <w:rPr>
+          <w:lang w:val="en_US" w:bidi="en_US"/>
+        </w:rPr>
         <w:t xml:space="preserve">). His prayer to be rescued echoes </w:t>
       </w:r>
       <w:hyperlink r:id="rId119">
         <w:r>
           <w:rPr>
+            <w:lang w:val="en_US" w:bidi="en_US"/>
+          </w:rPr>
+          <w:rPr>
             <w:color w:val="0000EE"/>
             <w:u w:val="single"/>
           </w:rPr>
@@ -2546,40 +4376,78 @@
         </w:r>
       </w:hyperlink>
       <w:r>
+        <w:rPr>
+          <w:lang w:val="en_US" w:bidi="en_US"/>
+        </w:rPr>
         <w:t>.</w:t>
       </w:r>
-      <w:r/>
-      <w:r/>
-    </w:p>
-    <w:p>
-      <w:r/>
+      <w:r>
+        <w:rPr>
+          <w:lang w:val="en_US" w:bidi="en_US"/>
+        </w:rPr>
+      </w:r>
+      <w:r>
+        <w:rPr>
+          <w:lang w:val="en_US" w:bidi="en_US"/>
+        </w:rPr>
+      </w:r>
+    </w:p>
+    <w:p>
+      <w:pPr/>
+      <w:r>
+        <w:rPr>
+          <w:lang w:val="en_US" w:bidi="en_US"/>
+        </w:rPr>
+      </w:r>
     </w:p>
     <w:p>
       <w:pPr>
         <w:pStyle w:val="Heading2"/>
       </w:pPr>
       <w:r>
+        <w:rPr>
+          <w:lang w:val="en_US" w:bidi="en_US"/>
+        </w:rPr>
         <w:t>2 Thessalonians 3:3</w:t>
       </w:r>
-      <w:r/>
-    </w:p>
-    <w:p>
-      <w:r/>
-      <w:r>
+      <w:r>
+        <w:rPr>
+          <w:lang w:val="en_US" w:bidi="en_US"/>
+        </w:rPr>
+      </w:r>
+    </w:p>
+    <w:p>
+      <w:pPr/>
+      <w:r>
+        <w:rPr>
+          <w:lang w:val="en_US" w:bidi="en_US"/>
+        </w:rPr>
+      </w:r>
+      <w:r>
+        <w:rPr>
+          <w:lang w:val="en_US" w:bidi="en_US"/>
+        </w:rPr>
         <w:t xml:space="preserve">The sufferings the Thessalonians faced were caused by the evil one (or by </w:t>
       </w:r>
       <w:r>
         <w:rPr>
           <w:i/>
+          <w:lang w:val="en_US" w:bidi="en_US"/>
         </w:rPr>
         <w:t>evil</w:t>
       </w:r>
       <w:r>
+        <w:rPr>
+          <w:lang w:val="en_US" w:bidi="en_US"/>
+        </w:rPr>
         <w:t xml:space="preserve">; see </w:t>
       </w:r>
       <w:hyperlink r:id="rId75">
         <w:r>
           <w:rPr>
+            <w:lang w:val="en_US" w:bidi="en_US"/>
+          </w:rPr>
+          <w:rPr>
             <w:color w:val="0000EE"/>
             <w:u w:val="single"/>
           </w:rPr>
@@ -2587,11 +4455,17 @@
         </w:r>
       </w:hyperlink>
       <w:r>
+        <w:rPr>
+          <w:lang w:val="en_US" w:bidi="en_US"/>
+        </w:rPr>
         <w:t xml:space="preserve">; cp. </w:t>
       </w:r>
       <w:hyperlink r:id="rId120">
         <w:r>
           <w:rPr>
+            <w:lang w:val="en_US" w:bidi="en_US"/>
+          </w:rPr>
+          <w:rPr>
             <w:color w:val="0000EE"/>
             <w:u w:val="single"/>
           </w:rPr>
@@ -2599,11 +4473,17 @@
         </w:r>
       </w:hyperlink>
       <w:r>
+        <w:rPr>
+          <w:lang w:val="en_US" w:bidi="en_US"/>
+        </w:rPr>
         <w:t xml:space="preserve">; </w:t>
       </w:r>
       <w:hyperlink r:id="rId22">
         <w:r>
           <w:rPr>
+            <w:lang w:val="en_US" w:bidi="en_US"/>
+          </w:rPr>
+          <w:rPr>
             <w:color w:val="0000EE"/>
             <w:u w:val="single"/>
           </w:rPr>
@@ -2611,11 +4491,17 @@
         </w:r>
       </w:hyperlink>
       <w:r>
+        <w:rPr>
+          <w:lang w:val="en_US" w:bidi="en_US"/>
+        </w:rPr>
         <w:t xml:space="preserve">; </w:t>
       </w:r>
       <w:hyperlink r:id="rId23">
         <w:r>
           <w:rPr>
+            <w:lang w:val="en_US" w:bidi="en_US"/>
+          </w:rPr>
+          <w:rPr>
             <w:color w:val="0000EE"/>
             <w:u w:val="single"/>
           </w:rPr>
@@ -2623,40 +4509,78 @@
         </w:r>
       </w:hyperlink>
       <w:r>
+        <w:rPr>
+          <w:lang w:val="en_US" w:bidi="en_US"/>
+        </w:rPr>
         <w:t>).</w:t>
       </w:r>
-      <w:r/>
-      <w:r/>
-    </w:p>
-    <w:p>
-      <w:r/>
+      <w:r>
+        <w:rPr>
+          <w:lang w:val="en_US" w:bidi="en_US"/>
+        </w:rPr>
+      </w:r>
+      <w:r>
+        <w:rPr>
+          <w:lang w:val="en_US" w:bidi="en_US"/>
+        </w:rPr>
+      </w:r>
+    </w:p>
+    <w:p>
+      <w:pPr/>
+      <w:r>
+        <w:rPr>
+          <w:lang w:val="en_US" w:bidi="en_US"/>
+        </w:rPr>
+      </w:r>
     </w:p>
     <w:p>
       <w:pPr>
         <w:pStyle w:val="Heading2"/>
       </w:pPr>
       <w:r>
+        <w:rPr>
+          <w:lang w:val="en_US" w:bidi="en_US"/>
+        </w:rPr>
         <w:t>2 Thessalonians 3:5</w:t>
       </w:r>
-      <w:r/>
-    </w:p>
-    <w:p>
-      <w:r/>
-      <w:r>
+      <w:r>
+        <w:rPr>
+          <w:lang w:val="en_US" w:bidi="en_US"/>
+        </w:rPr>
+      </w:r>
+    </w:p>
+    <w:p>
+      <w:pPr/>
+      <w:r>
+        <w:rPr>
+          <w:lang w:val="en_US" w:bidi="en_US"/>
+        </w:rPr>
+      </w:r>
+      <w:r>
+        <w:rPr>
+          <w:lang w:val="en_US" w:bidi="en_US"/>
+        </w:rPr>
         <w:t xml:space="preserve">The prayer that God would lead (literally </w:t>
       </w:r>
       <w:r>
         <w:rPr>
           <w:i/>
+          <w:lang w:val="en_US" w:bidi="en_US"/>
         </w:rPr>
         <w:t>make straight</w:t>
       </w:r>
       <w:r>
+        <w:rPr>
+          <w:lang w:val="en_US" w:bidi="en_US"/>
+        </w:rPr>
         <w:t>) their hearts reflects an Old Testament expression (</w:t>
       </w:r>
       <w:hyperlink r:id="rId121">
         <w:r>
           <w:rPr>
+            <w:lang w:val="en_US" w:bidi="en_US"/>
+          </w:rPr>
+          <w:rPr>
             <w:color w:val="0000EE"/>
             <w:u w:val="single"/>
           </w:rPr>
@@ -2664,11 +4588,17 @@
         </w:r>
       </w:hyperlink>
       <w:r>
+        <w:rPr>
+          <w:lang w:val="en_US" w:bidi="en_US"/>
+        </w:rPr>
         <w:t xml:space="preserve">; </w:t>
       </w:r>
       <w:hyperlink r:id="rId122">
         <w:r>
           <w:rPr>
+            <w:lang w:val="en_US" w:bidi="en_US"/>
+          </w:rPr>
+          <w:rPr>
             <w:color w:val="0000EE"/>
             <w:u w:val="single"/>
           </w:rPr>
@@ -2676,31 +4606,65 @@
         </w:r>
       </w:hyperlink>
       <w:r>
+        <w:rPr>
+          <w:lang w:val="en_US" w:bidi="en_US"/>
+        </w:rPr>
         <w:t>). Christians are expected to love as God loves and practice patient endurance as Christ endured.</w:t>
       </w:r>
-      <w:r/>
-      <w:r/>
-    </w:p>
-    <w:p>
-      <w:r/>
+      <w:r>
+        <w:rPr>
+          <w:lang w:val="en_US" w:bidi="en_US"/>
+        </w:rPr>
+      </w:r>
+      <w:r>
+        <w:rPr>
+          <w:lang w:val="en_US" w:bidi="en_US"/>
+        </w:rPr>
+      </w:r>
+    </w:p>
+    <w:p>
+      <w:pPr/>
+      <w:r>
+        <w:rPr>
+          <w:lang w:val="en_US" w:bidi="en_US"/>
+        </w:rPr>
+      </w:r>
     </w:p>
     <w:p>
       <w:pPr>
         <w:pStyle w:val="Heading2"/>
       </w:pPr>
       <w:r>
+        <w:rPr>
+          <w:lang w:val="en_US" w:bidi="en_US"/>
+        </w:rPr>
         <w:t>2 Thessalonians 3:6</w:t>
       </w:r>
-      <w:r/>
-    </w:p>
-    <w:p>
-      <w:r/>
-      <w:r>
+      <w:r>
+        <w:rPr>
+          <w:lang w:val="en_US" w:bidi="en_US"/>
+        </w:rPr>
+      </w:r>
+    </w:p>
+    <w:p>
+      <w:pPr/>
+      <w:r>
+        <w:rPr>
+          <w:lang w:val="en_US" w:bidi="en_US"/>
+        </w:rPr>
+      </w:r>
+      <w:r>
+        <w:rPr>
+          <w:lang w:val="en_US" w:bidi="en_US"/>
+        </w:rPr>
         <w:t>Paul’s command is given by the authority of the Lord Jesus Christ (</w:t>
       </w:r>
       <w:hyperlink r:id="rId123">
         <w:r>
           <w:rPr>
+            <w:lang w:val="en_US" w:bidi="en_US"/>
+          </w:rPr>
+          <w:rPr>
             <w:color w:val="0000EE"/>
             <w:u w:val="single"/>
           </w:rPr>
@@ -2708,11 +4672,17 @@
         </w:r>
       </w:hyperlink>
       <w:r>
+        <w:rPr>
+          <w:lang w:val="en_US" w:bidi="en_US"/>
+        </w:rPr>
         <w:t xml:space="preserve">). • Church members should shun Christians who live idle lives (see </w:t>
       </w:r>
       <w:hyperlink r:id="rId124">
         <w:r>
           <w:rPr>
+            <w:lang w:val="en_US" w:bidi="en_US"/>
+          </w:rPr>
+          <w:rPr>
             <w:color w:val="0000EE"/>
             <w:u w:val="single"/>
           </w:rPr>
@@ -2720,11 +4690,17 @@
         </w:r>
       </w:hyperlink>
       <w:r>
+        <w:rPr>
+          <w:lang w:val="en_US" w:bidi="en_US"/>
+        </w:rPr>
         <w:t xml:space="preserve">, </w:t>
       </w:r>
       <w:hyperlink r:id="rId125">
         <w:r>
           <w:rPr>
+            <w:lang w:val="en_US" w:bidi="en_US"/>
+          </w:rPr>
+          <w:rPr>
             <w:color w:val="0000EE"/>
             <w:u w:val="single"/>
           </w:rPr>
@@ -2732,11 +4708,17 @@
         </w:r>
       </w:hyperlink>
       <w:r>
+        <w:rPr>
+          <w:lang w:val="en_US" w:bidi="en_US"/>
+        </w:rPr>
         <w:t xml:space="preserve">; </w:t>
       </w:r>
       <w:hyperlink r:id="rId126">
         <w:r>
           <w:rPr>
+            <w:lang w:val="en_US" w:bidi="en_US"/>
+          </w:rPr>
+          <w:rPr>
             <w:color w:val="0000EE"/>
             <w:u w:val="single"/>
           </w:rPr>
@@ -2744,11 +4726,17 @@
         </w:r>
       </w:hyperlink>
       <w:r>
+        <w:rPr>
+          <w:lang w:val="en_US" w:bidi="en_US"/>
+        </w:rPr>
         <w:t>). To stay away from the lazy would make a strong impression on them (</w:t>
       </w:r>
       <w:hyperlink r:id="rId127">
         <w:r>
           <w:rPr>
+            <w:lang w:val="en_US" w:bidi="en_US"/>
+          </w:rPr>
+          <w:rPr>
             <w:color w:val="0000EE"/>
             <w:u w:val="single"/>
           </w:rPr>
@@ -2756,11 +4744,17 @@
         </w:r>
       </w:hyperlink>
       <w:r>
+        <w:rPr>
+          <w:lang w:val="en_US" w:bidi="en_US"/>
+        </w:rPr>
         <w:t xml:space="preserve">; </w:t>
       </w:r>
       <w:hyperlink r:id="rId128">
         <w:r>
           <w:rPr>
+            <w:lang w:val="en_US" w:bidi="en_US"/>
+          </w:rPr>
+          <w:rPr>
             <w:color w:val="0000EE"/>
             <w:u w:val="single"/>
           </w:rPr>
@@ -2768,11 +4762,17 @@
         </w:r>
       </w:hyperlink>
       <w:r>
+        <w:rPr>
+          <w:lang w:val="en_US" w:bidi="en_US"/>
+        </w:rPr>
         <w:t xml:space="preserve">; </w:t>
       </w:r>
       <w:hyperlink r:id="rId129">
         <w:r>
           <w:rPr>
+            <w:lang w:val="en_US" w:bidi="en_US"/>
+          </w:rPr>
+          <w:rPr>
             <w:color w:val="0000EE"/>
             <w:u w:val="single"/>
           </w:rPr>
@@ -2780,11 +4780,17 @@
         </w:r>
       </w:hyperlink>
       <w:r>
+        <w:rPr>
+          <w:lang w:val="en_US" w:bidi="en_US"/>
+        </w:rPr>
         <w:t>), promoting shame (</w:t>
       </w:r>
       <w:hyperlink r:id="rId130">
         <w:r>
           <w:rPr>
+            <w:lang w:val="en_US" w:bidi="en_US"/>
+          </w:rPr>
+          <w:rPr>
             <w:color w:val="0000EE"/>
             <w:u w:val="single"/>
           </w:rPr>
@@ -2792,11 +4798,17 @@
         </w:r>
       </w:hyperlink>
       <w:r>
+        <w:rPr>
+          <w:lang w:val="en_US" w:bidi="en_US"/>
+        </w:rPr>
         <w:t>) and repentance, but stopping short of excommunication (</w:t>
       </w:r>
       <w:hyperlink r:id="rId131">
         <w:r>
           <w:rPr>
+            <w:lang w:val="en_US" w:bidi="en_US"/>
+          </w:rPr>
+          <w:rPr>
             <w:color w:val="0000EE"/>
             <w:u w:val="single"/>
           </w:rPr>
@@ -2804,31 +4816,65 @@
         </w:r>
       </w:hyperlink>
       <w:r>
+        <w:rPr>
+          <w:lang w:val="en_US" w:bidi="en_US"/>
+        </w:rPr>
         <w:t>).</w:t>
       </w:r>
-      <w:r/>
-      <w:r/>
-    </w:p>
-    <w:p>
-      <w:r/>
+      <w:r>
+        <w:rPr>
+          <w:lang w:val="en_US" w:bidi="en_US"/>
+        </w:rPr>
+      </w:r>
+      <w:r>
+        <w:rPr>
+          <w:lang w:val="en_US" w:bidi="en_US"/>
+        </w:rPr>
+      </w:r>
+    </w:p>
+    <w:p>
+      <w:pPr/>
+      <w:r>
+        <w:rPr>
+          <w:lang w:val="en_US" w:bidi="en_US"/>
+        </w:rPr>
+      </w:r>
     </w:p>
     <w:p>
       <w:pPr>
         <w:pStyle w:val="Heading2"/>
       </w:pPr>
       <w:r>
+        <w:rPr>
+          <w:lang w:val="en_US" w:bidi="en_US"/>
+        </w:rPr>
         <w:t>2 Thessalonians 3:6–15</w:t>
       </w:r>
-      <w:r/>
-    </w:p>
-    <w:p>
-      <w:r/>
-      <w:r>
+      <w:r>
+        <w:rPr>
+          <w:lang w:val="en_US" w:bidi="en_US"/>
+        </w:rPr>
+      </w:r>
+    </w:p>
+    <w:p>
+      <w:pPr/>
+      <w:r>
+        <w:rPr>
+          <w:lang w:val="en_US" w:bidi="en_US"/>
+        </w:rPr>
+      </w:r>
+      <w:r>
+        <w:rPr>
+          <w:lang w:val="en_US" w:bidi="en_US"/>
+        </w:rPr>
         <w:t>In his previous letter, Paul had addressed the problem of lazy members of the church who refused to work (</w:t>
       </w:r>
       <w:hyperlink r:id="rId132">
         <w:r>
           <w:rPr>
+            <w:lang w:val="en_US" w:bidi="en_US"/>
+          </w:rPr>
+          <w:rPr>
             <w:color w:val="0000EE"/>
             <w:u w:val="single"/>
           </w:rPr>
@@ -2836,11 +4882,17 @@
         </w:r>
       </w:hyperlink>
       <w:r>
+        <w:rPr>
+          <w:lang w:val="en_US" w:bidi="en_US"/>
+        </w:rPr>
         <w:t xml:space="preserve">; </w:t>
       </w:r>
       <w:hyperlink r:id="rId126">
         <w:r>
           <w:rPr>
+            <w:lang w:val="en_US" w:bidi="en_US"/>
+          </w:rPr>
+          <w:rPr>
             <w:color w:val="0000EE"/>
             <w:u w:val="single"/>
           </w:rPr>
@@ -2848,31 +4900,65 @@
         </w:r>
       </w:hyperlink>
       <w:r>
+        <w:rPr>
+          <w:lang w:val="en_US" w:bidi="en_US"/>
+        </w:rPr>
         <w:t>). Some had ignored his message and example, so he gives additional instruction for dealing with these members.</w:t>
       </w:r>
-      <w:r/>
-      <w:r/>
-    </w:p>
-    <w:p>
-      <w:r/>
+      <w:r>
+        <w:rPr>
+          <w:lang w:val="en_US" w:bidi="en_US"/>
+        </w:rPr>
+      </w:r>
+      <w:r>
+        <w:rPr>
+          <w:lang w:val="en_US" w:bidi="en_US"/>
+        </w:rPr>
+      </w:r>
+    </w:p>
+    <w:p>
+      <w:pPr/>
+      <w:r>
+        <w:rPr>
+          <w:lang w:val="en_US" w:bidi="en_US"/>
+        </w:rPr>
+      </w:r>
     </w:p>
     <w:p>
       <w:pPr>
         <w:pStyle w:val="Heading2"/>
       </w:pPr>
       <w:r>
+        <w:rPr>
+          <w:lang w:val="en_US" w:bidi="en_US"/>
+        </w:rPr>
         <w:t>2 Thessalonians 3:7</w:t>
       </w:r>
-      <w:r/>
-    </w:p>
-    <w:p>
-      <w:r/>
-      <w:r>
+      <w:r>
+        <w:rPr>
+          <w:lang w:val="en_US" w:bidi="en_US"/>
+        </w:rPr>
+      </w:r>
+    </w:p>
+    <w:p>
+      <w:pPr/>
+      <w:r>
+        <w:rPr>
+          <w:lang w:val="en_US" w:bidi="en_US"/>
+        </w:rPr>
+      </w:r>
+      <w:r>
+        <w:rPr>
+          <w:lang w:val="en_US" w:bidi="en_US"/>
+        </w:rPr>
         <w:t>Teaching by example was highly regarded in the ancient world. Paul himself provided an example by working for his own food (</w:t>
       </w:r>
       <w:hyperlink r:id="rId133">
         <w:r>
           <w:rPr>
+            <w:lang w:val="en_US" w:bidi="en_US"/>
+          </w:rPr>
+          <w:rPr>
             <w:color w:val="0000EE"/>
             <w:u w:val="single"/>
           </w:rPr>
@@ -2880,11 +4966,17 @@
         </w:r>
       </w:hyperlink>
       <w:r>
+        <w:rPr>
+          <w:lang w:val="en_US" w:bidi="en_US"/>
+        </w:rPr>
         <w:t xml:space="preserve">; </w:t>
       </w:r>
       <w:hyperlink r:id="rId134">
         <w:r>
           <w:rPr>
+            <w:lang w:val="en_US" w:bidi="en_US"/>
+          </w:rPr>
+          <w:rPr>
             <w:color w:val="0000EE"/>
             <w:u w:val="single"/>
           </w:rPr>
@@ -2892,31 +4984,65 @@
         </w:r>
       </w:hyperlink>
       <w:r>
+        <w:rPr>
+          <w:lang w:val="en_US" w:bidi="en_US"/>
+        </w:rPr>
         <w:t>).</w:t>
       </w:r>
-      <w:r/>
-      <w:r/>
-    </w:p>
-    <w:p>
-      <w:r/>
+      <w:r>
+        <w:rPr>
+          <w:lang w:val="en_US" w:bidi="en_US"/>
+        </w:rPr>
+      </w:r>
+      <w:r>
+        <w:rPr>
+          <w:lang w:val="en_US" w:bidi="en_US"/>
+        </w:rPr>
+      </w:r>
+    </w:p>
+    <w:p>
+      <w:pPr/>
+      <w:r>
+        <w:rPr>
+          <w:lang w:val="en_US" w:bidi="en_US"/>
+        </w:rPr>
+      </w:r>
     </w:p>
     <w:p>
       <w:pPr>
         <w:pStyle w:val="Heading2"/>
       </w:pPr>
       <w:r>
+        <w:rPr>
+          <w:lang w:val="en_US" w:bidi="en_US"/>
+        </w:rPr>
         <w:t>2 Thessalonians 3:8</w:t>
       </w:r>
-      <w:r/>
-    </w:p>
-    <w:p>
-      <w:r/>
-      <w:r>
+      <w:r>
+        <w:rPr>
+          <w:lang w:val="en_US" w:bidi="en_US"/>
+        </w:rPr>
+      </w:r>
+    </w:p>
+    <w:p>
+      <w:pPr/>
+      <w:r>
+        <w:rPr>
+          <w:lang w:val="en_US" w:bidi="en_US"/>
+        </w:rPr>
+      </w:r>
+      <w:r>
+        <w:rPr>
+          <w:lang w:val="en_US" w:bidi="en_US"/>
+        </w:rPr>
         <w:t>without paying for it: Although Paul taught that workers in the Christian church could receive pay for their labor (</w:t>
       </w:r>
       <w:hyperlink r:id="rId135">
         <w:r>
           <w:rPr>
+            <w:lang w:val="en_US" w:bidi="en_US"/>
+          </w:rPr>
+          <w:rPr>
             <w:color w:val="0000EE"/>
             <w:u w:val="single"/>
           </w:rPr>
@@ -2924,11 +5050,17 @@
         </w:r>
       </w:hyperlink>
       <w:r>
+        <w:rPr>
+          <w:lang w:val="en_US" w:bidi="en_US"/>
+        </w:rPr>
         <w:t xml:space="preserve">; see </w:t>
       </w:r>
       <w:hyperlink r:id="rId136">
         <w:r>
           <w:rPr>
+            <w:lang w:val="en_US" w:bidi="en_US"/>
+          </w:rPr>
+          <w:rPr>
             <w:color w:val="0000EE"/>
             <w:u w:val="single"/>
           </w:rPr>
@@ -2936,11 +5068,17 @@
         </w:r>
       </w:hyperlink>
       <w:r>
+        <w:rPr>
+          <w:lang w:val="en_US" w:bidi="en_US"/>
+        </w:rPr>
         <w:t xml:space="preserve">; </w:t>
       </w:r>
       <w:hyperlink r:id="rId137">
         <w:r>
           <w:rPr>
+            <w:lang w:val="en_US" w:bidi="en_US"/>
+          </w:rPr>
+          <w:rPr>
             <w:color w:val="0000EE"/>
             <w:u w:val="single"/>
           </w:rPr>
@@ -2948,11 +5086,17 @@
         </w:r>
       </w:hyperlink>
       <w:r>
+        <w:rPr>
+          <w:lang w:val="en_US" w:bidi="en_US"/>
+        </w:rPr>
         <w:t xml:space="preserve">; </w:t>
       </w:r>
       <w:hyperlink r:id="rId138">
         <w:r>
           <w:rPr>
+            <w:lang w:val="en_US" w:bidi="en_US"/>
+          </w:rPr>
+          <w:rPr>
             <w:color w:val="0000EE"/>
             <w:u w:val="single"/>
           </w:rPr>
@@ -2960,11 +5104,17 @@
         </w:r>
       </w:hyperlink>
       <w:r>
+        <w:rPr>
+          <w:lang w:val="en_US" w:bidi="en_US"/>
+        </w:rPr>
         <w:t>), he did not take advantage of that privilege (</w:t>
       </w:r>
       <w:hyperlink r:id="rId134">
         <w:r>
           <w:rPr>
+            <w:lang w:val="en_US" w:bidi="en_US"/>
+          </w:rPr>
+          <w:rPr>
             <w:color w:val="0000EE"/>
             <w:u w:val="single"/>
           </w:rPr>
@@ -2972,11 +5122,17 @@
         </w:r>
       </w:hyperlink>
       <w:r>
+        <w:rPr>
+          <w:lang w:val="en_US" w:bidi="en_US"/>
+        </w:rPr>
         <w:t xml:space="preserve">; </w:t>
       </w:r>
       <w:hyperlink r:id="rId139">
         <w:r>
           <w:rPr>
+            <w:lang w:val="en_US" w:bidi="en_US"/>
+          </w:rPr>
+          <w:rPr>
             <w:color w:val="0000EE"/>
             <w:u w:val="single"/>
           </w:rPr>
@@ -2984,31 +5140,65 @@
         </w:r>
       </w:hyperlink>
       <w:r>
+        <w:rPr>
+          <w:lang w:val="en_US" w:bidi="en_US"/>
+        </w:rPr>
         <w:t>).</w:t>
       </w:r>
-      <w:r/>
-      <w:r/>
-    </w:p>
-    <w:p>
-      <w:r/>
+      <w:r>
+        <w:rPr>
+          <w:lang w:val="en_US" w:bidi="en_US"/>
+        </w:rPr>
+      </w:r>
+      <w:r>
+        <w:rPr>
+          <w:lang w:val="en_US" w:bidi="en_US"/>
+        </w:rPr>
+      </w:r>
+    </w:p>
+    <w:p>
+      <w:pPr/>
+      <w:r>
+        <w:rPr>
+          <w:lang w:val="en_US" w:bidi="en_US"/>
+        </w:rPr>
+      </w:r>
     </w:p>
     <w:p>
       <w:pPr>
         <w:pStyle w:val="Heading2"/>
       </w:pPr>
       <w:r>
+        <w:rPr>
+          <w:lang w:val="en_US" w:bidi="en_US"/>
+        </w:rPr>
         <w:t>2 Thessalonians 3:9</w:t>
       </w:r>
-      <w:r/>
-    </w:p>
-    <w:p>
-      <w:r/>
-      <w:r>
+      <w:r>
+        <w:rPr>
+          <w:lang w:val="en_US" w:bidi="en_US"/>
+        </w:rPr>
+      </w:r>
+    </w:p>
+    <w:p>
+      <w:pPr/>
+      <w:r>
+        <w:rPr>
+          <w:lang w:val="en_US" w:bidi="en_US"/>
+        </w:rPr>
+      </w:r>
+      <w:r>
+        <w:rPr>
+          <w:lang w:val="en_US" w:bidi="en_US"/>
+        </w:rPr>
         <w:t>Paul had distanced himself from others in the culture who were motivated by fame and money (</w:t>
       </w:r>
       <w:hyperlink r:id="rId140">
         <w:r>
           <w:rPr>
+            <w:lang w:val="en_US" w:bidi="en_US"/>
+          </w:rPr>
+          <w:rPr>
             <w:color w:val="0000EE"/>
             <w:u w:val="single"/>
           </w:rPr>
@@ -3016,31 +5206,65 @@
         </w:r>
       </w:hyperlink>
       <w:r>
+        <w:rPr>
+          <w:lang w:val="en_US" w:bidi="en_US"/>
+        </w:rPr>
         <w:t>).</w:t>
       </w:r>
-      <w:r/>
-      <w:r/>
-    </w:p>
-    <w:p>
-      <w:r/>
+      <w:r>
+        <w:rPr>
+          <w:lang w:val="en_US" w:bidi="en_US"/>
+        </w:rPr>
+      </w:r>
+      <w:r>
+        <w:rPr>
+          <w:lang w:val="en_US" w:bidi="en_US"/>
+        </w:rPr>
+      </w:r>
+    </w:p>
+    <w:p>
+      <w:pPr/>
+      <w:r>
+        <w:rPr>
+          <w:lang w:val="en_US" w:bidi="en_US"/>
+        </w:rPr>
+      </w:r>
     </w:p>
     <w:p>
       <w:pPr>
         <w:pStyle w:val="Heading2"/>
       </w:pPr>
       <w:r>
+        <w:rPr>
+          <w:lang w:val="en_US" w:bidi="en_US"/>
+        </w:rPr>
         <w:t>2 Thessalonians 3:10</w:t>
       </w:r>
-      <w:r/>
-    </w:p>
-    <w:p>
-      <w:r/>
-      <w:r>
+      <w:r>
+        <w:rPr>
+          <w:lang w:val="en_US" w:bidi="en_US"/>
+        </w:rPr>
+      </w:r>
+    </w:p>
+    <w:p>
+      <w:pPr/>
+      <w:r>
+        <w:rPr>
+          <w:lang w:val="en_US" w:bidi="en_US"/>
+        </w:rPr>
+      </w:r>
+      <w:r>
+        <w:rPr>
+          <w:lang w:val="en_US" w:bidi="en_US"/>
+        </w:rPr>
         <w:t xml:space="preserve">Work is the appropriate way to gain a living (see </w:t>
       </w:r>
       <w:hyperlink r:id="rId141">
         <w:r>
           <w:rPr>
+            <w:lang w:val="en_US" w:bidi="en_US"/>
+          </w:rPr>
+          <w:rPr>
             <w:color w:val="0000EE"/>
             <w:u w:val="single"/>
           </w:rPr>
@@ -3048,11 +5272,17 @@
         </w:r>
       </w:hyperlink>
       <w:r>
+        <w:rPr>
+          <w:lang w:val="en_US" w:bidi="en_US"/>
+        </w:rPr>
         <w:t xml:space="preserve">; </w:t>
       </w:r>
       <w:hyperlink r:id="rId142">
         <w:r>
           <w:rPr>
+            <w:lang w:val="en_US" w:bidi="en_US"/>
+          </w:rPr>
+          <w:rPr>
             <w:color w:val="0000EE"/>
             <w:u w:val="single"/>
           </w:rPr>
@@ -3060,11 +5290,17 @@
         </w:r>
       </w:hyperlink>
       <w:r>
+        <w:rPr>
+          <w:lang w:val="en_US" w:bidi="en_US"/>
+        </w:rPr>
         <w:t xml:space="preserve">; </w:t>
       </w:r>
       <w:hyperlink r:id="rId143">
         <w:r>
           <w:rPr>
+            <w:lang w:val="en_US" w:bidi="en_US"/>
+          </w:rPr>
+          <w:rPr>
             <w:color w:val="0000EE"/>
             <w:u w:val="single"/>
           </w:rPr>
@@ -3072,31 +5308,65 @@
         </w:r>
       </w:hyperlink>
       <w:r>
+        <w:rPr>
+          <w:lang w:val="en_US" w:bidi="en_US"/>
+        </w:rPr>
         <w:t>). Paul absolves the church of the responsibility of feeding other believers who refuse to work.</w:t>
       </w:r>
-      <w:r/>
-      <w:r/>
-    </w:p>
-    <w:p>
-      <w:r/>
+      <w:r>
+        <w:rPr>
+          <w:lang w:val="en_US" w:bidi="en_US"/>
+        </w:rPr>
+      </w:r>
+      <w:r>
+        <w:rPr>
+          <w:lang w:val="en_US" w:bidi="en_US"/>
+        </w:rPr>
+      </w:r>
+    </w:p>
+    <w:p>
+      <w:pPr/>
+      <w:r>
+        <w:rPr>
+          <w:lang w:val="en_US" w:bidi="en_US"/>
+        </w:rPr>
+      </w:r>
     </w:p>
     <w:p>
       <w:pPr>
         <w:pStyle w:val="Heading2"/>
       </w:pPr>
       <w:r>
+        <w:rPr>
+          <w:lang w:val="en_US" w:bidi="en_US"/>
+        </w:rPr>
         <w:t>2 Thessalonians 3:12</w:t>
       </w:r>
-      <w:r/>
-    </w:p>
-    <w:p>
-      <w:r/>
-      <w:r>
+      <w:r>
+        <w:rPr>
+          <w:lang w:val="en_US" w:bidi="en_US"/>
+        </w:rPr>
+      </w:r>
+    </w:p>
+    <w:p>
+      <w:pPr/>
+      <w:r>
+        <w:rPr>
+          <w:lang w:val="en_US" w:bidi="en_US"/>
+        </w:rPr>
+      </w:r>
+      <w:r>
+        <w:rPr>
+          <w:lang w:val="en_US" w:bidi="en_US"/>
+        </w:rPr>
         <w:t xml:space="preserve">Paul underscores the strength of the command by appealing to the authority of the Lord Jesus (as in </w:t>
       </w:r>
       <w:hyperlink r:id="rId103">
         <w:r>
           <w:rPr>
+            <w:lang w:val="en_US" w:bidi="en_US"/>
+          </w:rPr>
+          <w:rPr>
             <w:color w:val="0000EE"/>
             <w:u w:val="single"/>
           </w:rPr>
@@ -3104,11 +5374,17 @@
         </w:r>
       </w:hyperlink>
       <w:r>
+        <w:rPr>
+          <w:lang w:val="en_US" w:bidi="en_US"/>
+        </w:rPr>
         <w:t xml:space="preserve">; </w:t>
       </w:r>
       <w:hyperlink r:id="rId102">
         <w:r>
           <w:rPr>
+            <w:lang w:val="en_US" w:bidi="en_US"/>
+          </w:rPr>
+          <w:rPr>
             <w:color w:val="0000EE"/>
             <w:u w:val="single"/>
           </w:rPr>
@@ -3116,11 +5392,17 @@
         </w:r>
       </w:hyperlink>
       <w:r>
+        <w:rPr>
+          <w:lang w:val="en_US" w:bidi="en_US"/>
+        </w:rPr>
         <w:t xml:space="preserve">). • settle down: i.e., lead a quiet life instead of being involved in meddlesome activities (see </w:t>
       </w:r>
       <w:hyperlink r:id="rId144">
         <w:r>
           <w:rPr>
+            <w:lang w:val="en_US" w:bidi="en_US"/>
+          </w:rPr>
+          <w:rPr>
             <w:color w:val="0000EE"/>
             <w:u w:val="single"/>
           </w:rPr>
@@ -3128,31 +5410,65 @@
         </w:r>
       </w:hyperlink>
       <w:r>
+        <w:rPr>
+          <w:lang w:val="en_US" w:bidi="en_US"/>
+        </w:rPr>
         <w:t>).</w:t>
       </w:r>
-      <w:r/>
-      <w:r/>
-    </w:p>
-    <w:p>
-      <w:r/>
+      <w:r>
+        <w:rPr>
+          <w:lang w:val="en_US" w:bidi="en_US"/>
+        </w:rPr>
+      </w:r>
+      <w:r>
+        <w:rPr>
+          <w:lang w:val="en_US" w:bidi="en_US"/>
+        </w:rPr>
+      </w:r>
+    </w:p>
+    <w:p>
+      <w:pPr/>
+      <w:r>
+        <w:rPr>
+          <w:lang w:val="en_US" w:bidi="en_US"/>
+        </w:rPr>
+      </w:r>
     </w:p>
     <w:p>
       <w:pPr>
         <w:pStyle w:val="Heading2"/>
       </w:pPr>
       <w:r>
+        <w:rPr>
+          <w:lang w:val="en_US" w:bidi="en_US"/>
+        </w:rPr>
         <w:t>2 Thessalonians 3:13</w:t>
       </w:r>
-      <w:r/>
-    </w:p>
-    <w:p>
-      <w:r/>
-      <w:r>
+      <w:r>
+        <w:rPr>
+          <w:lang w:val="en_US" w:bidi="en_US"/>
+        </w:rPr>
+      </w:r>
+    </w:p>
+    <w:p>
+      <w:pPr/>
+      <w:r>
+        <w:rPr>
+          <w:lang w:val="en_US" w:bidi="en_US"/>
+        </w:rPr>
+      </w:r>
+      <w:r>
+        <w:rPr>
+          <w:lang w:val="en_US" w:bidi="en_US"/>
+        </w:rPr>
         <w:t xml:space="preserve">doing good: The Thessalonians were exhorted to reach out and help those in genuine need (see </w:t>
       </w:r>
       <w:hyperlink r:id="rId145">
         <w:r>
           <w:rPr>
+            <w:lang w:val="en_US" w:bidi="en_US"/>
+          </w:rPr>
+          <w:rPr>
             <w:color w:val="0000EE"/>
             <w:u w:val="single"/>
           </w:rPr>
@@ -3160,11 +5476,17 @@
         </w:r>
       </w:hyperlink>
       <w:r>
+        <w:rPr>
+          <w:lang w:val="en_US" w:bidi="en_US"/>
+        </w:rPr>
         <w:t>), in contrast with those who are lazy and dependent (</w:t>
       </w:r>
       <w:hyperlink r:id="rId146">
         <w:r>
           <w:rPr>
+            <w:lang w:val="en_US" w:bidi="en_US"/>
+          </w:rPr>
+          <w:rPr>
             <w:color w:val="0000EE"/>
             <w:u w:val="single"/>
           </w:rPr>
@@ -3172,11 +5494,17 @@
         </w:r>
       </w:hyperlink>
       <w:r>
+        <w:rPr>
+          <w:lang w:val="en_US" w:bidi="en_US"/>
+        </w:rPr>
         <w:t xml:space="preserve">, </w:t>
       </w:r>
       <w:hyperlink r:id="rId147">
         <w:r>
           <w:rPr>
+            <w:lang w:val="en_US" w:bidi="en_US"/>
+          </w:rPr>
+          <w:rPr>
             <w:color w:val="0000EE"/>
             <w:u w:val="single"/>
           </w:rPr>
@@ -3184,57 +5512,125 @@
         </w:r>
       </w:hyperlink>
       <w:r>
+        <w:rPr>
+          <w:lang w:val="en_US" w:bidi="en_US"/>
+        </w:rPr>
         <w:t>).</w:t>
       </w:r>
-      <w:r/>
-      <w:r/>
-    </w:p>
-    <w:p>
-      <w:r/>
+      <w:r>
+        <w:rPr>
+          <w:lang w:val="en_US" w:bidi="en_US"/>
+        </w:rPr>
+      </w:r>
+      <w:r>
+        <w:rPr>
+          <w:lang w:val="en_US" w:bidi="en_US"/>
+        </w:rPr>
+      </w:r>
+    </w:p>
+    <w:p>
+      <w:pPr/>
+      <w:r>
+        <w:rPr>
+          <w:lang w:val="en_US" w:bidi="en_US"/>
+        </w:rPr>
+      </w:r>
     </w:p>
     <w:p>
       <w:pPr>
         <w:pStyle w:val="Heading2"/>
       </w:pPr>
       <w:r>
+        <w:rPr>
+          <w:lang w:val="en_US" w:bidi="en_US"/>
+        </w:rPr>
         <w:t>2 Thessalonians 3:14</w:t>
       </w:r>
-      <w:r/>
-    </w:p>
-    <w:p>
-      <w:r/>
-      <w:r>
+      <w:r>
+        <w:rPr>
+          <w:lang w:val="en_US" w:bidi="en_US"/>
+        </w:rPr>
+      </w:r>
+    </w:p>
+    <w:p>
+      <w:pPr/>
+      <w:r>
+        <w:rPr>
+          <w:lang w:val="en_US" w:bidi="en_US"/>
+        </w:rPr>
+      </w:r>
+      <w:r>
+        <w:rPr>
+          <w:lang w:val="en_US" w:bidi="en_US"/>
+        </w:rPr>
         <w:t xml:space="preserve">Paul hoped that the disobedient Christians would be ashamed and repent (see </w:t>
       </w:r>
       <w:r>
+        <w:rPr>
+          <w:lang w:val="en_US" w:bidi="en_US"/>
+        </w:rPr>
         <w:t>study note on 3:6</w:t>
       </w:r>
       <w:r>
+        <w:rPr>
+          <w:lang w:val="en_US" w:bidi="en_US"/>
+        </w:rPr>
         <w:t>) in response to being shunned by the community.</w:t>
       </w:r>
-      <w:r/>
-      <w:r/>
-    </w:p>
-    <w:p>
-      <w:r/>
+      <w:r>
+        <w:rPr>
+          <w:lang w:val="en_US" w:bidi="en_US"/>
+        </w:rPr>
+      </w:r>
+      <w:r>
+        <w:rPr>
+          <w:lang w:val="en_US" w:bidi="en_US"/>
+        </w:rPr>
+      </w:r>
+    </w:p>
+    <w:p>
+      <w:pPr/>
+      <w:r>
+        <w:rPr>
+          <w:lang w:val="en_US" w:bidi="en_US"/>
+        </w:rPr>
+      </w:r>
     </w:p>
     <w:p>
       <w:pPr>
         <w:pStyle w:val="Heading2"/>
       </w:pPr>
       <w:r>
+        <w:rPr>
+          <w:lang w:val="en_US" w:bidi="en_US"/>
+        </w:rPr>
         <w:t>2 Thessalonians 3:15</w:t>
       </w:r>
-      <w:r/>
-    </w:p>
-    <w:p>
-      <w:r/>
-      <w:r>
+      <w:r>
+        <w:rPr>
+          <w:lang w:val="en_US" w:bidi="en_US"/>
+        </w:rPr>
+      </w:r>
+    </w:p>
+    <w:p>
+      <w:pPr/>
+      <w:r>
+        <w:rPr>
+          <w:lang w:val="en_US" w:bidi="en_US"/>
+        </w:rPr>
+      </w:r>
+      <w:r>
+        <w:rPr>
+          <w:lang w:val="en_US" w:bidi="en_US"/>
+        </w:rPr>
         <w:t>Don’t think of them as enemies: In the ancient world, social relations with enemies were broken off and punitive action was initiated against them. Paul warns the Thessalonians that discipline against disobedient Christians (</w:t>
       </w:r>
       <w:hyperlink r:id="rId130">
         <w:r>
           <w:rPr>
+            <w:lang w:val="en_US" w:bidi="en_US"/>
+          </w:rPr>
+          <w:rPr>
             <w:color w:val="0000EE"/>
             <w:u w:val="single"/>
           </w:rPr>
@@ -3242,11 +5638,17 @@
         </w:r>
       </w:hyperlink>
       <w:r>
+        <w:rPr>
+          <w:lang w:val="en_US" w:bidi="en_US"/>
+        </w:rPr>
         <w:t>) should not result in this kind of attack. Rather, the church should treat them as members of the family, with the hope that they would correct their conduct (</w:t>
       </w:r>
       <w:hyperlink r:id="rId148">
         <w:r>
           <w:rPr>
+            <w:lang w:val="en_US" w:bidi="en_US"/>
+          </w:rPr>
+          <w:rPr>
             <w:color w:val="0000EE"/>
             <w:u w:val="single"/>
           </w:rPr>
@@ -3254,11 +5656,17 @@
         </w:r>
       </w:hyperlink>
       <w:r>
+        <w:rPr>
+          <w:lang w:val="en_US" w:bidi="en_US"/>
+        </w:rPr>
         <w:t xml:space="preserve">, </w:t>
       </w:r>
       <w:hyperlink r:id="rId126">
         <w:r>
           <w:rPr>
+            <w:lang w:val="en_US" w:bidi="en_US"/>
+          </w:rPr>
+          <w:rPr>
             <w:color w:val="0000EE"/>
             <w:u w:val="single"/>
           </w:rPr>
@@ -3266,31 +5674,65 @@
         </w:r>
       </w:hyperlink>
       <w:r>
+        <w:rPr>
+          <w:lang w:val="en_US" w:bidi="en_US"/>
+        </w:rPr>
         <w:t>).</w:t>
       </w:r>
-      <w:r/>
-      <w:r/>
-    </w:p>
-    <w:p>
-      <w:r/>
+      <w:r>
+        <w:rPr>
+          <w:lang w:val="en_US" w:bidi="en_US"/>
+        </w:rPr>
+      </w:r>
+      <w:r>
+        <w:rPr>
+          <w:lang w:val="en_US" w:bidi="en_US"/>
+        </w:rPr>
+      </w:r>
+    </w:p>
+    <w:p>
+      <w:pPr/>
+      <w:r>
+        <w:rPr>
+          <w:lang w:val="en_US" w:bidi="en_US"/>
+        </w:rPr>
+      </w:r>
     </w:p>
     <w:p>
       <w:pPr>
         <w:pStyle w:val="Heading2"/>
       </w:pPr>
       <w:r>
+        <w:rPr>
+          <w:lang w:val="en_US" w:bidi="en_US"/>
+        </w:rPr>
         <w:t>2 Thessalonians 3:16</w:t>
       </w:r>
-      <w:r/>
-    </w:p>
-    <w:p>
-      <w:r/>
-      <w:r>
+      <w:r>
+        <w:rPr>
+          <w:lang w:val="en_US" w:bidi="en_US"/>
+        </w:rPr>
+      </w:r>
+    </w:p>
+    <w:p>
+      <w:pPr/>
+      <w:r>
+        <w:rPr>
+          <w:lang w:val="en_US" w:bidi="en_US"/>
+        </w:rPr>
+      </w:r>
+      <w:r>
+        <w:rPr>
+          <w:lang w:val="en_US" w:bidi="en_US"/>
+        </w:rPr>
         <w:t xml:space="preserve">The final prayer echoes Jesus’ blessing in </w:t>
       </w:r>
       <w:hyperlink r:id="rId149">
         <w:r>
           <w:rPr>
+            <w:lang w:val="en_US" w:bidi="en_US"/>
+          </w:rPr>
+          <w:rPr>
             <w:color w:val="0000EE"/>
             <w:u w:val="single"/>
           </w:rPr>
@@ -3298,11 +5740,17 @@
         </w:r>
       </w:hyperlink>
       <w:r>
+        <w:rPr>
+          <w:lang w:val="en_US" w:bidi="en_US"/>
+        </w:rPr>
         <w:t xml:space="preserve"> (cp. </w:t>
       </w:r>
       <w:hyperlink r:id="rId150">
         <w:r>
           <w:rPr>
+            <w:lang w:val="en_US" w:bidi="en_US"/>
+          </w:rPr>
+          <w:rPr>
             <w:color w:val="0000EE"/>
             <w:u w:val="single"/>
           </w:rPr>
@@ -3310,11 +5758,17 @@
         </w:r>
       </w:hyperlink>
       <w:r>
+        <w:rPr>
+          <w:lang w:val="en_US" w:bidi="en_US"/>
+        </w:rPr>
         <w:t>) and contrasts with the situation these believers faced in Thessalonica (</w:t>
       </w:r>
       <w:hyperlink r:id="rId151">
         <w:r>
           <w:rPr>
+            <w:lang w:val="en_US" w:bidi="en_US"/>
+          </w:rPr>
+          <w:rPr>
             <w:color w:val="0000EE"/>
             <w:u w:val="single"/>
           </w:rPr>
@@ -3322,11 +5776,17 @@
         </w:r>
       </w:hyperlink>
       <w:r>
+        <w:rPr>
+          <w:lang w:val="en_US" w:bidi="en_US"/>
+        </w:rPr>
         <w:t xml:space="preserve">; </w:t>
       </w:r>
       <w:hyperlink r:id="rId23">
         <w:r>
           <w:rPr>
+            <w:lang w:val="en_US" w:bidi="en_US"/>
+          </w:rPr>
+          <w:rPr>
             <w:color w:val="0000EE"/>
             <w:u w:val="single"/>
           </w:rPr>
@@ -3334,11 +5794,17 @@
         </w:r>
       </w:hyperlink>
       <w:r>
+        <w:rPr>
+          <w:lang w:val="en_US" w:bidi="en_US"/>
+        </w:rPr>
         <w:t>). Paul was always conscious of the Lord Jesus’ presence with his people (</w:t>
       </w:r>
       <w:hyperlink r:id="rId152">
         <w:r>
           <w:rPr>
+            <w:lang w:val="en_US" w:bidi="en_US"/>
+          </w:rPr>
+          <w:rPr>
             <w:color w:val="0000EE"/>
             <w:u w:val="single"/>
           </w:rPr>
@@ -3346,11 +5812,17 @@
         </w:r>
       </w:hyperlink>
       <w:r>
+        <w:rPr>
+          <w:lang w:val="en_US" w:bidi="en_US"/>
+        </w:rPr>
         <w:t xml:space="preserve">; </w:t>
       </w:r>
       <w:hyperlink r:id="rId153">
         <w:r>
           <w:rPr>
+            <w:lang w:val="en_US" w:bidi="en_US"/>
+          </w:rPr>
+          <w:rPr>
             <w:color w:val="0000EE"/>
             <w:u w:val="single"/>
           </w:rPr>
@@ -3358,31 +5830,65 @@
         </w:r>
       </w:hyperlink>
       <w:r>
+        <w:rPr>
+          <w:lang w:val="en_US" w:bidi="en_US"/>
+        </w:rPr>
         <w:t>).</w:t>
       </w:r>
-      <w:r/>
-      <w:r/>
-    </w:p>
-    <w:p>
-      <w:r/>
+      <w:r>
+        <w:rPr>
+          <w:lang w:val="en_US" w:bidi="en_US"/>
+        </w:rPr>
+      </w:r>
+      <w:r>
+        <w:rPr>
+          <w:lang w:val="en_US" w:bidi="en_US"/>
+        </w:rPr>
+      </w:r>
+    </w:p>
+    <w:p>
+      <w:pPr/>
+      <w:r>
+        <w:rPr>
+          <w:lang w:val="en_US" w:bidi="en_US"/>
+        </w:rPr>
+      </w:r>
     </w:p>
     <w:p>
       <w:pPr>
         <w:pStyle w:val="Heading2"/>
       </w:pPr>
       <w:r>
+        <w:rPr>
+          <w:lang w:val="en_US" w:bidi="en_US"/>
+        </w:rPr>
         <w:t>2 Thessalonians 3:17</w:t>
       </w:r>
-      <w:r/>
-    </w:p>
-    <w:p>
-      <w:r/>
-      <w:r>
+      <w:r>
+        <w:rPr>
+          <w:lang w:val="en_US" w:bidi="en_US"/>
+        </w:rPr>
+      </w:r>
+    </w:p>
+    <w:p>
+      <w:pPr/>
+      <w:r>
+        <w:rPr>
+          <w:lang w:val="en_US" w:bidi="en_US"/>
+        </w:rPr>
+      </w:r>
+      <w:r>
+        <w:rPr>
+          <w:lang w:val="en_US" w:bidi="en_US"/>
+        </w:rPr>
         <w:t>A secretary had written this letter for Paul (</w:t>
       </w:r>
       <w:hyperlink r:id="rId154">
         <w:r>
           <w:rPr>
+            <w:lang w:val="en_US" w:bidi="en_US"/>
+          </w:rPr>
+          <w:rPr>
             <w:color w:val="0000EE"/>
             <w:u w:val="single"/>
           </w:rPr>
@@ -3390,11 +5896,17 @@
         </w:r>
       </w:hyperlink>
       <w:r>
+        <w:rPr>
+          <w:lang w:val="en_US" w:bidi="en_US"/>
+        </w:rPr>
         <w:t xml:space="preserve">; </w:t>
       </w:r>
       <w:hyperlink r:id="rId155">
         <w:r>
           <w:rPr>
+            <w:lang w:val="en_US" w:bidi="en_US"/>
+          </w:rPr>
+          <w:rPr>
             <w:color w:val="0000EE"/>
             <w:u w:val="single"/>
           </w:rPr>
@@ -3402,11 +5914,17 @@
         </w:r>
       </w:hyperlink>
       <w:r>
+        <w:rPr>
+          <w:lang w:val="en_US" w:bidi="en_US"/>
+        </w:rPr>
         <w:t xml:space="preserve">). Now Paul takes the pen to add a final greeting in his own hand (cp. </w:t>
       </w:r>
       <w:hyperlink r:id="rId156">
         <w:r>
           <w:rPr>
+            <w:lang w:val="en_US" w:bidi="en_US"/>
+          </w:rPr>
+          <w:rPr>
             <w:color w:val="0000EE"/>
             <w:u w:val="single"/>
           </w:rPr>
@@ -3414,11 +5932,17 @@
         </w:r>
       </w:hyperlink>
       <w:r>
+        <w:rPr>
+          <w:lang w:val="en_US" w:bidi="en_US"/>
+        </w:rPr>
         <w:t xml:space="preserve">; </w:t>
       </w:r>
       <w:hyperlink r:id="rId157">
         <w:r>
           <w:rPr>
+            <w:lang w:val="en_US" w:bidi="en_US"/>
+          </w:rPr>
+          <w:rPr>
             <w:color w:val="0000EE"/>
             <w:u w:val="single"/>
           </w:rPr>
@@ -3426,11 +5950,17 @@
         </w:r>
       </w:hyperlink>
       <w:r>
+        <w:rPr>
+          <w:lang w:val="en_US" w:bidi="en_US"/>
+        </w:rPr>
         <w:t xml:space="preserve">; </w:t>
       </w:r>
       <w:hyperlink r:id="rId158">
         <w:r>
           <w:rPr>
+            <w:lang w:val="en_US" w:bidi="en_US"/>
+          </w:rPr>
+          <w:rPr>
             <w:color w:val="0000EE"/>
             <w:u w:val="single"/>
           </w:rPr>
@@ -3438,11 +5968,17 @@
         </w:r>
       </w:hyperlink>
       <w:r>
+        <w:rPr>
+          <w:lang w:val="en_US" w:bidi="en_US"/>
+        </w:rPr>
         <w:t xml:space="preserve">; </w:t>
       </w:r>
       <w:hyperlink r:id="rId159">
         <w:r>
           <w:rPr>
+            <w:lang w:val="en_US" w:bidi="en_US"/>
+          </w:rPr>
+          <w:rPr>
             <w:color w:val="0000EE"/>
             <w:u w:val="single"/>
           </w:rPr>
@@ -3450,11 +5986,17 @@
         </w:r>
       </w:hyperlink>
       <w:r>
+        <w:rPr>
+          <w:lang w:val="en_US" w:bidi="en_US"/>
+        </w:rPr>
         <w:t>). Because he suspected that a letter he had not written was circulating under his name (</w:t>
       </w:r>
       <w:hyperlink r:id="rId41">
         <w:r>
           <w:rPr>
+            <w:lang w:val="en_US" w:bidi="en_US"/>
+          </w:rPr>
+          <w:rPr>
             <w:color w:val="0000EE"/>
             <w:u w:val="single"/>
           </w:rPr>
@@ -3462,31 +6004,65 @@
         </w:r>
       </w:hyperlink>
       <w:r>
+        <w:rPr>
+          <w:lang w:val="en_US" w:bidi="en_US"/>
+        </w:rPr>
         <w:t>), he emphasizes this authenticating procedure to prove this letter is from him.</w:t>
       </w:r>
-      <w:r/>
-      <w:r/>
-    </w:p>
-    <w:p>
-      <w:r/>
+      <w:r>
+        <w:rPr>
+          <w:lang w:val="en_US" w:bidi="en_US"/>
+        </w:rPr>
+      </w:r>
+      <w:r>
+        <w:rPr>
+          <w:lang w:val="en_US" w:bidi="en_US"/>
+        </w:rPr>
+      </w:r>
+    </w:p>
+    <w:p>
+      <w:pPr/>
+      <w:r>
+        <w:rPr>
+          <w:lang w:val="en_US" w:bidi="en_US"/>
+        </w:rPr>
+      </w:r>
     </w:p>
     <w:p>
       <w:pPr>
         <w:pStyle w:val="Heading2"/>
       </w:pPr>
       <w:r>
+        <w:rPr>
+          <w:lang w:val="en_US" w:bidi="en_US"/>
+        </w:rPr>
         <w:t>2 Thessalonians 3:18</w:t>
       </w:r>
-      <w:r/>
-    </w:p>
-    <w:p>
-      <w:r/>
-      <w:r>
+      <w:r>
+        <w:rPr>
+          <w:lang w:val="en_US" w:bidi="en_US"/>
+        </w:rPr>
+      </w:r>
+    </w:p>
+    <w:p>
+      <w:pPr/>
+      <w:r>
+        <w:rPr>
+          <w:lang w:val="en_US" w:bidi="en_US"/>
+        </w:rPr>
+      </w:r>
+      <w:r>
+        <w:rPr>
+          <w:lang w:val="en_US" w:bidi="en_US"/>
+        </w:rPr>
         <w:t xml:space="preserve">Ancient letters frequently ended with a wish for health or prosperity, but Paul’s blessing is much grander: He calls on the Lord Jesus Christ to grant grace to the recipients (see </w:t>
       </w:r>
       <w:hyperlink r:id="rId160">
         <w:r>
           <w:rPr>
+            <w:lang w:val="en_US" w:bidi="en_US"/>
+          </w:rPr>
+          <w:rPr>
             <w:color w:val="0000EE"/>
             <w:u w:val="single"/>
           </w:rPr>
@@ -3494,10 +6070,21 @@
         </w:r>
       </w:hyperlink>
       <w:r>
+        <w:rPr>
+          <w:lang w:val="en_US" w:bidi="en_US"/>
+        </w:rPr>
         <w:t>).</w:t>
       </w:r>
-      <w:r/>
-      <w:r/>
+      <w:r>
+        <w:rPr>
+          <w:lang w:val="en_US" w:bidi="en_US"/>
+        </w:rPr>
+      </w:r>
+      <w:r>
+        <w:rPr>
+          <w:lang w:val="en_US" w:bidi="en_US"/>
+        </w:rPr>
+      </w:r>
     </w:p>
     <w:sectPr>
       <w:footnotePr>
@@ -5399,7 +7986,7 @@
     <w:rPrDefault>
       <w:rPr>
         <w:rFonts w:ascii="Times New Roman" w:eastAsia="Times New Roman" w:hAnsi="Times New Roman" w:cs="Times New Roman"/>
-        <w:lang w:val="en-US" w:eastAsia="en-US" w:bidi="ar-SA"/>
+        <w:lang w:val="en_US" w:eastAsia="en-US" w:bidi="ar-SA"/>
       </w:rPr>
     </w:rPrDefault>
     <w:pPrDefault/>

--- a/eng/docx/53.content.docx
+++ b/eng/docx/53.content.docx
@@ -150,19 +150,6 @@
           <w:lang w:val="en_US" w:bidi="en_US"/>
         </w:rPr>
         <w:t>2TH</w:t>
-      </w:r>
-      <w:r>
-        <w:rPr>
-          <w:lang w:val="en_US" w:bidi="en_US"/>
-        </w:rPr>
-      </w:r>
-    </w:p>
-    <w:p>
-      <w:pPr/>
-      <w:r>
-        <w:rPr>
-          <w:lang w:val="en_US" w:bidi="en_US"/>
-        </w:rPr>
       </w:r>
       <w:r>
         <w:rPr>

--- a/eng/docx/53.content.docx
+++ b/eng/docx/53.content.docx
@@ -19,7 +19,7 @@
         <w:rPr>
           <w:lang w:val="en_US" w:bidi="en_US"/>
         </w:rPr>
-        <w:t>Resource: Study Notes (Tyndale)</w:t>
+        <w:t>Resource: Tyndale Open Study Notes</w:t>
       </w:r>
       <w:r>
         <w:rPr>
@@ -112,7 +112,7 @@
         <w:rPr>
           <w:lang w:val="en_US" w:bidi="en_US"/>
         </w:rPr>
-        <w:t>Study Notes (Tyndale)</w:t>
+        <w:t>Tyndale Open Study Notes</w:t>
       </w:r>
     </w:p>
     <w:p>

--- a/eng/docx/53.content.docx
+++ b/eng/docx/53.content.docx
@@ -1370,7 +1370,7 @@
         <w:rPr>
           <w:lang w:val="en_US" w:bidi="en_US"/>
         </w:rPr>
-        <w:t xml:space="preserve">: The Day of the Lord (see </w:t>
+        <w:t xml:space="preserve">: This refers to the day of the Lord (see </w:t>
       </w:r>
       <w:hyperlink r:id="rId41">
         <w:r>

--- a/eng/docx/53.content.docx
+++ b/eng/docx/53.content.docx
@@ -19,7 +19,7 @@
         <w:rPr>
           <w:lang w:val="en_US" w:bidi="en_US"/>
         </w:rPr>
-        <w:t>Resource: Tyndale Open Study Notes</w:t>
+        <w:t>Resource: Aquifer Open Study Notes</w:t>
       </w:r>
       <w:r>
         <w:rPr>
@@ -112,7 +112,7 @@
         <w:rPr>
           <w:lang w:val="en_US" w:bidi="en_US"/>
         </w:rPr>
-        <w:t>Tyndale Open Study Notes</w:t>
+        <w:t>Aquifer Open Study Notes</w:t>
       </w:r>
     </w:p>
     <w:p>

--- a/eng/docx/53.content.docx
+++ b/eng/docx/53.content.docx
@@ -294,36 +294,24 @@
         </w:rPr>
         <w:t>the Lord Jesus Christ are the co-equal source of grace and peace. The Thessalonians' hope relied on God's grace (</w:t>
       </w:r>
-      <w:hyperlink r:id="rId13">
-        <w:r>
-          <w:rPr>
-            <w:lang w:val="en_US" w:bidi="en_US"/>
-          </w:rPr>
-          <w:rPr>
-            <w:color w:val="0000EE"/>
-            <w:u w:val="single"/>
-          </w:rPr>
-          <w:t>2:16</w:t>
-        </w:r>
-      </w:hyperlink>
+      <w:r>
+        <w:rPr>
+          <w:lang w:val="en_US" w:bidi="en_US"/>
+        </w:rPr>
+        <w:t>2:16</w:t>
+      </w:r>
       <w:r>
         <w:rPr>
           <w:lang w:val="en_US" w:bidi="en_US"/>
         </w:rPr>
         <w:t>). Even during times when Christians were treated badly, they could feel peace from God (</w:t>
       </w:r>
-      <w:hyperlink r:id="rId14">
-        <w:r>
-          <w:rPr>
-            <w:lang w:val="en_US" w:bidi="en_US"/>
-          </w:rPr>
-          <w:rPr>
-            <w:color w:val="0000EE"/>
-            <w:u w:val="single"/>
-          </w:rPr>
-          <w:t>3:16</w:t>
-        </w:r>
-      </w:hyperlink>
+      <w:r>
+        <w:rPr>
+          <w:lang w:val="en_US" w:bidi="en_US"/>
+        </w:rPr>
+        <w:t>3:16</w:t>
+      </w:r>
       <w:r>
         <w:rPr>
           <w:lang w:val="en_US" w:bidi="en_US"/>
@@ -466,108 +454,72 @@
         </w:rPr>
         <w:t xml:space="preserve"> (</w:t>
       </w:r>
-      <w:hyperlink r:id="rId15">
-        <w:r>
-          <w:rPr>
-            <w:lang w:val="en_US" w:bidi="en_US"/>
-          </w:rPr>
-          <w:rPr>
-            <w:color w:val="0000EE"/>
-            <w:u w:val="single"/>
-          </w:rPr>
-          <w:t>1:4</w:t>
-        </w:r>
-      </w:hyperlink>
+      <w:r>
+        <w:rPr>
+          <w:lang w:val="en_US" w:bidi="en_US"/>
+        </w:rPr>
+        <w:t>1:4</w:t>
+      </w:r>
       <w:r>
         <w:rPr>
           <w:lang w:val="en_US" w:bidi="en_US"/>
         </w:rPr>
         <w:t xml:space="preserve">). These are key Christian virtues (see </w:t>
       </w:r>
-      <w:hyperlink r:id="rId16">
-        <w:r>
-          <w:rPr>
-            <w:lang w:val="en_US" w:bidi="en_US"/>
-          </w:rPr>
-          <w:rPr>
-            <w:color w:val="0000EE"/>
-            <w:u w:val="single"/>
-          </w:rPr>
-          <w:t>1 Corinthians 13:13</w:t>
-        </w:r>
-      </w:hyperlink>
+      <w:r>
+        <w:rPr>
+          <w:lang w:val="en_US" w:bidi="en_US"/>
+        </w:rPr>
+        <w:t>1 Corinthians 13:13</w:t>
+      </w:r>
       <w:r>
         <w:rPr>
           <w:lang w:val="en_US" w:bidi="en_US"/>
         </w:rPr>
         <w:t xml:space="preserve">; </w:t>
       </w:r>
-      <w:hyperlink r:id="rId17">
-        <w:r>
-          <w:rPr>
-            <w:lang w:val="en_US" w:bidi="en_US"/>
-          </w:rPr>
-          <w:rPr>
-            <w:color w:val="0000EE"/>
-            <w:u w:val="single"/>
-          </w:rPr>
-          <w:t>Colossians 1:4–5</w:t>
-        </w:r>
-      </w:hyperlink>
+      <w:r>
+        <w:rPr>
+          <w:lang w:val="en_US" w:bidi="en_US"/>
+        </w:rPr>
+        <w:t>Colossians 1:4–5</w:t>
+      </w:r>
       <w:r>
         <w:rPr>
           <w:lang w:val="en_US" w:bidi="en_US"/>
         </w:rPr>
         <w:t xml:space="preserve">; </w:t>
       </w:r>
-      <w:hyperlink r:id="rId18">
-        <w:r>
-          <w:rPr>
-            <w:lang w:val="en_US" w:bidi="en_US"/>
-          </w:rPr>
-          <w:rPr>
-            <w:color w:val="0000EE"/>
-            <w:u w:val="single"/>
-          </w:rPr>
-          <w:t>Hebrews 10:21–24</w:t>
-        </w:r>
-      </w:hyperlink>
+      <w:r>
+        <w:rPr>
+          <w:lang w:val="en_US" w:bidi="en_US"/>
+        </w:rPr>
+        <w:t>Hebrews 10:21–24</w:t>
+      </w:r>
       <w:r>
         <w:rPr>
           <w:lang w:val="en_US" w:bidi="en_US"/>
         </w:rPr>
         <w:t xml:space="preserve">; </w:t>
       </w:r>
-      <w:hyperlink r:id="rId19">
-        <w:r>
-          <w:rPr>
-            <w:lang w:val="en_US" w:bidi="en_US"/>
-          </w:rPr>
-          <w:rPr>
-            <w:color w:val="0000EE"/>
-            <w:u w:val="single"/>
-          </w:rPr>
-          <w:t>1 Peter 2:1–22</w:t>
-        </w:r>
-      </w:hyperlink>
+      <w:r>
+        <w:rPr>
+          <w:lang w:val="en_US" w:bidi="en_US"/>
+        </w:rPr>
+        <w:t>1 Peter 2:1–22</w:t>
+      </w:r>
       <w:r>
         <w:rPr>
           <w:lang w:val="en_US" w:bidi="en_US"/>
         </w:rPr>
         <w:t>). These virtues were increasing in the church despite the bad treatment they encountered (</w:t>
       </w:r>
-      <w:hyperlink r:id="rId20">
-        <w:r>
-          <w:rPr>
-            <w:lang w:val="en_US" w:bidi="en_US"/>
-          </w:rPr>
-          <w:rPr>
-            <w:color w:val="0000EE"/>
-            <w:u w:val="single"/>
-          </w:rPr>
-          <w:t>2 Thessalonians 1:5</w:t>
-        </w:r>
-      </w:hyperlink>
+      <w:r>
+        <w:rPr>
+          <w:lang w:val="en_US" w:bidi="en_US"/>
+        </w:rPr>
+        <w:t>2 Thessalonians 1:5</w:t>
+      </w:r>
       <w:r>
         <w:rPr>
           <w:lang w:val="en_US" w:bidi="en_US"/>
@@ -622,90 +574,60 @@
         </w:rPr>
         <w:t>After thanking God for the Thessalonian church, the apostle Paul writes about persecution (</w:t>
       </w:r>
-      <w:hyperlink r:id="rId21">
-        <w:r>
-          <w:rPr>
-            <w:lang w:val="en_US" w:bidi="en_US"/>
-          </w:rPr>
-          <w:rPr>
-            <w:color w:val="0000EE"/>
-            <w:u w:val="single"/>
-          </w:rPr>
-          <w:t>1:3–4</w:t>
-        </w:r>
-      </w:hyperlink>
+      <w:r>
+        <w:rPr>
+          <w:lang w:val="en_US" w:bidi="en_US"/>
+        </w:rPr>
+        <w:t>1:3–4</w:t>
+      </w:r>
       <w:r>
         <w:rPr>
           <w:lang w:val="en_US" w:bidi="en_US"/>
         </w:rPr>
         <w:t>). This had become worse since his first letter (</w:t>
       </w:r>
-      <w:hyperlink r:id="rId22">
-        <w:r>
-          <w:rPr>
-            <w:lang w:val="en_US" w:bidi="en_US"/>
-          </w:rPr>
-          <w:rPr>
-            <w:color w:val="0000EE"/>
-            <w:u w:val="single"/>
-          </w:rPr>
-          <w:t>1 Thessalonians 1:6</w:t>
-        </w:r>
-      </w:hyperlink>
+      <w:r>
+        <w:rPr>
+          <w:lang w:val="en_US" w:bidi="en_US"/>
+        </w:rPr>
+        <w:t>1 Thessalonians 1:6</w:t>
+      </w:r>
       <w:r>
         <w:rPr>
           <w:lang w:val="en_US" w:bidi="en_US"/>
         </w:rPr>
         <w:t xml:space="preserve">; </w:t>
       </w:r>
-      <w:hyperlink r:id="rId23">
-        <w:r>
-          <w:rPr>
-            <w:lang w:val="en_US" w:bidi="en_US"/>
-          </w:rPr>
-          <w:rPr>
-            <w:color w:val="0000EE"/>
-            <w:u w:val="single"/>
-          </w:rPr>
-          <w:t>2:14</w:t>
-        </w:r>
-      </w:hyperlink>
+      <w:r>
+        <w:rPr>
+          <w:lang w:val="en_US" w:bidi="en_US"/>
+        </w:rPr>
+        <w:t>2:14</w:t>
+      </w:r>
       <w:r>
         <w:rPr>
           <w:lang w:val="en_US" w:bidi="en_US"/>
         </w:rPr>
         <w:t xml:space="preserve">; </w:t>
       </w:r>
-      <w:hyperlink r:id="rId24">
-        <w:r>
-          <w:rPr>
-            <w:lang w:val="en_US" w:bidi="en_US"/>
-          </w:rPr>
-          <w:rPr>
-            <w:color w:val="0000EE"/>
-            <w:u w:val="single"/>
-          </w:rPr>
-          <w:t>3:3–4</w:t>
-        </w:r>
-      </w:hyperlink>
+      <w:r>
+        <w:rPr>
+          <w:lang w:val="en_US" w:bidi="en_US"/>
+        </w:rPr>
+        <w:t>3:3–4</w:t>
+      </w:r>
       <w:r>
         <w:rPr>
           <w:lang w:val="en_US" w:bidi="en_US"/>
         </w:rPr>
         <w:t>). God will ease their suffering and judge those who persecute the church (</w:t>
       </w:r>
-      <w:hyperlink r:id="rId25">
-        <w:r>
-          <w:rPr>
-            <w:lang w:val="en_US" w:bidi="en_US"/>
-          </w:rPr>
-          <w:rPr>
-            <w:color w:val="0000EE"/>
-            <w:u w:val="single"/>
-          </w:rPr>
-          <w:t>2 Thessalonians 1:5–10</w:t>
-        </w:r>
-      </w:hyperlink>
+      <w:r>
+        <w:rPr>
+          <w:lang w:val="en_US" w:bidi="en_US"/>
+        </w:rPr>
+        <w:t>2 Thessalonians 1:5–10</w:t>
+      </w:r>
       <w:r>
         <w:rPr>
           <w:lang w:val="en_US" w:bidi="en_US"/>
@@ -772,36 +694,24 @@
         </w:rPr>
         <w:t xml:space="preserve"> and faith to other churches. This praise would encourage the Thessalonians to remain strong and loyal despite persecution (</w:t>
       </w:r>
-      <w:hyperlink r:id="rId23">
-        <w:r>
-          <w:rPr>
-            <w:lang w:val="en_US" w:bidi="en_US"/>
-          </w:rPr>
-          <w:rPr>
-            <w:color w:val="0000EE"/>
-            <w:u w:val="single"/>
-          </w:rPr>
-          <w:t>1 Thessalonians 2:14</w:t>
-        </w:r>
-      </w:hyperlink>
+      <w:r>
+        <w:rPr>
+          <w:lang w:val="en_US" w:bidi="en_US"/>
+        </w:rPr>
+        <w:t>1 Thessalonians 2:14</w:t>
+      </w:r>
       <w:r>
         <w:rPr>
           <w:lang w:val="en_US" w:bidi="en_US"/>
         </w:rPr>
         <w:t xml:space="preserve">; </w:t>
       </w:r>
-      <w:hyperlink r:id="rId24">
-        <w:r>
-          <w:rPr>
-            <w:lang w:val="en_US" w:bidi="en_US"/>
-          </w:rPr>
-          <w:rPr>
-            <w:color w:val="0000EE"/>
-            <w:u w:val="single"/>
-          </w:rPr>
-          <w:t>3:3–4</w:t>
-        </w:r>
-      </w:hyperlink>
+      <w:r>
+        <w:rPr>
+          <w:lang w:val="en_US" w:bidi="en_US"/>
+        </w:rPr>
+        <w:t>3:3–4</w:t>
+      </w:r>
       <w:r>
         <w:rPr>
           <w:lang w:val="en_US" w:bidi="en_US"/>
@@ -856,36 +766,24 @@
         </w:rPr>
         <w:t>Those whom God calls to enter his kingdom will suffer for it (</w:t>
       </w:r>
-      <w:hyperlink r:id="rId26">
-        <w:r>
-          <w:rPr>
-            <w:lang w:val="en_US" w:bidi="en_US"/>
-          </w:rPr>
-          <w:rPr>
-            <w:color w:val="0000EE"/>
-            <w:u w:val="single"/>
-          </w:rPr>
-          <w:t>Acts 14:22</w:t>
-        </w:r>
-      </w:hyperlink>
+      <w:r>
+        <w:rPr>
+          <w:lang w:val="en_US" w:bidi="en_US"/>
+        </w:rPr>
+        <w:t>Acts 14:22</w:t>
+      </w:r>
       <w:r>
         <w:rPr>
           <w:lang w:val="en_US" w:bidi="en_US"/>
         </w:rPr>
         <w:t xml:space="preserve">; </w:t>
       </w:r>
-      <w:hyperlink r:id="rId27">
-        <w:r>
-          <w:rPr>
-            <w:lang w:val="en_US" w:bidi="en_US"/>
-          </w:rPr>
-          <w:rPr>
-            <w:color w:val="0000EE"/>
-            <w:u w:val="single"/>
-          </w:rPr>
-          <w:t>1 Thessalonians 2:12</w:t>
-        </w:r>
-      </w:hyperlink>
+      <w:r>
+        <w:rPr>
+          <w:lang w:val="en_US" w:bidi="en_US"/>
+        </w:rPr>
+        <w:t>1 Thessalonians 2:12</w:t>
+      </w:r>
       <w:r>
         <w:rPr>
           <w:lang w:val="en_US" w:bidi="en_US"/>
@@ -969,90 +867,60 @@
         </w:rPr>
         <w:t>Paul talks about Christ’s “coming” several times (</w:t>
       </w:r>
-      <w:hyperlink r:id="rId28">
-        <w:r>
-          <w:rPr>
-            <w:lang w:val="en_US" w:bidi="en_US"/>
-          </w:rPr>
-          <w:rPr>
-            <w:color w:val="0000EE"/>
-            <w:u w:val="single"/>
-          </w:rPr>
-          <w:t>2:1</w:t>
-        </w:r>
-      </w:hyperlink>
+      <w:r>
+        <w:rPr>
+          <w:lang w:val="en_US" w:bidi="en_US"/>
+        </w:rPr>
+        <w:t>2:1</w:t>
+      </w:r>
       <w:r>
         <w:rPr>
           <w:lang w:val="en_US" w:bidi="en_US"/>
         </w:rPr>
         <w:t xml:space="preserve">; </w:t>
       </w:r>
-      <w:hyperlink r:id="rId29">
-        <w:r>
-          <w:rPr>
-            <w:lang w:val="en_US" w:bidi="en_US"/>
-          </w:rPr>
-          <w:rPr>
-            <w:color w:val="0000EE"/>
-            <w:u w:val="single"/>
-          </w:rPr>
-          <w:t>1 Thessalonians 2:19</w:t>
-        </w:r>
-      </w:hyperlink>
+      <w:r>
+        <w:rPr>
+          <w:lang w:val="en_US" w:bidi="en_US"/>
+        </w:rPr>
+        <w:t>1 Thessalonians 2:19</w:t>
+      </w:r>
       <w:r>
         <w:rPr>
           <w:lang w:val="en_US" w:bidi="en_US"/>
         </w:rPr>
         <w:t xml:space="preserve">; </w:t>
       </w:r>
-      <w:hyperlink r:id="rId30">
-        <w:r>
-          <w:rPr>
-            <w:lang w:val="en_US" w:bidi="en_US"/>
-          </w:rPr>
-          <w:rPr>
-            <w:color w:val="0000EE"/>
-            <w:u w:val="single"/>
-          </w:rPr>
-          <w:t>3:13</w:t>
-        </w:r>
-      </w:hyperlink>
+      <w:r>
+        <w:rPr>
+          <w:lang w:val="en_US" w:bidi="en_US"/>
+        </w:rPr>
+        <w:t>3:13</w:t>
+      </w:r>
       <w:r>
         <w:rPr>
           <w:lang w:val="en_US" w:bidi="en_US"/>
         </w:rPr>
         <w:t xml:space="preserve">; </w:t>
       </w:r>
-      <w:hyperlink r:id="rId31">
-        <w:r>
-          <w:rPr>
-            <w:lang w:val="en_US" w:bidi="en_US"/>
-          </w:rPr>
-          <w:rPr>
-            <w:color w:val="0000EE"/>
-            <w:u w:val="single"/>
-          </w:rPr>
-          <w:t>4:15</w:t>
-        </w:r>
-      </w:hyperlink>
+      <w:r>
+        <w:rPr>
+          <w:lang w:val="en_US" w:bidi="en_US"/>
+        </w:rPr>
+        <w:t>4:15</w:t>
+      </w:r>
       <w:r>
         <w:rPr>
           <w:lang w:val="en_US" w:bidi="en_US"/>
         </w:rPr>
         <w:t xml:space="preserve">; </w:t>
       </w:r>
-      <w:hyperlink r:id="rId32">
-        <w:r>
-          <w:rPr>
-            <w:lang w:val="en_US" w:bidi="en_US"/>
-          </w:rPr>
-          <w:rPr>
-            <w:color w:val="0000EE"/>
-            <w:u w:val="single"/>
-          </w:rPr>
-          <w:t>5:23</w:t>
-        </w:r>
-      </w:hyperlink>
+      <w:r>
+        <w:rPr>
+          <w:lang w:val="en_US" w:bidi="en_US"/>
+        </w:rPr>
+        <w:t>5:23</w:t>
+      </w:r>
       <w:r>
         <w:rPr>
           <w:lang w:val="en_US" w:bidi="en_US"/>
@@ -1072,36 +940,24 @@
         </w:rPr>
         <w:t xml:space="preserve">, since he is not currently visible in a physical form (compare </w:t>
       </w:r>
-      <w:hyperlink r:id="rId33">
-        <w:r>
-          <w:rPr>
-            <w:lang w:val="en_US" w:bidi="en_US"/>
-          </w:rPr>
-          <w:rPr>
-            <w:color w:val="0000EE"/>
-            <w:u w:val="single"/>
-          </w:rPr>
-          <w:t>1 Peter 1:7–8</w:t>
-        </w:r>
-      </w:hyperlink>
+      <w:r>
+        <w:rPr>
+          <w:lang w:val="en_US" w:bidi="en_US"/>
+        </w:rPr>
+        <w:t>1 Peter 1:7–8</w:t>
+      </w:r>
       <w:r>
         <w:rPr>
           <w:lang w:val="en_US" w:bidi="en_US"/>
         </w:rPr>
         <w:t xml:space="preserve">; </w:t>
       </w:r>
-      <w:hyperlink r:id="rId34">
-        <w:r>
-          <w:rPr>
-            <w:lang w:val="en_US" w:bidi="en_US"/>
-          </w:rPr>
-          <w:rPr>
-            <w:color w:val="0000EE"/>
-            <w:u w:val="single"/>
-          </w:rPr>
-          <w:t>4:13</w:t>
-        </w:r>
-      </w:hyperlink>
+      <w:r>
+        <w:rPr>
+          <w:lang w:val="en_US" w:bidi="en_US"/>
+        </w:rPr>
+        <w:t>4:13</w:t>
+      </w:r>
       <w:r>
         <w:rPr>
           <w:lang w:val="en_US" w:bidi="en_US"/>
@@ -1160,18 +1016,12 @@
         </w:rPr>
         <w:t>They will encounter punishment for rejecting the message about Christ (</w:t>
       </w:r>
-      <w:hyperlink r:id="rId35">
-        <w:r>
-          <w:rPr>
-            <w:lang w:val="en_US" w:bidi="en_US"/>
-          </w:rPr>
-          <w:rPr>
-            <w:color w:val="0000EE"/>
-            <w:u w:val="single"/>
-          </w:rPr>
-          <w:t>1:8</w:t>
-        </w:r>
-      </w:hyperlink>
+      <w:r>
+        <w:rPr>
+          <w:lang w:val="en_US" w:bidi="en_US"/>
+        </w:rPr>
+        <w:t>1:8</w:t>
+      </w:r>
       <w:r>
         <w:rPr>
           <w:lang w:val="en_US" w:bidi="en_US"/>
@@ -1196,36 +1046,24 @@
         </w:rPr>
         <w:t xml:space="preserve">Eternal destruction (see </w:t>
       </w:r>
-      <w:hyperlink r:id="rId36">
-        <w:r>
-          <w:rPr>
-            <w:lang w:val="en_US" w:bidi="en_US"/>
-          </w:rPr>
-          <w:rPr>
-            <w:color w:val="0000EE"/>
-            <w:u w:val="single"/>
-          </w:rPr>
-          <w:t>1 Thessalonians 5:3</w:t>
-        </w:r>
-      </w:hyperlink>
+      <w:r>
+        <w:rPr>
+          <w:lang w:val="en_US" w:bidi="en_US"/>
+        </w:rPr>
+        <w:t>1 Thessalonians 5:3</w:t>
+      </w:r>
       <w:r>
         <w:rPr>
           <w:lang w:val="en_US" w:bidi="en_US"/>
         </w:rPr>
         <w:t xml:space="preserve">; </w:t>
       </w:r>
-      <w:hyperlink r:id="rId37">
-        <w:r>
-          <w:rPr>
-            <w:lang w:val="en_US" w:bidi="en_US"/>
-          </w:rPr>
-          <w:rPr>
-            <w:color w:val="0000EE"/>
-            <w:u w:val="single"/>
-          </w:rPr>
-          <w:t>1 Timothy 6:9</w:t>
-        </w:r>
-      </w:hyperlink>
+      <w:r>
+        <w:rPr>
+          <w:lang w:val="en_US" w:bidi="en_US"/>
+        </w:rPr>
+        <w:t>1 Timothy 6:9</w:t>
+      </w:r>
       <w:r>
         <w:rPr>
           <w:lang w:val="en_US" w:bidi="en_US"/>
@@ -1263,54 +1101,36 @@
         </w:rPr>
         <w:t>refers to the source of the judgment that is coming (</w:t>
       </w:r>
-      <w:hyperlink r:id="rId38">
-        <w:r>
-          <w:rPr>
-            <w:lang w:val="en_US" w:bidi="en_US"/>
-          </w:rPr>
-          <w:rPr>
-            <w:color w:val="0000EE"/>
-            <w:u w:val="single"/>
-          </w:rPr>
-          <w:t>Isaiah 2:10</w:t>
-        </w:r>
-      </w:hyperlink>
+      <w:r>
+        <w:rPr>
+          <w:lang w:val="en_US" w:bidi="en_US"/>
+        </w:rPr>
+        <w:t>Isaiah 2:10</w:t>
+      </w:r>
       <w:r>
         <w:rPr>
           <w:lang w:val="en_US" w:bidi="en_US"/>
         </w:rPr>
         <w:t xml:space="preserve">, </w:t>
       </w:r>
-      <w:hyperlink r:id="rId39">
-        <w:r>
-          <w:rPr>
-            <w:lang w:val="en_US" w:bidi="en_US"/>
-          </w:rPr>
-          <w:rPr>
-            <w:color w:val="0000EE"/>
-            <w:u w:val="single"/>
-          </w:rPr>
-          <w:t>19</w:t>
-        </w:r>
-      </w:hyperlink>
+      <w:r>
+        <w:rPr>
+          <w:lang w:val="en_US" w:bidi="en_US"/>
+        </w:rPr>
+        <w:t>19</w:t>
+      </w:r>
       <w:r>
         <w:rPr>
           <w:lang w:val="en_US" w:bidi="en_US"/>
         </w:rPr>
         <w:t xml:space="preserve">, </w:t>
       </w:r>
-      <w:hyperlink r:id="rId40">
-        <w:r>
-          <w:rPr>
-            <w:lang w:val="en_US" w:bidi="en_US"/>
-          </w:rPr>
-          <w:rPr>
-            <w:color w:val="0000EE"/>
-            <w:u w:val="single"/>
-          </w:rPr>
-          <w:t>21</w:t>
-        </w:r>
-      </w:hyperlink>
+      <w:r>
+        <w:rPr>
+          <w:lang w:val="en_US" w:bidi="en_US"/>
+        </w:rPr>
+        <w:t>21</w:t>
+      </w:r>
       <w:r>
         <w:rPr>
           <w:lang w:val="en_US" w:bidi="en_US"/>
@@ -1372,36 +1192,24 @@
         </w:rPr>
         <w:t xml:space="preserve">: This refers to the day of the Lord (see </w:t>
       </w:r>
-      <w:hyperlink r:id="rId41">
-        <w:r>
-          <w:rPr>
-            <w:lang w:val="en_US" w:bidi="en_US"/>
-          </w:rPr>
-          <w:rPr>
-            <w:color w:val="0000EE"/>
-            <w:u w:val="single"/>
-          </w:rPr>
-          <w:t>2:2</w:t>
-        </w:r>
-      </w:hyperlink>
+      <w:r>
+        <w:rPr>
+          <w:lang w:val="en_US" w:bidi="en_US"/>
+        </w:rPr>
+        <w:t>2:2</w:t>
+      </w:r>
       <w:r>
         <w:rPr>
           <w:lang w:val="en_US" w:bidi="en_US"/>
         </w:rPr>
         <w:t xml:space="preserve"> and </w:t>
       </w:r>
-      <w:hyperlink r:id="rId42">
-        <w:r>
-          <w:rPr>
-            <w:lang w:val="en_US" w:bidi="en_US"/>
-          </w:rPr>
-          <w:rPr>
-            <w:color w:val="0000EE"/>
-            <w:u w:val="single"/>
-          </w:rPr>
-          <w:t>1 Thessalonians 5:2–4</w:t>
-        </w:r>
-      </w:hyperlink>
+      <w:r>
+        <w:rPr>
+          <w:lang w:val="en_US" w:bidi="en_US"/>
+        </w:rPr>
+        <w:t>1 Thessalonians 5:2–4</w:t>
+      </w:r>
       <w:r>
         <w:rPr>
           <w:lang w:val="en_US" w:bidi="en_US"/>
@@ -1479,72 +1287,48 @@
         </w:rPr>
         <w:t>: Paul had reminded the Thessalonians that God called them to act in a way God would consider worthy (</w:t>
       </w:r>
-      <w:hyperlink r:id="rId27">
-        <w:r>
-          <w:rPr>
-            <w:lang w:val="en_US" w:bidi="en_US"/>
-          </w:rPr>
-          <w:rPr>
-            <w:color w:val="0000EE"/>
-            <w:u w:val="single"/>
-          </w:rPr>
-          <w:t>1 Thessalonians 2:12</w:t>
-        </w:r>
-      </w:hyperlink>
+      <w:r>
+        <w:rPr>
+          <w:lang w:val="en_US" w:bidi="en_US"/>
+        </w:rPr>
+        <w:t>1 Thessalonians 2:12</w:t>
+      </w:r>
       <w:r>
         <w:rPr>
           <w:lang w:val="en_US" w:bidi="en_US"/>
         </w:rPr>
         <w:t xml:space="preserve">; see also </w:t>
       </w:r>
-      <w:hyperlink r:id="rId43">
-        <w:r>
-          <w:rPr>
-            <w:lang w:val="en_US" w:bidi="en_US"/>
-          </w:rPr>
-          <w:rPr>
-            <w:color w:val="0000EE"/>
-            <w:u w:val="single"/>
-          </w:rPr>
-          <w:t>Ephesians 4:1</w:t>
-        </w:r>
-      </w:hyperlink>
+      <w:r>
+        <w:rPr>
+          <w:lang w:val="en_US" w:bidi="en_US"/>
+        </w:rPr>
+        <w:t>Ephesians 4:1</w:t>
+      </w:r>
       <w:r>
         <w:rPr>
           <w:lang w:val="en_US" w:bidi="en_US"/>
         </w:rPr>
         <w:t xml:space="preserve">; </w:t>
       </w:r>
-      <w:hyperlink r:id="rId44">
-        <w:r>
-          <w:rPr>
-            <w:lang w:val="en_US" w:bidi="en_US"/>
-          </w:rPr>
-          <w:rPr>
-            <w:color w:val="0000EE"/>
-            <w:u w:val="single"/>
-          </w:rPr>
-          <w:t>Philippians 1:27</w:t>
-        </w:r>
-      </w:hyperlink>
+      <w:r>
+        <w:rPr>
+          <w:lang w:val="en_US" w:bidi="en_US"/>
+        </w:rPr>
+        <w:t>Philippians 1:27</w:t>
+      </w:r>
       <w:r>
         <w:rPr>
           <w:lang w:val="en_US" w:bidi="en_US"/>
         </w:rPr>
         <w:t xml:space="preserve">; </w:t>
       </w:r>
-      <w:hyperlink r:id="rId45">
-        <w:r>
-          <w:rPr>
-            <w:lang w:val="en_US" w:bidi="en_US"/>
-          </w:rPr>
-          <w:rPr>
-            <w:color w:val="0000EE"/>
-            <w:u w:val="single"/>
-          </w:rPr>
-          <w:t>Colossians 1:10</w:t>
-        </w:r>
-      </w:hyperlink>
+      <w:r>
+        <w:rPr>
+          <w:lang w:val="en_US" w:bidi="en_US"/>
+        </w:rPr>
+        <w:t>Colossians 1:10</w:t>
+      </w:r>
       <w:r>
         <w:rPr>
           <w:lang w:val="en_US" w:bidi="en_US"/>
@@ -1617,18 +1401,12 @@
         </w:rPr>
         <w:t>Paul assures the Thessalonian Christians that God promises justice for both them and those who persecute them (</w:t>
       </w:r>
-      <w:hyperlink r:id="rId25">
-        <w:r>
-          <w:rPr>
-            <w:lang w:val="en_US" w:bidi="en_US"/>
-          </w:rPr>
-          <w:rPr>
-            <w:color w:val="0000EE"/>
-            <w:u w:val="single"/>
-          </w:rPr>
-          <w:t>1:5–10</w:t>
-        </w:r>
-      </w:hyperlink>
+      <w:r>
+        <w:rPr>
+          <w:lang w:val="en_US" w:bidi="en_US"/>
+        </w:rPr>
+        <w:t>1:5–10</w:t>
+      </w:r>
       <w:r>
         <w:rPr>
           <w:lang w:val="en_US" w:bidi="en_US"/>
@@ -1683,102 +1461,66 @@
         </w:rPr>
         <w:t>Those who persecuted the Thessalonians rejected the name of our Lord Jesus (</w:t>
       </w:r>
-      <w:hyperlink r:id="rId35">
-        <w:r>
-          <w:rPr>
-            <w:lang w:val="en_US" w:bidi="en_US"/>
-          </w:rPr>
-          <w:rPr>
-            <w:color w:val="0000EE"/>
-            <w:u w:val="single"/>
-          </w:rPr>
-          <w:t>1:8</w:t>
-        </w:r>
-      </w:hyperlink>
+      <w:r>
+        <w:rPr>
+          <w:lang w:val="en_US" w:bidi="en_US"/>
+        </w:rPr>
+        <w:t>1:8</w:t>
+      </w:r>
       <w:r>
         <w:rPr>
           <w:lang w:val="en_US" w:bidi="en_US"/>
         </w:rPr>
         <w:t>). But Jesus will ultimately be glorified through the lives of Christians. Christians will also share in his honor (</w:t>
       </w:r>
-      <w:hyperlink r:id="rId46">
-        <w:r>
-          <w:rPr>
-            <w:lang w:val="en_US" w:bidi="en_US"/>
-          </w:rPr>
-          <w:rPr>
-            <w:color w:val="0000EE"/>
-            <w:u w:val="single"/>
-          </w:rPr>
-          <w:t>2:14</w:t>
-        </w:r>
-      </w:hyperlink>
+      <w:r>
+        <w:rPr>
+          <w:lang w:val="en_US" w:bidi="en_US"/>
+        </w:rPr>
+        <w:t>2:14</w:t>
+      </w:r>
       <w:r>
         <w:rPr>
           <w:lang w:val="en_US" w:bidi="en_US"/>
         </w:rPr>
         <w:t xml:space="preserve">; </w:t>
       </w:r>
-      <w:hyperlink r:id="rId27">
-        <w:r>
-          <w:rPr>
-            <w:lang w:val="en_US" w:bidi="en_US"/>
-          </w:rPr>
-          <w:rPr>
-            <w:color w:val="0000EE"/>
-            <w:u w:val="single"/>
-          </w:rPr>
-          <w:t>1 Thessalonians 2:12</w:t>
-        </w:r>
-      </w:hyperlink>
+      <w:r>
+        <w:rPr>
+          <w:lang w:val="en_US" w:bidi="en_US"/>
+        </w:rPr>
+        <w:t>1 Thessalonians 2:12</w:t>
+      </w:r>
       <w:r>
         <w:rPr>
           <w:lang w:val="en_US" w:bidi="en_US"/>
         </w:rPr>
         <w:t xml:space="preserve">; see </w:t>
       </w:r>
-      <w:hyperlink r:id="rId47">
-        <w:r>
-          <w:rPr>
-            <w:lang w:val="en_US" w:bidi="en_US"/>
-          </w:rPr>
-          <w:rPr>
-            <w:color w:val="0000EE"/>
-            <w:u w:val="single"/>
-          </w:rPr>
-          <w:t>Romans 8:17–18</w:t>
-        </w:r>
-      </w:hyperlink>
+      <w:r>
+        <w:rPr>
+          <w:lang w:val="en_US" w:bidi="en_US"/>
+        </w:rPr>
+        <w:t>Romans 8:17–18</w:t>
+      </w:r>
       <w:r>
         <w:rPr>
           <w:lang w:val="en_US" w:bidi="en_US"/>
         </w:rPr>
         <w:t xml:space="preserve">; </w:t>
       </w:r>
-      <w:hyperlink r:id="rId48">
-        <w:r>
-          <w:rPr>
-            <w:lang w:val="en_US" w:bidi="en_US"/>
-          </w:rPr>
-          <w:rPr>
-            <w:color w:val="0000EE"/>
-            <w:u w:val="single"/>
-          </w:rPr>
-          <w:t xml:space="preserve">Colossians 3:4; see </w:t>
-        </w:r>
-      </w:hyperlink>
-      <w:hyperlink r:id="rId49">
-        <w:r>
-          <w:rPr>
-            <w:lang w:val="en_US" w:bidi="en_US"/>
-          </w:rPr>
-          <w:rPr>
-            <w:color w:val="0000EE"/>
-            <w:u w:val="single"/>
-          </w:rPr>
-          <w:t>Isaiah 66:5)</w:t>
-        </w:r>
-      </w:hyperlink>
+      <w:r>
+        <w:rPr>
+          <w:lang w:val="en_US" w:bidi="en_US"/>
+        </w:rPr>
+        <w:t xml:space="preserve">Colossians 3:4; see </w:t>
+      </w:r>
+      <w:r>
+        <w:rPr>
+          <w:lang w:val="en_US" w:bidi="en_US"/>
+        </w:rPr>
+        <w:t>Isaiah 66:5)</w:t>
+      </w:r>
       <w:r>
         <w:rPr>
           <w:lang w:val="en_US" w:bidi="en_US"/>
@@ -1827,108 +1569,72 @@
         </w:rPr>
         <w:t>When our Lord Jesus Christ returns, God will gather all his followers to meet him (</w:t>
       </w:r>
-      <w:hyperlink r:id="rId50">
-        <w:r>
-          <w:rPr>
-            <w:lang w:val="en_US" w:bidi="en_US"/>
-          </w:rPr>
-          <w:rPr>
-            <w:color w:val="0000EE"/>
-            <w:u w:val="single"/>
-          </w:rPr>
-          <w:t>1:7–10</w:t>
-        </w:r>
-      </w:hyperlink>
+      <w:r>
+        <w:rPr>
+          <w:lang w:val="en_US" w:bidi="en_US"/>
+        </w:rPr>
+        <w:t>1:7–10</w:t>
+      </w:r>
       <w:r>
         <w:rPr>
           <w:lang w:val="en_US" w:bidi="en_US"/>
         </w:rPr>
         <w:t xml:space="preserve">; </w:t>
       </w:r>
-      <w:hyperlink r:id="rId29">
-        <w:r>
-          <w:rPr>
-            <w:lang w:val="en_US" w:bidi="en_US"/>
-          </w:rPr>
-          <w:rPr>
-            <w:color w:val="0000EE"/>
-            <w:u w:val="single"/>
-          </w:rPr>
-          <w:t>1 Thessalonians 2:19</w:t>
-        </w:r>
-      </w:hyperlink>
+      <w:r>
+        <w:rPr>
+          <w:lang w:val="en_US" w:bidi="en_US"/>
+        </w:rPr>
+        <w:t>1 Thessalonians 2:19</w:t>
+      </w:r>
       <w:r>
         <w:rPr>
           <w:lang w:val="en_US" w:bidi="en_US"/>
         </w:rPr>
         <w:t xml:space="preserve">; </w:t>
       </w:r>
-      <w:hyperlink r:id="rId30">
-        <w:r>
-          <w:rPr>
-            <w:lang w:val="en_US" w:bidi="en_US"/>
-          </w:rPr>
-          <w:rPr>
-            <w:color w:val="0000EE"/>
-            <w:u w:val="single"/>
-          </w:rPr>
-          <w:t>3:13</w:t>
-        </w:r>
-      </w:hyperlink>
+      <w:r>
+        <w:rPr>
+          <w:lang w:val="en_US" w:bidi="en_US"/>
+        </w:rPr>
+        <w:t>3:13</w:t>
+      </w:r>
       <w:r>
         <w:rPr>
           <w:lang w:val="en_US" w:bidi="en_US"/>
         </w:rPr>
         <w:t xml:space="preserve">; </w:t>
       </w:r>
-      <w:hyperlink r:id="rId51">
-        <w:r>
-          <w:rPr>
-            <w:lang w:val="en_US" w:bidi="en_US"/>
-          </w:rPr>
-          <w:rPr>
-            <w:color w:val="0000EE"/>
-            <w:u w:val="single"/>
-          </w:rPr>
-          <w:t>4:15–5:2</w:t>
-        </w:r>
-      </w:hyperlink>
+      <w:r>
+        <w:rPr>
+          <w:lang w:val="en_US" w:bidi="en_US"/>
+        </w:rPr>
+        <w:t>4:15–5:2</w:t>
+      </w:r>
       <w:r>
         <w:rPr>
           <w:lang w:val="en_US" w:bidi="en_US"/>
         </w:rPr>
         <w:t xml:space="preserve">; </w:t>
       </w:r>
-      <w:hyperlink r:id="rId32">
-        <w:r>
-          <w:rPr>
-            <w:lang w:val="en_US" w:bidi="en_US"/>
-          </w:rPr>
-          <w:rPr>
-            <w:color w:val="0000EE"/>
-            <w:u w:val="single"/>
-          </w:rPr>
-          <w:t>5:23</w:t>
-        </w:r>
-      </w:hyperlink>
+      <w:r>
+        <w:rPr>
+          <w:lang w:val="en_US" w:bidi="en_US"/>
+        </w:rPr>
+        <w:t>5:23</w:t>
+      </w:r>
       <w:r>
         <w:rPr>
           <w:lang w:val="en_US" w:bidi="en_US"/>
         </w:rPr>
         <w:t>). This will happen during the resurrection of the church (</w:t>
       </w:r>
-      <w:hyperlink r:id="rId52">
-        <w:r>
-          <w:rPr>
-            <w:lang w:val="en_US" w:bidi="en_US"/>
-          </w:rPr>
-          <w:rPr>
-            <w:color w:val="0000EE"/>
-            <w:u w:val="single"/>
-          </w:rPr>
-          <w:t>1 Thessalonians 4:13–18</w:t>
-        </w:r>
-      </w:hyperlink>
+      <w:r>
+        <w:rPr>
+          <w:lang w:val="en_US" w:bidi="en_US"/>
+        </w:rPr>
+        <w:t>1 Thessalonians 4:13–18</w:t>
+      </w:r>
       <w:r>
         <w:rPr>
           <w:lang w:val="en_US" w:bidi="en_US"/>
@@ -1983,18 +1689,12 @@
         </w:rPr>
         <w:t>False teachings about the Day of the Lord had upset the Thessalonian church (</w:t>
       </w:r>
-      <w:hyperlink r:id="rId53">
-        <w:r>
-          <w:rPr>
-            <w:lang w:val="en_US" w:bidi="en_US"/>
-          </w:rPr>
-          <w:rPr>
-            <w:color w:val="0000EE"/>
-            <w:u w:val="single"/>
-          </w:rPr>
-          <w:t>2:1–2</w:t>
-        </w:r>
-      </w:hyperlink>
+      <w:r>
+        <w:rPr>
+          <w:lang w:val="en_US" w:bidi="en_US"/>
+        </w:rPr>
+        <w:t>2:1–2</w:t>
+      </w:r>
       <w:r>
         <w:rPr>
           <w:lang w:val="en_US" w:bidi="en_US"/>
@@ -2013,72 +1713,48 @@
         </w:rPr>
         <w:t xml:space="preserve"> man of lawlessness (</w:t>
       </w:r>
-      <w:hyperlink r:id="rId54">
-        <w:r>
-          <w:rPr>
-            <w:lang w:val="en_US" w:bidi="en_US"/>
-          </w:rPr>
-          <w:rPr>
-            <w:color w:val="0000EE"/>
-            <w:u w:val="single"/>
-          </w:rPr>
-          <w:t>2:3–12</w:t>
-        </w:r>
-      </w:hyperlink>
+      <w:r>
+        <w:rPr>
+          <w:lang w:val="en_US" w:bidi="en_US"/>
+        </w:rPr>
+        <w:t>2:3–12</w:t>
+      </w:r>
       <w:r>
         <w:rPr>
           <w:lang w:val="en_US" w:bidi="en_US"/>
         </w:rPr>
         <w:t>). Christ will destroy this man when he returns (</w:t>
       </w:r>
-      <w:hyperlink r:id="rId55">
-        <w:r>
-          <w:rPr>
-            <w:lang w:val="en_US" w:bidi="en_US"/>
-          </w:rPr>
-          <w:rPr>
-            <w:color w:val="0000EE"/>
-            <w:u w:val="single"/>
-          </w:rPr>
-          <w:t>2:3</w:t>
-        </w:r>
-      </w:hyperlink>
+      <w:r>
+        <w:rPr>
+          <w:lang w:val="en_US" w:bidi="en_US"/>
+        </w:rPr>
+        <w:t>2:3</w:t>
+      </w:r>
       <w:r>
         <w:rPr>
           <w:lang w:val="en_US" w:bidi="en_US"/>
         </w:rPr>
         <w:t xml:space="preserve">, </w:t>
       </w:r>
-      <w:hyperlink r:id="rId56">
-        <w:r>
-          <w:rPr>
-            <w:lang w:val="en_US" w:bidi="en_US"/>
-          </w:rPr>
-          <w:rPr>
-            <w:color w:val="0000EE"/>
-            <w:u w:val="single"/>
-          </w:rPr>
-          <w:t>8</w:t>
-        </w:r>
-      </w:hyperlink>
+      <w:r>
+        <w:rPr>
+          <w:lang w:val="en_US" w:bidi="en_US"/>
+        </w:rPr>
+        <w:t>8</w:t>
+      </w:r>
       <w:r>
         <w:rPr>
           <w:lang w:val="en_US" w:bidi="en_US"/>
         </w:rPr>
         <w:t>). Those deceived by him will also encounter judgment (</w:t>
       </w:r>
-      <w:hyperlink r:id="rId57">
-        <w:r>
-          <w:rPr>
-            <w:lang w:val="en_US" w:bidi="en_US"/>
-          </w:rPr>
-          <w:rPr>
-            <w:color w:val="0000EE"/>
-            <w:u w:val="single"/>
-          </w:rPr>
-          <w:t>2:9–12</w:t>
-        </w:r>
-      </w:hyperlink>
+      <w:r>
+        <w:rPr>
+          <w:lang w:val="en_US" w:bidi="en_US"/>
+        </w:rPr>
+        <w:t>2:9–12</w:t>
+      </w:r>
       <w:r>
         <w:rPr>
           <w:lang w:val="en_US" w:bidi="en_US"/>
@@ -2137,36 +1813,24 @@
         </w:rPr>
         <w:t>The Thessalonian Christians had previously asked Paul when the Day of the Lord would come (</w:t>
       </w:r>
-      <w:hyperlink r:id="rId58">
-        <w:r>
-          <w:rPr>
-            <w:lang w:val="en_US" w:bidi="en_US"/>
-          </w:rPr>
-          <w:rPr>
-            <w:color w:val="0000EE"/>
-            <w:u w:val="single"/>
-          </w:rPr>
-          <w:t>1 Thessalonians 5:1–11</w:t>
-        </w:r>
-      </w:hyperlink>
+      <w:r>
+        <w:rPr>
+          <w:lang w:val="en_US" w:bidi="en_US"/>
+        </w:rPr>
+        <w:t>1 Thessalonians 5:1–11</w:t>
+      </w:r>
       <w:r>
         <w:rPr>
           <w:lang w:val="en_US" w:bidi="en_US"/>
         </w:rPr>
         <w:t xml:space="preserve">). Now, a false teaching claimed this day had already passed (see </w:t>
       </w:r>
-      <w:hyperlink r:id="rId59">
-        <w:r>
-          <w:rPr>
-            <w:lang w:val="en_US" w:bidi="en_US"/>
-          </w:rPr>
-          <w:rPr>
-            <w:color w:val="0000EE"/>
-            <w:u w:val="single"/>
-          </w:rPr>
-          <w:t>2 Timothy 2:18</w:t>
-        </w:r>
-      </w:hyperlink>
+      <w:r>
+        <w:rPr>
+          <w:lang w:val="en_US" w:bidi="en_US"/>
+        </w:rPr>
+        <w:t>2 Timothy 2:18</w:t>
+      </w:r>
       <w:r>
         <w:rPr>
           <w:lang w:val="en_US" w:bidi="en_US"/>
@@ -2250,18 +1914,12 @@
         </w:rPr>
         <w:t>Two events will happen before the Day of the Lord (</w:t>
       </w:r>
-      <w:hyperlink r:id="rId41">
-        <w:r>
-          <w:rPr>
-            <w:lang w:val="en_US" w:bidi="en_US"/>
-          </w:rPr>
-          <w:rPr>
-            <w:color w:val="0000EE"/>
-            <w:u w:val="single"/>
-          </w:rPr>
-          <w:t>2:2</w:t>
-        </w:r>
-      </w:hyperlink>
+      <w:r>
+        <w:rPr>
+          <w:lang w:val="en_US" w:bidi="en_US"/>
+        </w:rPr>
+        <w:t>2:2</w:t>
+      </w:r>
       <w:r>
         <w:rPr>
           <w:lang w:val="en_US" w:bidi="en_US"/>
@@ -2286,36 +1944,24 @@
         </w:rPr>
         <w:t>Both Jewish and Christian teachings predict a great rebellion against God before the end of time (</w:t>
       </w:r>
-      <w:hyperlink r:id="rId60">
-        <w:r>
-          <w:rPr>
-            <w:lang w:val="en_US" w:bidi="en_US"/>
-          </w:rPr>
-          <w:rPr>
-            <w:color w:val="0000EE"/>
-            <w:u w:val="single"/>
-          </w:rPr>
-          <w:t>Matthew 24:11–14</w:t>
-        </w:r>
-      </w:hyperlink>
+      <w:r>
+        <w:rPr>
+          <w:lang w:val="en_US" w:bidi="en_US"/>
+        </w:rPr>
+        <w:t>Matthew 24:11–14</w:t>
+      </w:r>
       <w:r>
         <w:rPr>
           <w:lang w:val="en_US" w:bidi="en_US"/>
         </w:rPr>
         <w:t xml:space="preserve">; </w:t>
       </w:r>
-      <w:hyperlink r:id="rId61">
-        <w:r>
-          <w:rPr>
-            <w:lang w:val="en_US" w:bidi="en_US"/>
-          </w:rPr>
-          <w:rPr>
-            <w:color w:val="0000EE"/>
-            <w:u w:val="single"/>
-          </w:rPr>
-          <w:t>1 Timothy 4:1</w:t>
-        </w:r>
-      </w:hyperlink>
+      <w:r>
+        <w:rPr>
+          <w:lang w:val="en_US" w:bidi="en_US"/>
+        </w:rPr>
+        <w:t>1 Timothy 4:1</w:t>
+      </w:r>
       <w:r>
         <w:rPr>
           <w:lang w:val="en_US" w:bidi="en_US"/>
@@ -2372,18 +2018,12 @@
         </w:rPr>
         <w:t>: The focus is the lawless man’s own destruction, not just on the destruction he causes (</w:t>
       </w:r>
-      <w:hyperlink r:id="rId56">
-        <w:r>
-          <w:rPr>
-            <w:lang w:val="en_US" w:bidi="en_US"/>
-          </w:rPr>
-          <w:rPr>
-            <w:color w:val="0000EE"/>
-            <w:u w:val="single"/>
-          </w:rPr>
-          <w:t>2 Thessalonians 2:8</w:t>
-        </w:r>
-      </w:hyperlink>
+      <w:r>
+        <w:rPr>
+          <w:lang w:val="en_US" w:bidi="en_US"/>
+        </w:rPr>
+        <w:t>2 Thessalonians 2:8</w:t>
+      </w:r>
       <w:r>
         <w:rPr>
           <w:lang w:val="en_US" w:bidi="en_US"/>
@@ -2474,90 +2114,60 @@
         </w:rPr>
         <w:t xml:space="preserve">: Antiochus Epiphanes polluted the temple in Jerusalem in 167 BC (see </w:t>
       </w:r>
-      <w:hyperlink r:id="rId62">
-        <w:r>
-          <w:rPr>
-            <w:lang w:val="en_US" w:bidi="en_US"/>
-          </w:rPr>
-          <w:rPr>
-            <w:color w:val="0000EE"/>
-            <w:u w:val="single"/>
-          </w:rPr>
-          <w:t>Daniel 9:27</w:t>
-        </w:r>
-      </w:hyperlink>
+      <w:r>
+        <w:rPr>
+          <w:lang w:val="en_US" w:bidi="en_US"/>
+        </w:rPr>
+        <w:t>Daniel 9:27</w:t>
+      </w:r>
       <w:r>
         <w:rPr>
           <w:lang w:val="en_US" w:bidi="en_US"/>
         </w:rPr>
         <w:t xml:space="preserve">; </w:t>
       </w:r>
-      <w:hyperlink r:id="rId63">
-        <w:r>
-          <w:rPr>
-            <w:lang w:val="en_US" w:bidi="en_US"/>
-          </w:rPr>
-          <w:rPr>
-            <w:color w:val="0000EE"/>
-            <w:u w:val="single"/>
-          </w:rPr>
-          <w:t>11:31</w:t>
-        </w:r>
-      </w:hyperlink>
+      <w:r>
+        <w:rPr>
+          <w:lang w:val="en_US" w:bidi="en_US"/>
+        </w:rPr>
+        <w:t>11:31</w:t>
+      </w:r>
       <w:r>
         <w:rPr>
           <w:lang w:val="en_US" w:bidi="en_US"/>
         </w:rPr>
         <w:t xml:space="preserve">; </w:t>
       </w:r>
-      <w:hyperlink r:id="rId64">
-        <w:r>
-          <w:rPr>
-            <w:lang w:val="en_US" w:bidi="en_US"/>
-          </w:rPr>
-          <w:rPr>
-            <w:color w:val="0000EE"/>
-            <w:u w:val="single"/>
-          </w:rPr>
-          <w:t>12:11</w:t>
-        </w:r>
-      </w:hyperlink>
+      <w:r>
+        <w:rPr>
+          <w:lang w:val="en_US" w:bidi="en_US"/>
+        </w:rPr>
+        <w:t>12:11</w:t>
+      </w:r>
       <w:r>
         <w:rPr>
           <w:lang w:val="en_US" w:bidi="en_US"/>
         </w:rPr>
         <w:t>). This might have anticipated the event prophesied here (</w:t>
       </w:r>
-      <w:hyperlink r:id="rId65">
-        <w:r>
-          <w:rPr>
-            <w:lang w:val="en_US" w:bidi="en_US"/>
-          </w:rPr>
-          <w:rPr>
-            <w:color w:val="0000EE"/>
-            <w:u w:val="single"/>
-          </w:rPr>
-          <w:t>Matthew 24:15</w:t>
-        </w:r>
-      </w:hyperlink>
+      <w:r>
+        <w:rPr>
+          <w:lang w:val="en_US" w:bidi="en_US"/>
+        </w:rPr>
+        <w:t>Matthew 24:15</w:t>
+      </w:r>
       <w:r>
         <w:rPr>
           <w:lang w:val="en_US" w:bidi="en_US"/>
         </w:rPr>
         <w:t xml:space="preserve">; </w:t>
       </w:r>
-      <w:hyperlink r:id="rId66">
-        <w:r>
-          <w:rPr>
-            <w:lang w:val="en_US" w:bidi="en_US"/>
-          </w:rPr>
-          <w:rPr>
-            <w:color w:val="0000EE"/>
-            <w:u w:val="single"/>
-          </w:rPr>
-          <w:t>Mark 13:14</w:t>
-        </w:r>
-      </w:hyperlink>
+      <w:r>
+        <w:rPr>
+          <w:lang w:val="en_US" w:bidi="en_US"/>
+        </w:rPr>
+        <w:t>Mark 13:14</w:t>
+      </w:r>
       <w:r>
         <w:rPr>
           <w:lang w:val="en_US" w:bidi="en_US"/>
@@ -2633,18 +2243,12 @@
         </w:rPr>
         <w:t xml:space="preserve"> (</w:t>
       </w:r>
-      <w:hyperlink r:id="rId67">
-        <w:r>
-          <w:rPr>
-            <w:lang w:val="en_US" w:bidi="en_US"/>
-          </w:rPr>
-          <w:rPr>
-            <w:color w:val="0000EE"/>
-            <w:u w:val="single"/>
-          </w:rPr>
-          <w:t>Ezekiel 28:2–10</w:t>
-        </w:r>
-      </w:hyperlink>
+      <w:r>
+        <w:rPr>
+          <w:lang w:val="en_US" w:bidi="en_US"/>
+        </w:rPr>
+        <w:t>Ezekiel 28:2–10</w:t>
+      </w:r>
       <w:r>
         <w:rPr>
           <w:lang w:val="en_US" w:bidi="en_US"/>
@@ -2864,18 +2468,12 @@
         </w:rPr>
         <w:t>Alternatively, the term may refer to something or someone who comes before the man of lawlessness, an agent of lawlessness active at that time (</w:t>
       </w:r>
-      <w:hyperlink r:id="rId68">
-        <w:r>
-          <w:rPr>
-            <w:lang w:val="en_US" w:bidi="en_US"/>
-          </w:rPr>
-          <w:rPr>
-            <w:color w:val="0000EE"/>
-            <w:u w:val="single"/>
-          </w:rPr>
-          <w:t>2:7–8</w:t>
-        </w:r>
-      </w:hyperlink>
+      <w:r>
+        <w:rPr>
+          <w:lang w:val="en_US" w:bidi="en_US"/>
+        </w:rPr>
+        <w:t>2:7–8</w:t>
+      </w:r>
       <w:r>
         <w:rPr>
           <w:lang w:val="en_US" w:bidi="en_US"/>
@@ -2896,36 +2494,24 @@
         </w:rPr>
         <w:t>In Greek literature, this expression could describe being possessed by a demon (evil angel). This figure would prepare the way for the man of lawlessness when his time comes (</w:t>
       </w:r>
-      <w:hyperlink r:id="rId55">
-        <w:r>
-          <w:rPr>
-            <w:lang w:val="en_US" w:bidi="en_US"/>
-          </w:rPr>
-          <w:rPr>
-            <w:color w:val="0000EE"/>
-            <w:u w:val="single"/>
-          </w:rPr>
-          <w:t>2:3</w:t>
-        </w:r>
-      </w:hyperlink>
+      <w:r>
+        <w:rPr>
+          <w:lang w:val="en_US" w:bidi="en_US"/>
+        </w:rPr>
+        <w:t>2:3</w:t>
+      </w:r>
       <w:r>
         <w:rPr>
           <w:lang w:val="en_US" w:bidi="en_US"/>
         </w:rPr>
         <w:t xml:space="preserve">, </w:t>
       </w:r>
-      <w:hyperlink r:id="rId56">
-        <w:r>
-          <w:rPr>
-            <w:lang w:val="en_US" w:bidi="en_US"/>
-          </w:rPr>
-          <w:rPr>
-            <w:color w:val="0000EE"/>
-            <w:u w:val="single"/>
-          </w:rPr>
-          <w:t>8</w:t>
-        </w:r>
-      </w:hyperlink>
+      <w:r>
+        <w:rPr>
+          <w:lang w:val="en_US" w:bidi="en_US"/>
+        </w:rPr>
+        <w:t>8</w:t>
+      </w:r>
       <w:r>
         <w:rPr>
           <w:lang w:val="en_US" w:bidi="en_US"/>
@@ -2984,36 +2570,24 @@
         </w:rPr>
         <w:t xml:space="preserve">The power of the coming man of lawlessness is already at work in secret, similar to the antichrists in </w:t>
       </w:r>
-      <w:hyperlink r:id="rId69">
-        <w:r>
-          <w:rPr>
-            <w:lang w:val="en_US" w:bidi="en_US"/>
-          </w:rPr>
-          <w:rPr>
-            <w:color w:val="0000EE"/>
-            <w:u w:val="single"/>
-          </w:rPr>
-          <w:t xml:space="preserve">1 John 2:18 </w:t>
-        </w:r>
-      </w:hyperlink>
+      <w:r>
+        <w:rPr>
+          <w:lang w:val="en_US" w:bidi="en_US"/>
+        </w:rPr>
+        <w:t xml:space="preserve">1 John 2:18 </w:t>
+      </w:r>
       <w:r>
         <w:rPr>
           <w:lang w:val="en_US" w:bidi="en_US"/>
         </w:rPr>
         <w:t xml:space="preserve">(see </w:t>
       </w:r>
-      <w:hyperlink r:id="rId70">
-        <w:r>
-          <w:rPr>
-            <w:lang w:val="en_US" w:bidi="en_US"/>
-          </w:rPr>
-          <w:rPr>
-            <w:color w:val="0000EE"/>
-            <w:u w:val="single"/>
-          </w:rPr>
-          <w:t>2 Thessalonians 2:3–6</w:t>
-        </w:r>
-      </w:hyperlink>
+      <w:r>
+        <w:rPr>
+          <w:lang w:val="en_US" w:bidi="en_US"/>
+        </w:rPr>
+        <w:t>2 Thessalonians 2:3–6</w:t>
+      </w:r>
       <w:r>
         <w:rPr>
           <w:lang w:val="en_US" w:bidi="en_US"/>
@@ -3058,18 +2632,12 @@
         </w:rPr>
         <w:t xml:space="preserve">): This term is often used for ceremonies in mystery religions (see </w:t>
       </w:r>
-      <w:hyperlink r:id="rId71">
-        <w:r>
-          <w:rPr>
-            <w:lang w:val="en_US" w:bidi="en_US"/>
-          </w:rPr>
-          <w:rPr>
-            <w:color w:val="0000EE"/>
-            <w:u w:val="single"/>
-          </w:rPr>
-          <w:t>2 Thessalonians 2:6</w:t>
-        </w:r>
-      </w:hyperlink>
+      <w:r>
+        <w:rPr>
+          <w:lang w:val="en_US" w:bidi="en_US"/>
+        </w:rPr>
+        <w:t>2 Thessalonians 2:6</w:t>
+      </w:r>
       <w:r>
         <w:rPr>
           <w:lang w:val="en_US" w:bidi="en_US"/>
@@ -3101,54 +2669,36 @@
         </w:rPr>
         <w:t>: This suggests a spiritual intervention, whether divine or evil (</w:t>
       </w:r>
-      <w:hyperlink r:id="rId72">
-        <w:r>
-          <w:rPr>
-            <w:lang w:val="en_US" w:bidi="en_US"/>
-          </w:rPr>
-          <w:rPr>
-            <w:color w:val="0000EE"/>
-            <w:u w:val="single"/>
-          </w:rPr>
-          <w:t>1 Thessalonians 2:13</w:t>
-        </w:r>
-      </w:hyperlink>
+      <w:r>
+        <w:rPr>
+          <w:lang w:val="en_US" w:bidi="en_US"/>
+        </w:rPr>
+        <w:t>1 Thessalonians 2:13</w:t>
+      </w:r>
       <w:r>
         <w:rPr>
           <w:lang w:val="en_US" w:bidi="en_US"/>
         </w:rPr>
         <w:t xml:space="preserve">; </w:t>
       </w:r>
-      <w:hyperlink r:id="rId73">
-        <w:r>
-          <w:rPr>
-            <w:lang w:val="en_US" w:bidi="en_US"/>
-          </w:rPr>
-          <w:rPr>
-            <w:color w:val="0000EE"/>
-            <w:u w:val="single"/>
-          </w:rPr>
-          <w:t>2 Thessalonians 2:9</w:t>
-        </w:r>
-      </w:hyperlink>
+      <w:r>
+        <w:rPr>
+          <w:lang w:val="en_US" w:bidi="en_US"/>
+        </w:rPr>
+        <w:t>2 Thessalonians 2:9</w:t>
+      </w:r>
       <w:r>
         <w:rPr>
           <w:lang w:val="en_US" w:bidi="en_US"/>
         </w:rPr>
         <w:t xml:space="preserve">; </w:t>
       </w:r>
-      <w:hyperlink r:id="rId74">
-        <w:r>
-          <w:rPr>
-            <w:lang w:val="en_US" w:bidi="en_US"/>
-          </w:rPr>
-          <w:rPr>
-            <w:color w:val="0000EE"/>
-            <w:u w:val="single"/>
-          </w:rPr>
-          <w:t>Ephesians 2:2</w:t>
-        </w:r>
-      </w:hyperlink>
+      <w:r>
+        <w:rPr>
+          <w:lang w:val="en_US" w:bidi="en_US"/>
+        </w:rPr>
+        <w:t>Ephesians 2:2</w:t>
+      </w:r>
       <w:r>
         <w:rPr>
           <w:lang w:val="en_US" w:bidi="en_US"/>
@@ -3180,18 +2730,12 @@
         </w:rPr>
         <w:t>: This might be someone opposing the man of lawlessness, someone possessed by a demon (evil angel), or Satan, the one who possesses (</w:t>
       </w:r>
-      <w:hyperlink r:id="rId73">
-        <w:r>
-          <w:rPr>
-            <w:lang w:val="en_US" w:bidi="en_US"/>
-          </w:rPr>
-          <w:rPr>
-            <w:color w:val="0000EE"/>
-            <w:u w:val="single"/>
-          </w:rPr>
-          <w:t>2 Thessalonians 2:9</w:t>
-        </w:r>
-      </w:hyperlink>
+      <w:r>
+        <w:rPr>
+          <w:lang w:val="en_US" w:bidi="en_US"/>
+        </w:rPr>
+        <w:t>2 Thessalonians 2:9</w:t>
+      </w:r>
       <w:r>
         <w:rPr>
           <w:lang w:val="en_US" w:bidi="en_US"/>
@@ -3262,72 +2806,48 @@
         </w:rPr>
         <w:t xml:space="preserve">Paul warns about the destruction of the lawless one (see </w:t>
       </w:r>
-      <w:hyperlink r:id="rId55">
-        <w:r>
-          <w:rPr>
-            <w:lang w:val="en_US" w:bidi="en_US"/>
-          </w:rPr>
-          <w:rPr>
-            <w:color w:val="0000EE"/>
-            <w:u w:val="single"/>
-          </w:rPr>
-          <w:t>2:3</w:t>
-        </w:r>
-      </w:hyperlink>
+      <w:r>
+        <w:rPr>
+          <w:lang w:val="en_US" w:bidi="en_US"/>
+        </w:rPr>
+        <w:t>2:3</w:t>
+      </w:r>
       <w:r>
         <w:rPr>
           <w:lang w:val="en_US" w:bidi="en_US"/>
         </w:rPr>
         <w:t>). This man This figure pretends to be divine, puts his cult above all other worship (</w:t>
       </w:r>
-      <w:hyperlink r:id="rId75">
-        <w:r>
-          <w:rPr>
-            <w:lang w:val="en_US" w:bidi="en_US"/>
-          </w:rPr>
-          <w:rPr>
-            <w:color w:val="0000EE"/>
-            <w:u w:val="single"/>
-          </w:rPr>
-          <w:t>2:4</w:t>
-        </w:r>
-      </w:hyperlink>
+      <w:r>
+        <w:rPr>
+          <w:lang w:val="en_US" w:bidi="en_US"/>
+        </w:rPr>
+        <w:t>2:4</w:t>
+      </w:r>
       <w:r>
         <w:rPr>
           <w:lang w:val="en_US" w:bidi="en_US"/>
         </w:rPr>
         <w:t>), and gains power from Satan (</w:t>
       </w:r>
-      <w:hyperlink r:id="rId73">
-        <w:r>
-          <w:rPr>
-            <w:lang w:val="en_US" w:bidi="en_US"/>
-          </w:rPr>
-          <w:rPr>
-            <w:color w:val="0000EE"/>
-            <w:u w:val="single"/>
-          </w:rPr>
-          <w:t>2:9</w:t>
-        </w:r>
-      </w:hyperlink>
+      <w:r>
+        <w:rPr>
+          <w:lang w:val="en_US" w:bidi="en_US"/>
+        </w:rPr>
+        <w:t>2:9</w:t>
+      </w:r>
       <w:r>
         <w:rPr>
           <w:lang w:val="en_US" w:bidi="en_US"/>
         </w:rPr>
         <w:t>). However, the Lord Jesus will completely destroy him (</w:t>
       </w:r>
-      <w:hyperlink r:id="rId76">
-        <w:r>
-          <w:rPr>
-            <w:lang w:val="en_US" w:bidi="en_US"/>
-          </w:rPr>
-          <w:rPr>
-            <w:color w:val="0000EE"/>
-            <w:u w:val="single"/>
-          </w:rPr>
-          <w:t>Isaiah 11:4</w:t>
-        </w:r>
-      </w:hyperlink>
+      <w:r>
+        <w:rPr>
+          <w:lang w:val="en_US" w:bidi="en_US"/>
+        </w:rPr>
+        <w:t>Isaiah 11:4</w:t>
+      </w:r>
       <w:r>
         <w:rPr>
           <w:lang w:val="en_US" w:bidi="en_US"/>
@@ -3372,198 +2892,132 @@
         </w:rPr>
         <w:t>("epiphany") (</w:t>
       </w:r>
-      <w:hyperlink r:id="rId77">
-        <w:r>
-          <w:rPr>
-            <w:lang w:val="en_US" w:bidi="en_US"/>
-          </w:rPr>
-          <w:rPr>
-            <w:color w:val="0000EE"/>
-            <w:u w:val="single"/>
-          </w:rPr>
-          <w:t>1 Timothy 6:14</w:t>
-        </w:r>
-      </w:hyperlink>
+      <w:r>
+        <w:rPr>
+          <w:lang w:val="en_US" w:bidi="en_US"/>
+        </w:rPr>
+        <w:t>1 Timothy 6:14</w:t>
+      </w:r>
       <w:r>
         <w:rPr>
           <w:lang w:val="en_US" w:bidi="en_US"/>
         </w:rPr>
         <w:t xml:space="preserve">; </w:t>
       </w:r>
-      <w:hyperlink r:id="rId78">
-        <w:r>
-          <w:rPr>
-            <w:lang w:val="en_US" w:bidi="en_US"/>
-          </w:rPr>
-          <w:rPr>
-            <w:color w:val="0000EE"/>
-            <w:u w:val="single"/>
-          </w:rPr>
-          <w:t>2 Timothy 1:10</w:t>
-        </w:r>
-      </w:hyperlink>
+      <w:r>
+        <w:rPr>
+          <w:lang w:val="en_US" w:bidi="en_US"/>
+        </w:rPr>
+        <w:t>2 Timothy 1:10</w:t>
+      </w:r>
       <w:r>
         <w:rPr>
           <w:lang w:val="en_US" w:bidi="en_US"/>
         </w:rPr>
         <w:t xml:space="preserve">; </w:t>
       </w:r>
-      <w:hyperlink r:id="rId79">
-        <w:r>
-          <w:rPr>
-            <w:lang w:val="en_US" w:bidi="en_US"/>
-          </w:rPr>
-          <w:rPr>
-            <w:color w:val="0000EE"/>
-            <w:u w:val="single"/>
-          </w:rPr>
-          <w:t>4:1</w:t>
-        </w:r>
-      </w:hyperlink>
+      <w:r>
+        <w:rPr>
+          <w:lang w:val="en_US" w:bidi="en_US"/>
+        </w:rPr>
+        <w:t>4:1</w:t>
+      </w:r>
       <w:r>
         <w:rPr>
           <w:lang w:val="en_US" w:bidi="en_US"/>
         </w:rPr>
         <w:t xml:space="preserve">, </w:t>
       </w:r>
-      <w:hyperlink r:id="rId80">
-        <w:r>
-          <w:rPr>
-            <w:lang w:val="en_US" w:bidi="en_US"/>
-          </w:rPr>
-          <w:rPr>
-            <w:color w:val="0000EE"/>
-            <w:u w:val="single"/>
-          </w:rPr>
-          <w:t>8</w:t>
-        </w:r>
-      </w:hyperlink>
+      <w:r>
+        <w:rPr>
+          <w:lang w:val="en_US" w:bidi="en_US"/>
+        </w:rPr>
+        <w:t>8</w:t>
+      </w:r>
       <w:r>
         <w:rPr>
           <w:lang w:val="en_US" w:bidi="en_US"/>
         </w:rPr>
         <w:t xml:space="preserve">; </w:t>
       </w:r>
-      <w:hyperlink r:id="rId81">
-        <w:r>
-          <w:rPr>
-            <w:lang w:val="en_US" w:bidi="en_US"/>
-          </w:rPr>
-          <w:rPr>
-            <w:color w:val="0000EE"/>
-            <w:u w:val="single"/>
-          </w:rPr>
-          <w:t>Titus 2:13</w:t>
-        </w:r>
-      </w:hyperlink>
+      <w:r>
+        <w:rPr>
+          <w:lang w:val="en_US" w:bidi="en_US"/>
+        </w:rPr>
+        <w:t>Titus 2:13</w:t>
+      </w:r>
       <w:r>
         <w:rPr>
           <w:lang w:val="en_US" w:bidi="en_US"/>
         </w:rPr>
         <w:t>). This is another way to describe Christ’s coming or revelation (</w:t>
       </w:r>
-      <w:hyperlink r:id="rId28">
-        <w:r>
-          <w:rPr>
-            <w:lang w:val="en_US" w:bidi="en_US"/>
-          </w:rPr>
-          <w:rPr>
-            <w:color w:val="0000EE"/>
-            <w:u w:val="single"/>
-          </w:rPr>
-          <w:t>2 Thessalonians 2:1</w:t>
-        </w:r>
-      </w:hyperlink>
+      <w:r>
+        <w:rPr>
+          <w:lang w:val="en_US" w:bidi="en_US"/>
+        </w:rPr>
+        <w:t>2 Thessalonians 2:1</w:t>
+      </w:r>
       <w:r>
         <w:rPr>
           <w:lang w:val="en_US" w:bidi="en_US"/>
         </w:rPr>
         <w:t xml:space="preserve">; </w:t>
       </w:r>
-      <w:hyperlink r:id="rId29">
-        <w:r>
-          <w:rPr>
-            <w:lang w:val="en_US" w:bidi="en_US"/>
-          </w:rPr>
-          <w:rPr>
-            <w:color w:val="0000EE"/>
-            <w:u w:val="single"/>
-          </w:rPr>
-          <w:t>1 Thessalonians 2:19</w:t>
-        </w:r>
-      </w:hyperlink>
+      <w:r>
+        <w:rPr>
+          <w:lang w:val="en_US" w:bidi="en_US"/>
+        </w:rPr>
+        <w:t>1 Thessalonians 2:19</w:t>
+      </w:r>
       <w:r>
         <w:rPr>
           <w:lang w:val="en_US" w:bidi="en_US"/>
         </w:rPr>
         <w:t xml:space="preserve">; </w:t>
       </w:r>
-      <w:hyperlink r:id="rId30">
-        <w:r>
-          <w:rPr>
-            <w:lang w:val="en_US" w:bidi="en_US"/>
-          </w:rPr>
-          <w:rPr>
-            <w:color w:val="0000EE"/>
-            <w:u w:val="single"/>
-          </w:rPr>
-          <w:t>3:13</w:t>
-        </w:r>
-      </w:hyperlink>
+      <w:r>
+        <w:rPr>
+          <w:lang w:val="en_US" w:bidi="en_US"/>
+        </w:rPr>
+        <w:t>3:13</w:t>
+      </w:r>
       <w:r>
         <w:rPr>
           <w:lang w:val="en_US" w:bidi="en_US"/>
         </w:rPr>
         <w:t xml:space="preserve">; </w:t>
       </w:r>
-      <w:hyperlink r:id="rId31">
-        <w:r>
-          <w:rPr>
-            <w:lang w:val="en_US" w:bidi="en_US"/>
-          </w:rPr>
-          <w:rPr>
-            <w:color w:val="0000EE"/>
-            <w:u w:val="single"/>
-          </w:rPr>
-          <w:t>4:15</w:t>
-        </w:r>
-      </w:hyperlink>
+      <w:r>
+        <w:rPr>
+          <w:lang w:val="en_US" w:bidi="en_US"/>
+        </w:rPr>
+        <w:t>4:15</w:t>
+      </w:r>
       <w:r>
         <w:rPr>
           <w:lang w:val="en_US" w:bidi="en_US"/>
         </w:rPr>
         <w:t xml:space="preserve">; </w:t>
       </w:r>
-      <w:hyperlink r:id="rId32">
-        <w:r>
-          <w:rPr>
-            <w:lang w:val="en_US" w:bidi="en_US"/>
-          </w:rPr>
-          <w:rPr>
-            <w:color w:val="0000EE"/>
-            <w:u w:val="single"/>
-          </w:rPr>
-          <w:t>5:23</w:t>
-        </w:r>
-      </w:hyperlink>
+      <w:r>
+        <w:rPr>
+          <w:lang w:val="en_US" w:bidi="en_US"/>
+        </w:rPr>
+        <w:t>5:23</w:t>
+      </w:r>
       <w:r>
         <w:rPr>
           <w:lang w:val="en_US" w:bidi="en_US"/>
         </w:rPr>
         <w:t xml:space="preserve">; </w:t>
       </w:r>
-      <w:hyperlink r:id="rId82">
-        <w:r>
-          <w:rPr>
-            <w:lang w:val="en_US" w:bidi="en_US"/>
-          </w:rPr>
-          <w:rPr>
-            <w:color w:val="0000EE"/>
-            <w:u w:val="single"/>
-          </w:rPr>
-          <w:t>2 Thessalonians 1:7</w:t>
-        </w:r>
-      </w:hyperlink>
+      <w:r>
+        <w:rPr>
+          <w:lang w:val="en_US" w:bidi="en_US"/>
+        </w:rPr>
+        <w:t>2 Thessalonians 1:7</w:t>
+      </w:r>
       <w:r>
         <w:rPr>
           <w:lang w:val="en_US" w:bidi="en_US"/>
@@ -3644,108 +3098,72 @@
         </w:rPr>
         <w:t>, meaning "presence" or "arrival" or "coming" (</w:t>
       </w:r>
-      <w:hyperlink r:id="rId28">
-        <w:r>
-          <w:rPr>
-            <w:lang w:val="en_US" w:bidi="en_US"/>
-          </w:rPr>
-          <w:rPr>
-            <w:color w:val="0000EE"/>
-            <w:u w:val="single"/>
-          </w:rPr>
-          <w:t>2:1</w:t>
-        </w:r>
-      </w:hyperlink>
+      <w:r>
+        <w:rPr>
+          <w:lang w:val="en_US" w:bidi="en_US"/>
+        </w:rPr>
+        <w:t>2:1</w:t>
+      </w:r>
       <w:r>
         <w:rPr>
           <w:lang w:val="en_US" w:bidi="en_US"/>
         </w:rPr>
         <w:t xml:space="preserve">, </w:t>
       </w:r>
-      <w:hyperlink r:id="rId56">
-        <w:r>
-          <w:rPr>
-            <w:lang w:val="en_US" w:bidi="en_US"/>
-          </w:rPr>
-          <w:rPr>
-            <w:color w:val="0000EE"/>
-            <w:u w:val="single"/>
-          </w:rPr>
-          <w:t>8</w:t>
-        </w:r>
-      </w:hyperlink>
+      <w:r>
+        <w:rPr>
+          <w:lang w:val="en_US" w:bidi="en_US"/>
+        </w:rPr>
+        <w:t>8</w:t>
+      </w:r>
       <w:r>
         <w:rPr>
           <w:lang w:val="en_US" w:bidi="en_US"/>
         </w:rPr>
         <w:t xml:space="preserve">; </w:t>
       </w:r>
-      <w:hyperlink r:id="rId29">
-        <w:r>
-          <w:rPr>
-            <w:lang w:val="en_US" w:bidi="en_US"/>
-          </w:rPr>
-          <w:rPr>
-            <w:color w:val="0000EE"/>
-            <w:u w:val="single"/>
-          </w:rPr>
-          <w:t>1 Thessalonians 2:19</w:t>
-        </w:r>
-      </w:hyperlink>
+      <w:r>
+        <w:rPr>
+          <w:lang w:val="en_US" w:bidi="en_US"/>
+        </w:rPr>
+        <w:t>1 Thessalonians 2:19</w:t>
+      </w:r>
       <w:r>
         <w:rPr>
           <w:lang w:val="en_US" w:bidi="en_US"/>
         </w:rPr>
         <w:t xml:space="preserve">; </w:t>
       </w:r>
-      <w:hyperlink r:id="rId30">
-        <w:r>
-          <w:rPr>
-            <w:lang w:val="en_US" w:bidi="en_US"/>
-          </w:rPr>
-          <w:rPr>
-            <w:color w:val="0000EE"/>
-            <w:u w:val="single"/>
-          </w:rPr>
-          <w:t>3:13</w:t>
-        </w:r>
-      </w:hyperlink>
+      <w:r>
+        <w:rPr>
+          <w:lang w:val="en_US" w:bidi="en_US"/>
+        </w:rPr>
+        <w:t>3:13</w:t>
+      </w:r>
       <w:r>
         <w:rPr>
           <w:lang w:val="en_US" w:bidi="en_US"/>
         </w:rPr>
         <w:t xml:space="preserve">; </w:t>
       </w:r>
-      <w:hyperlink r:id="rId31">
-        <w:r>
-          <w:rPr>
-            <w:lang w:val="en_US" w:bidi="en_US"/>
-          </w:rPr>
-          <w:rPr>
-            <w:color w:val="0000EE"/>
-            <w:u w:val="single"/>
-          </w:rPr>
-          <w:t>4:15</w:t>
-        </w:r>
-      </w:hyperlink>
+      <w:r>
+        <w:rPr>
+          <w:lang w:val="en_US" w:bidi="en_US"/>
+        </w:rPr>
+        <w:t>4:15</w:t>
+      </w:r>
       <w:r>
         <w:rPr>
           <w:lang w:val="en_US" w:bidi="en_US"/>
         </w:rPr>
         <w:t xml:space="preserve">; </w:t>
       </w:r>
-      <w:hyperlink r:id="rId32">
-        <w:r>
-          <w:rPr>
-            <w:lang w:val="en_US" w:bidi="en_US"/>
-          </w:rPr>
-          <w:rPr>
-            <w:color w:val="0000EE"/>
-            <w:u w:val="single"/>
-          </w:rPr>
-          <w:t>5:23</w:t>
-        </w:r>
-      </w:hyperlink>
+      <w:r>
+        <w:rPr>
+          <w:lang w:val="en_US" w:bidi="en_US"/>
+        </w:rPr>
+        <w:t>5:23</w:t>
+      </w:r>
       <w:r>
         <w:rPr>
           <w:lang w:val="en_US" w:bidi="en_US"/>
@@ -3841,108 +3259,72 @@
         </w:rPr>
         <w:t>As seen in other parts of Scripture (</w:t>
       </w:r>
-      <w:hyperlink r:id="rId83">
-        <w:r>
-          <w:rPr>
-            <w:lang w:val="en_US" w:bidi="en_US"/>
-          </w:rPr>
-          <w:rPr>
-            <w:color w:val="0000EE"/>
-            <w:u w:val="single"/>
-          </w:rPr>
-          <w:t>Exodus 9:12</w:t>
-        </w:r>
-      </w:hyperlink>
+      <w:r>
+        <w:rPr>
+          <w:lang w:val="en_US" w:bidi="en_US"/>
+        </w:rPr>
+        <w:t>Exodus 9:12</w:t>
+      </w:r>
       <w:r>
         <w:rPr>
           <w:lang w:val="en_US" w:bidi="en_US"/>
         </w:rPr>
         <w:t xml:space="preserve">; </w:t>
       </w:r>
-      <w:hyperlink r:id="rId84">
-        <w:r>
-          <w:rPr>
-            <w:lang w:val="en_US" w:bidi="en_US"/>
-          </w:rPr>
-          <w:rPr>
-            <w:color w:val="0000EE"/>
-            <w:u w:val="single"/>
-          </w:rPr>
-          <w:t>2 Chronicles 18:22</w:t>
-        </w:r>
-      </w:hyperlink>
+      <w:r>
+        <w:rPr>
+          <w:lang w:val="en_US" w:bidi="en_US"/>
+        </w:rPr>
+        <w:t>2 Chronicles 18:22</w:t>
+      </w:r>
       <w:r>
         <w:rPr>
           <w:lang w:val="en_US" w:bidi="en_US"/>
         </w:rPr>
         <w:t>), God sometimes allows people to follow the sin or delusion they prefer instead of the truth (</w:t>
       </w:r>
-      <w:hyperlink r:id="rId85">
-        <w:r>
-          <w:rPr>
-            <w:lang w:val="en_US" w:bidi="en_US"/>
-          </w:rPr>
-          <w:rPr>
-            <w:color w:val="0000EE"/>
-            <w:u w:val="single"/>
-          </w:rPr>
-          <w:t>Romans 1:24</w:t>
-        </w:r>
-      </w:hyperlink>
+      <w:r>
+        <w:rPr>
+          <w:lang w:val="en_US" w:bidi="en_US"/>
+        </w:rPr>
+        <w:t>Romans 1:24</w:t>
+      </w:r>
       <w:r>
         <w:rPr>
           <w:lang w:val="en_US" w:bidi="en_US"/>
         </w:rPr>
         <w:t xml:space="preserve">, </w:t>
       </w:r>
-      <w:hyperlink r:id="rId86">
-        <w:r>
-          <w:rPr>
-            <w:lang w:val="en_US" w:bidi="en_US"/>
-          </w:rPr>
-          <w:rPr>
-            <w:color w:val="0000EE"/>
-            <w:u w:val="single"/>
-          </w:rPr>
-          <w:t>26</w:t>
-        </w:r>
-      </w:hyperlink>
+      <w:r>
+        <w:rPr>
+          <w:lang w:val="en_US" w:bidi="en_US"/>
+        </w:rPr>
+        <w:t>26</w:t>
+      </w:r>
       <w:r>
         <w:rPr>
           <w:lang w:val="en_US" w:bidi="en_US"/>
         </w:rPr>
         <w:t xml:space="preserve">, </w:t>
       </w:r>
-      <w:hyperlink r:id="rId87">
-        <w:r>
-          <w:rPr>
-            <w:lang w:val="en_US" w:bidi="en_US"/>
-          </w:rPr>
-          <w:rPr>
-            <w:color w:val="0000EE"/>
-            <w:u w:val="single"/>
-          </w:rPr>
-          <w:t>28</w:t>
-        </w:r>
-      </w:hyperlink>
+      <w:r>
+        <w:rPr>
+          <w:lang w:val="en_US" w:bidi="en_US"/>
+        </w:rPr>
+        <w:t>28</w:t>
+      </w:r>
       <w:r>
         <w:rPr>
           <w:lang w:val="en_US" w:bidi="en_US"/>
         </w:rPr>
         <w:t xml:space="preserve">; </w:t>
       </w:r>
-      <w:hyperlink r:id="rId88">
-        <w:r>
-          <w:rPr>
-            <w:lang w:val="en_US" w:bidi="en_US"/>
-          </w:rPr>
-          <w:rPr>
-            <w:color w:val="0000EE"/>
-            <w:u w:val="single"/>
-          </w:rPr>
-          <w:t>11:8</w:t>
-        </w:r>
-      </w:hyperlink>
+      <w:r>
+        <w:rPr>
+          <w:lang w:val="en_US" w:bidi="en_US"/>
+        </w:rPr>
+        <w:t>11:8</w:t>
+      </w:r>
       <w:r>
         <w:rPr>
           <w:lang w:val="en_US" w:bidi="en_US"/>
@@ -3997,54 +3379,36 @@
         </w:rPr>
         <w:t xml:space="preserve">God will find them guilty because they do not believe the truth (see </w:t>
       </w:r>
-      <w:hyperlink r:id="rId89">
-        <w:r>
-          <w:rPr>
-            <w:lang w:val="en_US" w:bidi="en_US"/>
-          </w:rPr>
-          <w:rPr>
-            <w:color w:val="0000EE"/>
-            <w:u w:val="single"/>
-          </w:rPr>
-          <w:t>1:6–9</w:t>
-        </w:r>
-      </w:hyperlink>
+      <w:r>
+        <w:rPr>
+          <w:lang w:val="en_US" w:bidi="en_US"/>
+        </w:rPr>
+        <w:t>1:6–9</w:t>
+      </w:r>
       <w:r>
         <w:rPr>
           <w:lang w:val="en_US" w:bidi="en_US"/>
         </w:rPr>
         <w:t xml:space="preserve">). They chose to believe the lie of the man of lawlessness instead (see </w:t>
       </w:r>
-      <w:hyperlink r:id="rId90">
-        <w:r>
-          <w:rPr>
-            <w:lang w:val="en_US" w:bidi="en_US"/>
-          </w:rPr>
-          <w:rPr>
-            <w:color w:val="0000EE"/>
-            <w:u w:val="single"/>
-          </w:rPr>
-          <w:t>2:10</w:t>
-        </w:r>
-      </w:hyperlink>
+      <w:r>
+        <w:rPr>
+          <w:lang w:val="en_US" w:bidi="en_US"/>
+        </w:rPr>
+        <w:t>2:10</w:t>
+      </w:r>
       <w:r>
         <w:rPr>
           <w:lang w:val="en_US" w:bidi="en_US"/>
         </w:rPr>
         <w:t xml:space="preserve"> and </w:t>
       </w:r>
-      <w:hyperlink r:id="rId91">
-        <w:r>
-          <w:rPr>
-            <w:lang w:val="en_US" w:bidi="en_US"/>
-          </w:rPr>
-          <w:rPr>
-            <w:color w:val="0000EE"/>
-            <w:u w:val="single"/>
-          </w:rPr>
-          <w:t>2:9–10</w:t>
-        </w:r>
-      </w:hyperlink>
+      <w:r>
+        <w:rPr>
+          <w:lang w:val="en_US" w:bidi="en_US"/>
+        </w:rPr>
+        <w:t>2:9–10</w:t>
+      </w:r>
       <w:r>
         <w:rPr>
           <w:lang w:val="en_US" w:bidi="en_US"/>
@@ -4110,72 +3474,48 @@
         </w:rPr>
         <w:t>: God calls his chosen ones to himself through the preaching of the good news about Jesus (</w:t>
       </w:r>
-      <w:hyperlink r:id="rId92">
-        <w:r>
-          <w:rPr>
-            <w:lang w:val="en_US" w:bidi="en_US"/>
-          </w:rPr>
-          <w:rPr>
-            <w:color w:val="0000EE"/>
-            <w:u w:val="single"/>
-          </w:rPr>
-          <w:t>1:11</w:t>
-        </w:r>
-      </w:hyperlink>
+      <w:r>
+        <w:rPr>
+          <w:lang w:val="en_US" w:bidi="en_US"/>
+        </w:rPr>
+        <w:t>1:11</w:t>
+      </w:r>
       <w:r>
         <w:rPr>
           <w:lang w:val="en_US" w:bidi="en_US"/>
         </w:rPr>
         <w:t xml:space="preserve">; </w:t>
       </w:r>
-      <w:hyperlink r:id="rId27">
-        <w:r>
-          <w:rPr>
-            <w:lang w:val="en_US" w:bidi="en_US"/>
-          </w:rPr>
-          <w:rPr>
-            <w:color w:val="0000EE"/>
-            <w:u w:val="single"/>
-          </w:rPr>
-          <w:t>1 Thessalonians 2:12</w:t>
-        </w:r>
-      </w:hyperlink>
+      <w:r>
+        <w:rPr>
+          <w:lang w:val="en_US" w:bidi="en_US"/>
+        </w:rPr>
+        <w:t>1 Thessalonians 2:12</w:t>
+      </w:r>
       <w:r>
         <w:rPr>
           <w:lang w:val="en_US" w:bidi="en_US"/>
         </w:rPr>
         <w:t xml:space="preserve">; </w:t>
       </w:r>
-      <w:hyperlink r:id="rId93">
-        <w:r>
-          <w:rPr>
-            <w:lang w:val="en_US" w:bidi="en_US"/>
-          </w:rPr>
-          <w:rPr>
-            <w:color w:val="0000EE"/>
-            <w:u w:val="single"/>
-          </w:rPr>
-          <w:t>4:7</w:t>
-        </w:r>
-      </w:hyperlink>
+      <w:r>
+        <w:rPr>
+          <w:lang w:val="en_US" w:bidi="en_US"/>
+        </w:rPr>
+        <w:t>4:7</w:t>
+      </w:r>
       <w:r>
         <w:rPr>
           <w:lang w:val="en_US" w:bidi="en_US"/>
         </w:rPr>
         <w:t xml:space="preserve">; </w:t>
       </w:r>
-      <w:hyperlink r:id="rId94">
-        <w:r>
-          <w:rPr>
-            <w:lang w:val="en_US" w:bidi="en_US"/>
-          </w:rPr>
-          <w:rPr>
-            <w:color w:val="0000EE"/>
-            <w:u w:val="single"/>
-          </w:rPr>
-          <w:t>5:24</w:t>
-        </w:r>
-      </w:hyperlink>
+      <w:r>
+        <w:rPr>
+          <w:lang w:val="en_US" w:bidi="en_US"/>
+        </w:rPr>
+        <w:t>5:24</w:t>
+      </w:r>
       <w:r>
         <w:rPr>
           <w:lang w:val="en_US" w:bidi="en_US"/>
@@ -4213,72 +3553,48 @@
         </w:rPr>
         <w:t>(</w:t>
       </w:r>
-      <w:hyperlink r:id="rId95">
-        <w:r>
-          <w:rPr>
-            <w:lang w:val="en_US" w:bidi="en_US"/>
-          </w:rPr>
-          <w:rPr>
-            <w:color w:val="0000EE"/>
-            <w:u w:val="single"/>
-          </w:rPr>
-          <w:t>Romans 5:2</w:t>
-        </w:r>
-      </w:hyperlink>
+      <w:r>
+        <w:rPr>
+          <w:lang w:val="en_US" w:bidi="en_US"/>
+        </w:rPr>
+        <w:t>Romans 5:2</w:t>
+      </w:r>
       <w:r>
         <w:rPr>
           <w:lang w:val="en_US" w:bidi="en_US"/>
         </w:rPr>
         <w:t xml:space="preserve">; </w:t>
       </w:r>
-      <w:hyperlink r:id="rId47">
-        <w:r>
-          <w:rPr>
-            <w:lang w:val="en_US" w:bidi="en_US"/>
-          </w:rPr>
-          <w:rPr>
-            <w:color w:val="0000EE"/>
-            <w:u w:val="single"/>
-          </w:rPr>
-          <w:t>8:17–18</w:t>
-        </w:r>
-      </w:hyperlink>
+      <w:r>
+        <w:rPr>
+          <w:lang w:val="en_US" w:bidi="en_US"/>
+        </w:rPr>
+        <w:t>8:17–18</w:t>
+      </w:r>
       <w:r>
         <w:rPr>
           <w:lang w:val="en_US" w:bidi="en_US"/>
         </w:rPr>
         <w:t xml:space="preserve">; </w:t>
       </w:r>
-      <w:hyperlink r:id="rId96">
-        <w:r>
-          <w:rPr>
-            <w:lang w:val="en_US" w:bidi="en_US"/>
-          </w:rPr>
-          <w:rPr>
-            <w:color w:val="0000EE"/>
-            <w:u w:val="single"/>
-          </w:rPr>
-          <w:t>Colossians 1:27</w:t>
-        </w:r>
-      </w:hyperlink>
+      <w:r>
+        <w:rPr>
+          <w:lang w:val="en_US" w:bidi="en_US"/>
+        </w:rPr>
+        <w:t>Colossians 1:27</w:t>
+      </w:r>
       <w:r>
         <w:rPr>
           <w:lang w:val="en_US" w:bidi="en_US"/>
         </w:rPr>
         <w:t xml:space="preserve">; </w:t>
       </w:r>
-      <w:hyperlink r:id="rId27">
-        <w:r>
-          <w:rPr>
-            <w:lang w:val="en_US" w:bidi="en_US"/>
-          </w:rPr>
-          <w:rPr>
-            <w:color w:val="0000EE"/>
-            <w:u w:val="single"/>
-          </w:rPr>
-          <w:t>1 Thessalonians 2:12</w:t>
-        </w:r>
-      </w:hyperlink>
+      <w:r>
+        <w:rPr>
+          <w:lang w:val="en_US" w:bidi="en_US"/>
+        </w:rPr>
+        <w:t>1 Thessalonians 2:12</w:t>
+      </w:r>
       <w:r>
         <w:rPr>
           <w:lang w:val="en_US" w:bidi="en_US"/>
@@ -4333,144 +3649,96 @@
         </w:rPr>
         <w:t>Since the Thessalonian church began, Paul has cared about the stability of their faith (</w:t>
       </w:r>
-      <w:hyperlink r:id="rId97">
-        <w:r>
-          <w:rPr>
-            <w:lang w:val="en_US" w:bidi="en_US"/>
-          </w:rPr>
-          <w:rPr>
-            <w:color w:val="0000EE"/>
-            <w:u w:val="single"/>
-          </w:rPr>
-          <w:t>1 Thessalonians 3:2</w:t>
-        </w:r>
-      </w:hyperlink>
+      <w:r>
+        <w:rPr>
+          <w:lang w:val="en_US" w:bidi="en_US"/>
+        </w:rPr>
+        <w:t>1 Thessalonians 3:2</w:t>
+      </w:r>
       <w:r>
         <w:rPr>
           <w:lang w:val="en_US" w:bidi="en_US"/>
         </w:rPr>
         <w:t xml:space="preserve">, </w:t>
       </w:r>
-      <w:hyperlink r:id="rId98">
-        <w:r>
-          <w:rPr>
-            <w:lang w:val="en_US" w:bidi="en_US"/>
-          </w:rPr>
-          <w:rPr>
-            <w:color w:val="0000EE"/>
-            <w:u w:val="single"/>
-          </w:rPr>
-          <w:t>5</w:t>
-        </w:r>
-      </w:hyperlink>
+      <w:r>
+        <w:rPr>
+          <w:lang w:val="en_US" w:bidi="en_US"/>
+        </w:rPr>
+        <w:t>5</w:t>
+      </w:r>
       <w:r>
         <w:rPr>
           <w:lang w:val="en_US" w:bidi="en_US"/>
         </w:rPr>
         <w:t xml:space="preserve">, </w:t>
       </w:r>
-      <w:hyperlink r:id="rId99">
-        <w:r>
-          <w:rPr>
-            <w:lang w:val="en_US" w:bidi="en_US"/>
-          </w:rPr>
-          <w:rPr>
-            <w:color w:val="0000EE"/>
-            <w:u w:val="single"/>
-          </w:rPr>
-          <w:t>8</w:t>
-        </w:r>
-      </w:hyperlink>
+      <w:r>
+        <w:rPr>
+          <w:lang w:val="en_US" w:bidi="en_US"/>
+        </w:rPr>
+        <w:t>8</w:t>
+      </w:r>
       <w:r>
         <w:rPr>
           <w:lang w:val="en_US" w:bidi="en_US"/>
         </w:rPr>
         <w:t xml:space="preserve">; </w:t>
       </w:r>
-      <w:hyperlink r:id="rId100">
-        <w:r>
-          <w:rPr>
-            <w:lang w:val="en_US" w:bidi="en_US"/>
-          </w:rPr>
-          <w:rPr>
-            <w:color w:val="0000EE"/>
-            <w:u w:val="single"/>
-          </w:rPr>
-          <w:t>4:1–2</w:t>
-        </w:r>
-      </w:hyperlink>
+      <w:r>
+        <w:rPr>
+          <w:lang w:val="en_US" w:bidi="en_US"/>
+        </w:rPr>
+        <w:t>4:1–2</w:t>
+      </w:r>
       <w:r>
         <w:rPr>
           <w:lang w:val="en_US" w:bidi="en_US"/>
         </w:rPr>
         <w:t>). He also cares about their commitment to his teachings (</w:t>
       </w:r>
-      <w:hyperlink r:id="rId101">
-        <w:r>
-          <w:rPr>
-            <w:lang w:val="en_US" w:bidi="en_US"/>
-          </w:rPr>
-          <w:rPr>
-            <w:color w:val="0000EE"/>
-            <w:u w:val="single"/>
-          </w:rPr>
-          <w:t>2 Thessalonians 3:6</w:t>
-        </w:r>
-      </w:hyperlink>
+      <w:r>
+        <w:rPr>
+          <w:lang w:val="en_US" w:bidi="en_US"/>
+        </w:rPr>
+        <w:t>2 Thessalonians 3:6</w:t>
+      </w:r>
       <w:r>
         <w:rPr>
           <w:lang w:val="en_US" w:bidi="en_US"/>
         </w:rPr>
         <w:t xml:space="preserve">; </w:t>
       </w:r>
-      <w:hyperlink r:id="rId102">
-        <w:r>
-          <w:rPr>
-            <w:lang w:val="en_US" w:bidi="en_US"/>
-          </w:rPr>
-          <w:rPr>
-            <w:color w:val="0000EE"/>
-            <w:u w:val="single"/>
-          </w:rPr>
-          <w:t>1 Corinthians 11:2</w:t>
-        </w:r>
-      </w:hyperlink>
+      <w:r>
+        <w:rPr>
+          <w:lang w:val="en_US" w:bidi="en_US"/>
+        </w:rPr>
+        <w:t>1 Corinthians 11:2</w:t>
+      </w:r>
       <w:r>
         <w:rPr>
           <w:lang w:val="en_US" w:bidi="en_US"/>
         </w:rPr>
         <w:t xml:space="preserve">; </w:t>
       </w:r>
-      <w:hyperlink r:id="rId103">
-        <w:r>
-          <w:rPr>
-            <w:lang w:val="en_US" w:bidi="en_US"/>
-          </w:rPr>
-          <w:rPr>
-            <w:color w:val="0000EE"/>
-            <w:u w:val="single"/>
-          </w:rPr>
-          <w:t>15:3</w:t>
-        </w:r>
-      </w:hyperlink>
+      <w:r>
+        <w:rPr>
+          <w:lang w:val="en_US" w:bidi="en_US"/>
+        </w:rPr>
+        <w:t>15:3</w:t>
+      </w:r>
       <w:r>
         <w:rPr>
           <w:lang w:val="en_US" w:bidi="en_US"/>
         </w:rPr>
         <w:t xml:space="preserve">; see </w:t>
       </w:r>
-      <w:hyperlink r:id="rId104">
-        <w:r>
-          <w:rPr>
-            <w:lang w:val="en_US" w:bidi="en_US"/>
-          </w:rPr>
-          <w:rPr>
-            <w:color w:val="0000EE"/>
-            <w:u w:val="single"/>
-          </w:rPr>
-          <w:t>Jude 1:3</w:t>
-        </w:r>
-      </w:hyperlink>
+      <w:r>
+        <w:rPr>
+          <w:lang w:val="en_US" w:bidi="en_US"/>
+        </w:rPr>
+        <w:t>Jude 1:3</w:t>
+      </w:r>
       <w:r>
         <w:rPr>
           <w:lang w:val="en_US" w:bidi="en_US"/>
@@ -4584,18 +3852,12 @@
         </w:rPr>
         <w:t>Paul’s prayer echoes the purpose of Timothy’s visit to the church. He came to strengthen and encourage the Thessalonian Christians in their faith (</w:t>
       </w:r>
-      <w:hyperlink r:id="rId97">
-        <w:r>
-          <w:rPr>
-            <w:lang w:val="en_US" w:bidi="en_US"/>
-          </w:rPr>
-          <w:rPr>
-            <w:color w:val="0000EE"/>
-            <w:u w:val="single"/>
-          </w:rPr>
-          <w:t>1 Thessalonians 3:2</w:t>
-        </w:r>
-      </w:hyperlink>
+      <w:r>
+        <w:rPr>
+          <w:lang w:val="en_US" w:bidi="en_US"/>
+        </w:rPr>
+        <w:t>1 Thessalonians 3:2</w:t>
+      </w:r>
       <w:r>
         <w:rPr>
           <w:lang w:val="en_US" w:bidi="en_US"/>
@@ -4633,54 +3895,36 @@
         </w:rPr>
         <w:t>encourage and strengthen them because of their fears and doubts (</w:t>
       </w:r>
-      <w:hyperlink r:id="rId105">
-        <w:r>
-          <w:rPr>
-            <w:lang w:val="en_US" w:bidi="en_US"/>
-          </w:rPr>
-          <w:rPr>
-            <w:color w:val="0000EE"/>
-            <w:u w:val="single"/>
-          </w:rPr>
-          <w:t>2 Thessalonians 2:1–12</w:t>
-        </w:r>
-      </w:hyperlink>
+      <w:r>
+        <w:rPr>
+          <w:lang w:val="en_US" w:bidi="en_US"/>
+        </w:rPr>
+        <w:t>2 Thessalonians 2:1–12</w:t>
+      </w:r>
       <w:r>
         <w:rPr>
           <w:lang w:val="en_US" w:bidi="en_US"/>
         </w:rPr>
         <w:t xml:space="preserve">; </w:t>
       </w:r>
-      <w:hyperlink r:id="rId106">
-        <w:r>
-          <w:rPr>
-            <w:lang w:val="en_US" w:bidi="en_US"/>
-          </w:rPr>
-          <w:rPr>
-            <w:color w:val="0000EE"/>
-            <w:u w:val="single"/>
-          </w:rPr>
-          <w:t>1 Thessalonians 4:18</w:t>
-        </w:r>
-      </w:hyperlink>
+      <w:r>
+        <w:rPr>
+          <w:lang w:val="en_US" w:bidi="en_US"/>
+        </w:rPr>
+        <w:t>1 Thessalonians 4:18</w:t>
+      </w:r>
       <w:r>
         <w:rPr>
           <w:lang w:val="en_US" w:bidi="en_US"/>
         </w:rPr>
         <w:t xml:space="preserve">; </w:t>
       </w:r>
-      <w:hyperlink r:id="rId107">
-        <w:r>
-          <w:rPr>
-            <w:lang w:val="en_US" w:bidi="en_US"/>
-          </w:rPr>
-          <w:rPr>
-            <w:color w:val="0000EE"/>
-            <w:u w:val="single"/>
-          </w:rPr>
-          <w:t>5:11</w:t>
-        </w:r>
-      </w:hyperlink>
+      <w:r>
+        <w:rPr>
+          <w:lang w:val="en_US" w:bidi="en_US"/>
+        </w:rPr>
+        <w:t>5:11</w:t>
+      </w:r>
       <w:r>
         <w:rPr>
           <w:lang w:val="en_US" w:bidi="en_US"/>
@@ -4742,54 +3986,36 @@
         </w:rPr>
         <w:t xml:space="preserve">: The prayer for the gospel to spread quickly reminds us of </w:t>
       </w:r>
-      <w:hyperlink r:id="rId108">
-        <w:r>
-          <w:rPr>
-            <w:lang w:val="en_US" w:bidi="en_US"/>
-          </w:rPr>
-          <w:rPr>
-            <w:color w:val="0000EE"/>
-            <w:u w:val="single"/>
-          </w:rPr>
-          <w:t>Psalm 147:15</w:t>
-        </w:r>
-      </w:hyperlink>
+      <w:r>
+        <w:rPr>
+          <w:lang w:val="en_US" w:bidi="en_US"/>
+        </w:rPr>
+        <w:t>Psalm 147:15</w:t>
+      </w:r>
       <w:r>
         <w:rPr>
           <w:lang w:val="en_US" w:bidi="en_US"/>
         </w:rPr>
         <w:t xml:space="preserve">. Paul combines this image with references to the Roman games in which a winner received honor (see </w:t>
       </w:r>
-      <w:hyperlink r:id="rId109">
-        <w:r>
-          <w:rPr>
-            <w:lang w:val="en_US" w:bidi="en_US"/>
-          </w:rPr>
-          <w:rPr>
-            <w:color w:val="0000EE"/>
-            <w:u w:val="single"/>
-          </w:rPr>
-          <w:t>1 Corinthians 9:24–26</w:t>
-        </w:r>
-      </w:hyperlink>
+      <w:r>
+        <w:rPr>
+          <w:lang w:val="en_US" w:bidi="en_US"/>
+        </w:rPr>
+        <w:t>1 Corinthians 9:24–26</w:t>
+      </w:r>
       <w:r>
         <w:rPr>
           <w:lang w:val="en_US" w:bidi="en_US"/>
         </w:rPr>
         <w:t xml:space="preserve">; </w:t>
       </w:r>
-      <w:hyperlink r:id="rId110">
-        <w:r>
-          <w:rPr>
-            <w:lang w:val="en_US" w:bidi="en_US"/>
-          </w:rPr>
-          <w:rPr>
-            <w:color w:val="0000EE"/>
-            <w:u w:val="single"/>
-          </w:rPr>
-          <w:t>Galatians 2:2</w:t>
-        </w:r>
-      </w:hyperlink>
+      <w:r>
+        <w:rPr>
+          <w:lang w:val="en_US" w:bidi="en_US"/>
+        </w:rPr>
+        <w:t>Galatians 2:2</w:t>
+      </w:r>
       <w:r>
         <w:rPr>
           <w:lang w:val="en_US" w:bidi="en_US"/>
@@ -4844,54 +4070,36 @@
         </w:rPr>
         <w:t>Before discussing the final topic of the letter (</w:t>
       </w:r>
-      <w:hyperlink r:id="rId111">
-        <w:r>
-          <w:rPr>
-            <w:lang w:val="en_US" w:bidi="en_US"/>
-          </w:rPr>
-          <w:rPr>
-            <w:color w:val="0000EE"/>
-            <w:u w:val="single"/>
-          </w:rPr>
-          <w:t>3:6–15</w:t>
-        </w:r>
-      </w:hyperlink>
+      <w:r>
+        <w:rPr>
+          <w:lang w:val="en_US" w:bidi="en_US"/>
+        </w:rPr>
+        <w:t>3:6–15</w:t>
+      </w:r>
       <w:r>
         <w:rPr>
           <w:lang w:val="en_US" w:bidi="en_US"/>
         </w:rPr>
         <w:t>), Paul asks for prayers (</w:t>
       </w:r>
-      <w:hyperlink r:id="rId112">
-        <w:r>
-          <w:rPr>
-            <w:lang w:val="en_US" w:bidi="en_US"/>
-          </w:rPr>
-          <w:rPr>
-            <w:color w:val="0000EE"/>
-            <w:u w:val="single"/>
-          </w:rPr>
-          <w:t>3:1–2</w:t>
-        </w:r>
-      </w:hyperlink>
+      <w:r>
+        <w:rPr>
+          <w:lang w:val="en_US" w:bidi="en_US"/>
+        </w:rPr>
+        <w:t>3:1–2</w:t>
+      </w:r>
       <w:r>
         <w:rPr>
           <w:lang w:val="en_US" w:bidi="en_US"/>
         </w:rPr>
         <w:t>). He assures the Thessalonians of God's help during difficult times (</w:t>
       </w:r>
-      <w:hyperlink r:id="rId113">
-        <w:r>
-          <w:rPr>
-            <w:lang w:val="en_US" w:bidi="en_US"/>
-          </w:rPr>
-          <w:rPr>
-            <w:color w:val="0000EE"/>
-            <w:u w:val="single"/>
-          </w:rPr>
-          <w:t>3:3–5</w:t>
-        </w:r>
-      </w:hyperlink>
+      <w:r>
+        <w:rPr>
+          <w:lang w:val="en_US" w:bidi="en_US"/>
+        </w:rPr>
+        <w:t>3:3–5</w:t>
+      </w:r>
       <w:r>
         <w:rPr>
           <w:lang w:val="en_US" w:bidi="en_US"/>
@@ -4946,72 +4154,48 @@
         </w:rPr>
         <w:t>Paul also suffered for the good news about Jesus (</w:t>
       </w:r>
-      <w:hyperlink r:id="rId114">
-        <w:r>
-          <w:rPr>
-            <w:lang w:val="en_US" w:bidi="en_US"/>
-          </w:rPr>
-          <w:rPr>
-            <w:color w:val="0000EE"/>
-            <w:u w:val="single"/>
-          </w:rPr>
-          <w:t>2 Corinthians 6:5</w:t>
-        </w:r>
-      </w:hyperlink>
+      <w:r>
+        <w:rPr>
+          <w:lang w:val="en_US" w:bidi="en_US"/>
+        </w:rPr>
+        <w:t>2 Corinthians 6:5</w:t>
+      </w:r>
       <w:r>
         <w:rPr>
           <w:lang w:val="en_US" w:bidi="en_US"/>
         </w:rPr>
         <w:t xml:space="preserve">; </w:t>
       </w:r>
-      <w:hyperlink r:id="rId115">
-        <w:r>
-          <w:rPr>
-            <w:lang w:val="en_US" w:bidi="en_US"/>
-          </w:rPr>
-          <w:rPr>
-            <w:color w:val="0000EE"/>
-            <w:u w:val="single"/>
-          </w:rPr>
-          <w:t>11:23–26</w:t>
-        </w:r>
-      </w:hyperlink>
+      <w:r>
+        <w:rPr>
+          <w:lang w:val="en_US" w:bidi="en_US"/>
+        </w:rPr>
+        <w:t>11:23–26</w:t>
+      </w:r>
       <w:r>
         <w:rPr>
           <w:lang w:val="en_US" w:bidi="en_US"/>
         </w:rPr>
         <w:t xml:space="preserve">; </w:t>
       </w:r>
-      <w:hyperlink r:id="rId116">
-        <w:r>
-          <w:rPr>
-            <w:lang w:val="en_US" w:bidi="en_US"/>
-          </w:rPr>
-          <w:rPr>
-            <w:color w:val="0000EE"/>
-            <w:u w:val="single"/>
-          </w:rPr>
-          <w:t>1 Thessalonians 2:2</w:t>
-        </w:r>
-      </w:hyperlink>
+      <w:r>
+        <w:rPr>
+          <w:lang w:val="en_US" w:bidi="en_US"/>
+        </w:rPr>
+        <w:t>1 Thessalonians 2:2</w:t>
+      </w:r>
       <w:r>
         <w:rPr>
           <w:lang w:val="en_US" w:bidi="en_US"/>
         </w:rPr>
         <w:t xml:space="preserve">). His prayer for rescue echoes </w:t>
       </w:r>
-      <w:hyperlink r:id="rId117">
-        <w:r>
-          <w:rPr>
-            <w:lang w:val="en_US" w:bidi="en_US"/>
-          </w:rPr>
-          <w:rPr>
-            <w:color w:val="0000EE"/>
-            <w:u w:val="single"/>
-          </w:rPr>
-          <w:t>Isaiah 25:4</w:t>
-        </w:r>
-      </w:hyperlink>
+      <w:r>
+        <w:rPr>
+          <w:lang w:val="en_US" w:bidi="en_US"/>
+        </w:rPr>
+        <w:t>Isaiah 25:4</w:t>
+      </w:r>
       <w:r>
         <w:rPr>
           <w:lang w:val="en_US" w:bidi="en_US"/>
@@ -5079,72 +4263,48 @@
         </w:rPr>
         <w:t xml:space="preserve">; see </w:t>
       </w:r>
-      <w:hyperlink r:id="rId73">
-        <w:r>
-          <w:rPr>
-            <w:lang w:val="en_US" w:bidi="en_US"/>
-          </w:rPr>
-          <w:rPr>
-            <w:color w:val="0000EE"/>
-            <w:u w:val="single"/>
-          </w:rPr>
-          <w:t>2:9</w:t>
-        </w:r>
-      </w:hyperlink>
+      <w:r>
+        <w:rPr>
+          <w:lang w:val="en_US" w:bidi="en_US"/>
+        </w:rPr>
+        <w:t>2:9</w:t>
+      </w:r>
       <w:r>
         <w:rPr>
           <w:lang w:val="en_US" w:bidi="en_US"/>
         </w:rPr>
         <w:t xml:space="preserve">; compare </w:t>
       </w:r>
-      <w:hyperlink r:id="rId118">
-        <w:r>
-          <w:rPr>
-            <w:lang w:val="en_US" w:bidi="en_US"/>
-          </w:rPr>
-          <w:rPr>
-            <w:color w:val="0000EE"/>
-            <w:u w:val="single"/>
-          </w:rPr>
-          <w:t>1:4–6</w:t>
-        </w:r>
-      </w:hyperlink>
+      <w:r>
+        <w:rPr>
+          <w:lang w:val="en_US" w:bidi="en_US"/>
+        </w:rPr>
+        <w:t>1:4–6</w:t>
+      </w:r>
       <w:r>
         <w:rPr>
           <w:lang w:val="en_US" w:bidi="en_US"/>
         </w:rPr>
         <w:t xml:space="preserve">; </w:t>
       </w:r>
-      <w:hyperlink r:id="rId22">
-        <w:r>
-          <w:rPr>
-            <w:lang w:val="en_US" w:bidi="en_US"/>
-          </w:rPr>
-          <w:rPr>
-            <w:color w:val="0000EE"/>
-            <w:u w:val="single"/>
-          </w:rPr>
-          <w:t>1 Thessalonians 1:6</w:t>
-        </w:r>
-      </w:hyperlink>
+      <w:r>
+        <w:rPr>
+          <w:lang w:val="en_US" w:bidi="en_US"/>
+        </w:rPr>
+        <w:t>1 Thessalonians 1:6</w:t>
+      </w:r>
       <w:r>
         <w:rPr>
           <w:lang w:val="en_US" w:bidi="en_US"/>
         </w:rPr>
         <w:t xml:space="preserve">; </w:t>
       </w:r>
-      <w:hyperlink r:id="rId23">
-        <w:r>
-          <w:rPr>
-            <w:lang w:val="en_US" w:bidi="en_US"/>
-          </w:rPr>
-          <w:rPr>
-            <w:color w:val="0000EE"/>
-            <w:u w:val="single"/>
-          </w:rPr>
-          <w:t>2:14</w:t>
-        </w:r>
-      </w:hyperlink>
+      <w:r>
+        <w:rPr>
+          <w:lang w:val="en_US" w:bidi="en_US"/>
+        </w:rPr>
+        <w:t>2:14</w:t>
+      </w:r>
       <w:r>
         <w:rPr>
           <w:lang w:val="en_US" w:bidi="en_US"/>
@@ -5212,36 +4372,24 @@
         </w:rPr>
         <w:t>) their hearts comes from an Old Testament expression (</w:t>
       </w:r>
-      <w:hyperlink r:id="rId119">
-        <w:r>
-          <w:rPr>
-            <w:lang w:val="en_US" w:bidi="en_US"/>
-          </w:rPr>
-          <w:rPr>
-            <w:color w:val="0000EE"/>
-            <w:u w:val="single"/>
-          </w:rPr>
-          <w:t>1 Chronicles 29:18</w:t>
-        </w:r>
-      </w:hyperlink>
+      <w:r>
+        <w:rPr>
+          <w:lang w:val="en_US" w:bidi="en_US"/>
+        </w:rPr>
+        <w:t>1 Chronicles 29:18</w:t>
+      </w:r>
       <w:r>
         <w:rPr>
           <w:lang w:val="en_US" w:bidi="en_US"/>
         </w:rPr>
         <w:t xml:space="preserve">; </w:t>
       </w:r>
-      <w:hyperlink r:id="rId120">
-        <w:r>
-          <w:rPr>
-            <w:lang w:val="en_US" w:bidi="en_US"/>
-          </w:rPr>
-          <w:rPr>
-            <w:color w:val="0000EE"/>
-            <w:u w:val="single"/>
-          </w:rPr>
-          <w:t>Proverbs 23:19</w:t>
-        </w:r>
-      </w:hyperlink>
+      <w:r>
+        <w:rPr>
+          <w:lang w:val="en_US" w:bidi="en_US"/>
+        </w:rPr>
+        <w:t>Proverbs 23:19</w:t>
+      </w:r>
       <w:r>
         <w:rPr>
           <w:lang w:val="en_US" w:bidi="en_US"/>
@@ -5300,18 +4448,12 @@
         </w:rPr>
         <w:t>Paul gives his command by the authority of the Lord Jesus Christ (</w:t>
       </w:r>
-      <w:hyperlink r:id="rId121">
-        <w:r>
-          <w:rPr>
-            <w:lang w:val="en_US" w:bidi="en_US"/>
-          </w:rPr>
-          <w:rPr>
-            <w:color w:val="0000EE"/>
-            <w:u w:val="single"/>
-          </w:rPr>
-          <w:t>1 Thessalonians 4:2</w:t>
-        </w:r>
-      </w:hyperlink>
+      <w:r>
+        <w:rPr>
+          <w:lang w:val="en_US" w:bidi="en_US"/>
+        </w:rPr>
+        <w:t>1 Thessalonians 4:2</w:t>
+      </w:r>
       <w:r>
         <w:rPr>
           <w:lang w:val="en_US" w:bidi="en_US"/>
@@ -5336,54 +4478,36 @@
         </w:rPr>
         <w:t xml:space="preserve">Church members should avoid Christians who are lazy (see </w:t>
       </w:r>
-      <w:hyperlink r:id="rId122">
-        <w:r>
-          <w:rPr>
-            <w:lang w:val="en_US" w:bidi="en_US"/>
-          </w:rPr>
-          <w:rPr>
-            <w:color w:val="0000EE"/>
-            <w:u w:val="single"/>
-          </w:rPr>
-          <w:t>2 Thessalonians 3:7</w:t>
-        </w:r>
-      </w:hyperlink>
+      <w:r>
+        <w:rPr>
+          <w:lang w:val="en_US" w:bidi="en_US"/>
+        </w:rPr>
+        <w:t>2 Thessalonians 3:7</w:t>
+      </w:r>
       <w:r>
         <w:rPr>
           <w:lang w:val="en_US" w:bidi="en_US"/>
         </w:rPr>
         <w:t xml:space="preserve">, </w:t>
       </w:r>
-      <w:hyperlink r:id="rId123">
-        <w:r>
-          <w:rPr>
-            <w:lang w:val="en_US" w:bidi="en_US"/>
-          </w:rPr>
-          <w:rPr>
-            <w:color w:val="0000EE"/>
-            <w:u w:val="single"/>
-          </w:rPr>
-          <w:t>11–13</w:t>
-        </w:r>
-      </w:hyperlink>
+      <w:r>
+        <w:rPr>
+          <w:lang w:val="en_US" w:bidi="en_US"/>
+        </w:rPr>
+        <w:t>11–13</w:t>
+      </w:r>
       <w:r>
         <w:rPr>
           <w:lang w:val="en_US" w:bidi="en_US"/>
         </w:rPr>
         <w:t xml:space="preserve">; </w:t>
       </w:r>
-      <w:hyperlink r:id="rId124">
-        <w:r>
-          <w:rPr>
-            <w:lang w:val="en_US" w:bidi="en_US"/>
-          </w:rPr>
-          <w:rPr>
-            <w:color w:val="0000EE"/>
-            <w:u w:val="single"/>
-          </w:rPr>
-          <w:t>1 Thessalonians 5:14</w:t>
-        </w:r>
-      </w:hyperlink>
+      <w:r>
+        <w:rPr>
+          <w:lang w:val="en_US" w:bidi="en_US"/>
+        </w:rPr>
+        <w:t>1 Thessalonians 5:14</w:t>
+      </w:r>
       <w:r>
         <w:rPr>
           <w:lang w:val="en_US" w:bidi="en_US"/>
@@ -5409,90 +4533,60 @@
         </w:rPr>
         <w:t xml:space="preserve"> would strongly impact them (</w:t>
       </w:r>
-      <w:hyperlink r:id="rId125">
-        <w:r>
-          <w:rPr>
-            <w:lang w:val="en_US" w:bidi="en_US"/>
-          </w:rPr>
-          <w:rPr>
-            <w:color w:val="0000EE"/>
-            <w:u w:val="single"/>
-          </w:rPr>
-          <w:t>Matthew 18:17</w:t>
-        </w:r>
-      </w:hyperlink>
+      <w:r>
+        <w:rPr>
+          <w:lang w:val="en_US" w:bidi="en_US"/>
+        </w:rPr>
+        <w:t>Matthew 18:17</w:t>
+      </w:r>
       <w:r>
         <w:rPr>
           <w:lang w:val="en_US" w:bidi="en_US"/>
         </w:rPr>
         <w:t xml:space="preserve">; </w:t>
       </w:r>
-      <w:hyperlink r:id="rId126">
-        <w:r>
-          <w:rPr>
-            <w:lang w:val="en_US" w:bidi="en_US"/>
-          </w:rPr>
-          <w:rPr>
-            <w:color w:val="0000EE"/>
-            <w:u w:val="single"/>
-          </w:rPr>
-          <w:t>Romans 16:17</w:t>
-        </w:r>
-      </w:hyperlink>
+      <w:r>
+        <w:rPr>
+          <w:lang w:val="en_US" w:bidi="en_US"/>
+        </w:rPr>
+        <w:t>Romans 16:17</w:t>
+      </w:r>
       <w:r>
         <w:rPr>
           <w:lang w:val="en_US" w:bidi="en_US"/>
         </w:rPr>
         <w:t xml:space="preserve">; </w:t>
       </w:r>
-      <w:hyperlink r:id="rId127">
-        <w:r>
-          <w:rPr>
-            <w:lang w:val="en_US" w:bidi="en_US"/>
-          </w:rPr>
-          <w:rPr>
-            <w:color w:val="0000EE"/>
-            <w:u w:val="single"/>
-          </w:rPr>
-          <w:t>1 Corinthians 5:9–13</w:t>
-        </w:r>
-      </w:hyperlink>
+      <w:r>
+        <w:rPr>
+          <w:lang w:val="en_US" w:bidi="en_US"/>
+        </w:rPr>
+        <w:t>1 Corinthians 5:9–13</w:t>
+      </w:r>
       <w:r>
         <w:rPr>
           <w:lang w:val="en_US" w:bidi="en_US"/>
         </w:rPr>
         <w:t>). This would promote shame and repentance (</w:t>
       </w:r>
-      <w:hyperlink r:id="rId128">
-        <w:r>
-          <w:rPr>
-            <w:lang w:val="en_US" w:bidi="en_US"/>
-          </w:rPr>
-          <w:rPr>
-            <w:color w:val="0000EE"/>
-            <w:u w:val="single"/>
-          </w:rPr>
-          <w:t>2 Thessalonians 3:14</w:t>
-        </w:r>
-      </w:hyperlink>
+      <w:r>
+        <w:rPr>
+          <w:lang w:val="en_US" w:bidi="en_US"/>
+        </w:rPr>
+        <w:t>2 Thessalonians 3:14</w:t>
+      </w:r>
       <w:r>
         <w:rPr>
           <w:lang w:val="en_US" w:bidi="en_US"/>
         </w:rPr>
         <w:t>), but it would stop short of removal from the church (</w:t>
       </w:r>
-      <w:hyperlink r:id="rId129">
-        <w:r>
-          <w:rPr>
-            <w:lang w:val="en_US" w:bidi="en_US"/>
-          </w:rPr>
-          <w:rPr>
-            <w:color w:val="0000EE"/>
-            <w:u w:val="single"/>
-          </w:rPr>
-          <w:t>3:15</w:t>
-        </w:r>
-      </w:hyperlink>
+      <w:r>
+        <w:rPr>
+          <w:lang w:val="en_US" w:bidi="en_US"/>
+        </w:rPr>
+        <w:t>3:15</w:t>
+      </w:r>
       <w:r>
         <w:rPr>
           <w:lang w:val="en_US" w:bidi="en_US"/>
@@ -5547,36 +4641,24 @@
         </w:rPr>
         <w:t>In his previous letter, Paul addressed the issue of church members who were lazy and refused to work (</w:t>
       </w:r>
-      <w:hyperlink r:id="rId130">
-        <w:r>
-          <w:rPr>
-            <w:lang w:val="en_US" w:bidi="en_US"/>
-          </w:rPr>
-          <w:rPr>
-            <w:color w:val="0000EE"/>
-            <w:u w:val="single"/>
-          </w:rPr>
-          <w:t>1 Thessalonians 4:11–12</w:t>
-        </w:r>
-      </w:hyperlink>
+      <w:r>
+        <w:rPr>
+          <w:lang w:val="en_US" w:bidi="en_US"/>
+        </w:rPr>
+        <w:t>1 Thessalonians 4:11–12</w:t>
+      </w:r>
       <w:r>
         <w:rPr>
           <w:lang w:val="en_US" w:bidi="en_US"/>
         </w:rPr>
         <w:t xml:space="preserve">; </w:t>
       </w:r>
-      <w:hyperlink r:id="rId124">
-        <w:r>
-          <w:rPr>
-            <w:lang w:val="en_US" w:bidi="en_US"/>
-          </w:rPr>
-          <w:rPr>
-            <w:color w:val="0000EE"/>
-            <w:u w:val="single"/>
-          </w:rPr>
-          <w:t>5:14</w:t>
-        </w:r>
-      </w:hyperlink>
+      <w:r>
+        <w:rPr>
+          <w:lang w:val="en_US" w:bidi="en_US"/>
+        </w:rPr>
+        <w:t>5:14</w:t>
+      </w:r>
       <w:r>
         <w:rPr>
           <w:lang w:val="en_US" w:bidi="en_US"/>
@@ -5631,36 +4713,24 @@
         </w:rPr>
         <w:t>In the ancient world, people valued teaching by example. Paul set a good example by working to earn his own food (</w:t>
       </w:r>
-      <w:hyperlink r:id="rId131">
-        <w:r>
-          <w:rPr>
-            <w:lang w:val="en_US" w:bidi="en_US"/>
-          </w:rPr>
-          <w:rPr>
-            <w:color w:val="0000EE"/>
-            <w:u w:val="single"/>
-          </w:rPr>
-          <w:t>3:8</w:t>
-        </w:r>
-      </w:hyperlink>
+      <w:r>
+        <w:rPr>
+          <w:lang w:val="en_US" w:bidi="en_US"/>
+        </w:rPr>
+        <w:t>3:8</w:t>
+      </w:r>
       <w:r>
         <w:rPr>
           <w:lang w:val="en_US" w:bidi="en_US"/>
         </w:rPr>
         <w:t xml:space="preserve">; </w:t>
       </w:r>
-      <w:hyperlink r:id="rId132">
-        <w:r>
-          <w:rPr>
-            <w:lang w:val="en_US" w:bidi="en_US"/>
-          </w:rPr>
-          <w:rPr>
-            <w:color w:val="0000EE"/>
-            <w:u w:val="single"/>
-          </w:rPr>
-          <w:t>1 Thessalonians 2:9</w:t>
-        </w:r>
-      </w:hyperlink>
+      <w:r>
+        <w:rPr>
+          <w:lang w:val="en_US" w:bidi="en_US"/>
+        </w:rPr>
+        <w:t>1 Thessalonians 2:9</w:t>
+      </w:r>
       <w:r>
         <w:rPr>
           <w:lang w:val="en_US" w:bidi="en_US"/>
@@ -5722,108 +4792,72 @@
         </w:rPr>
         <w:t>: Paul taught that workers in the Christian church could receive pay for their labor (</w:t>
       </w:r>
-      <w:hyperlink r:id="rId133">
-        <w:r>
-          <w:rPr>
-            <w:lang w:val="en_US" w:bidi="en_US"/>
-          </w:rPr>
-          <w:rPr>
-            <w:color w:val="0000EE"/>
-            <w:u w:val="single"/>
-          </w:rPr>
-          <w:t>3:9</w:t>
-        </w:r>
-      </w:hyperlink>
+      <w:r>
+        <w:rPr>
+          <w:lang w:val="en_US" w:bidi="en_US"/>
+        </w:rPr>
+        <w:t>3:9</w:t>
+      </w:r>
       <w:r>
         <w:rPr>
           <w:lang w:val="en_US" w:bidi="en_US"/>
         </w:rPr>
         <w:t xml:space="preserve">; see </w:t>
       </w:r>
-      <w:hyperlink r:id="rId134">
-        <w:r>
-          <w:rPr>
-            <w:lang w:val="en_US" w:bidi="en_US"/>
-          </w:rPr>
-          <w:rPr>
-            <w:color w:val="0000EE"/>
-            <w:u w:val="single"/>
-          </w:rPr>
-          <w:t>Matthew 10:10</w:t>
-        </w:r>
-      </w:hyperlink>
+      <w:r>
+        <w:rPr>
+          <w:lang w:val="en_US" w:bidi="en_US"/>
+        </w:rPr>
+        <w:t>Matthew 10:10</w:t>
+      </w:r>
       <w:r>
         <w:rPr>
           <w:lang w:val="en_US" w:bidi="en_US"/>
         </w:rPr>
         <w:t xml:space="preserve">; </w:t>
       </w:r>
-      <w:hyperlink r:id="rId135">
-        <w:r>
-          <w:rPr>
-            <w:lang w:val="en_US" w:bidi="en_US"/>
-          </w:rPr>
-          <w:rPr>
-            <w:color w:val="0000EE"/>
-            <w:u w:val="single"/>
-          </w:rPr>
-          <w:t>1 Corinthians 9:7–14</w:t>
-        </w:r>
-      </w:hyperlink>
+      <w:r>
+        <w:rPr>
+          <w:lang w:val="en_US" w:bidi="en_US"/>
+        </w:rPr>
+        <w:t>1 Corinthians 9:7–14</w:t>
+      </w:r>
       <w:r>
         <w:rPr>
           <w:lang w:val="en_US" w:bidi="en_US"/>
         </w:rPr>
         <w:t xml:space="preserve">; </w:t>
       </w:r>
-      <w:hyperlink r:id="rId136">
-        <w:r>
-          <w:rPr>
-            <w:lang w:val="en_US" w:bidi="en_US"/>
-          </w:rPr>
-          <w:rPr>
-            <w:color w:val="0000EE"/>
-            <w:u w:val="single"/>
-          </w:rPr>
-          <w:t>1 Timothy 5:17–18</w:t>
-        </w:r>
-      </w:hyperlink>
+      <w:r>
+        <w:rPr>
+          <w:lang w:val="en_US" w:bidi="en_US"/>
+        </w:rPr>
+        <w:t>1 Timothy 5:17–18</w:t>
+      </w:r>
       <w:r>
         <w:rPr>
           <w:lang w:val="en_US" w:bidi="en_US"/>
         </w:rPr>
         <w:t>). However, he did not use that privilege (</w:t>
       </w:r>
-      <w:hyperlink r:id="rId132">
-        <w:r>
-          <w:rPr>
-            <w:lang w:val="en_US" w:bidi="en_US"/>
-          </w:rPr>
-          <w:rPr>
-            <w:color w:val="0000EE"/>
-            <w:u w:val="single"/>
-          </w:rPr>
-          <w:t>1 Thessalonians 2:9</w:t>
-        </w:r>
-      </w:hyperlink>
+      <w:r>
+        <w:rPr>
+          <w:lang w:val="en_US" w:bidi="en_US"/>
+        </w:rPr>
+        <w:t>1 Thessalonians 2:9</w:t>
+      </w:r>
       <w:r>
         <w:rPr>
           <w:lang w:val="en_US" w:bidi="en_US"/>
         </w:rPr>
         <w:t xml:space="preserve">; </w:t>
       </w:r>
-      <w:hyperlink r:id="rId137">
-        <w:r>
-          <w:rPr>
-            <w:lang w:val="en_US" w:bidi="en_US"/>
-          </w:rPr>
-          <w:rPr>
-            <w:color w:val="0000EE"/>
-            <w:u w:val="single"/>
-          </w:rPr>
-          <w:t>2 Thessalonians 3:6–10</w:t>
-        </w:r>
-      </w:hyperlink>
+      <w:r>
+        <w:rPr>
+          <w:lang w:val="en_US" w:bidi="en_US"/>
+        </w:rPr>
+        <w:t>2 Thessalonians 3:6–10</w:t>
+      </w:r>
       <w:r>
         <w:rPr>
           <w:lang w:val="en_US" w:bidi="en_US"/>
@@ -5878,18 +4912,12 @@
         </w:rPr>
         <w:t>Paul had separated himself from people in the culture who sought fame and money (</w:t>
       </w:r>
-      <w:hyperlink r:id="rId138">
-        <w:r>
-          <w:rPr>
-            <w:lang w:val="en_US" w:bidi="en_US"/>
-          </w:rPr>
-          <w:rPr>
-            <w:color w:val="0000EE"/>
-            <w:u w:val="single"/>
-          </w:rPr>
-          <w:t>1 Thessalonians 2:5</w:t>
-        </w:r>
-      </w:hyperlink>
+      <w:r>
+        <w:rPr>
+          <w:lang w:val="en_US" w:bidi="en_US"/>
+        </w:rPr>
+        <w:t>1 Thessalonians 2:5</w:t>
+      </w:r>
       <w:r>
         <w:rPr>
           <w:lang w:val="en_US" w:bidi="en_US"/>
@@ -5944,54 +4972,36 @@
         </w:rPr>
         <w:t xml:space="preserve">Work is the right way to earn a living (see </w:t>
       </w:r>
-      <w:hyperlink r:id="rId139">
-        <w:r>
-          <w:rPr>
-            <w:lang w:val="en_US" w:bidi="en_US"/>
-          </w:rPr>
-          <w:rPr>
-            <w:color w:val="0000EE"/>
-            <w:u w:val="single"/>
-          </w:rPr>
-          <w:t>Genesis 3:17–19</w:t>
-        </w:r>
-      </w:hyperlink>
+      <w:r>
+        <w:rPr>
+          <w:lang w:val="en_US" w:bidi="en_US"/>
+        </w:rPr>
+        <w:t>Genesis 3:17–19</w:t>
+      </w:r>
       <w:r>
         <w:rPr>
           <w:lang w:val="en_US" w:bidi="en_US"/>
         </w:rPr>
         <w:t xml:space="preserve">; </w:t>
       </w:r>
-      <w:hyperlink r:id="rId140">
-        <w:r>
-          <w:rPr>
-            <w:lang w:val="en_US" w:bidi="en_US"/>
-          </w:rPr>
-          <w:rPr>
-            <w:color w:val="0000EE"/>
-            <w:u w:val="single"/>
-          </w:rPr>
-          <w:t>Psalm 128:2</w:t>
-        </w:r>
-      </w:hyperlink>
+      <w:r>
+        <w:rPr>
+          <w:lang w:val="en_US" w:bidi="en_US"/>
+        </w:rPr>
+        <w:t>Psalm 128:2</w:t>
+      </w:r>
       <w:r>
         <w:rPr>
           <w:lang w:val="en_US" w:bidi="en_US"/>
         </w:rPr>
         <w:t xml:space="preserve">; </w:t>
       </w:r>
-      <w:hyperlink r:id="rId141">
-        <w:r>
-          <w:rPr>
-            <w:lang w:val="en_US" w:bidi="en_US"/>
-          </w:rPr>
-          <w:rPr>
-            <w:color w:val="0000EE"/>
-            <w:u w:val="single"/>
-          </w:rPr>
-          <w:t>Proverbs 10:4</w:t>
-        </w:r>
-      </w:hyperlink>
+      <w:r>
+        <w:rPr>
+          <w:lang w:val="en_US" w:bidi="en_US"/>
+        </w:rPr>
+        <w:t>Proverbs 10:4</w:t>
+      </w:r>
       <w:r>
         <w:rPr>
           <w:lang w:val="en_US" w:bidi="en_US"/>
@@ -6050,36 +5060,24 @@
         </w:rPr>
         <w:t xml:space="preserve">Paul emphasizes the strength of the command by referring to the authority of the Lord Jesus Christ (as in </w:t>
       </w:r>
-      <w:hyperlink r:id="rId101">
-        <w:r>
-          <w:rPr>
-            <w:lang w:val="en_US" w:bidi="en_US"/>
-          </w:rPr>
-          <w:rPr>
-            <w:color w:val="0000EE"/>
-            <w:u w:val="single"/>
-          </w:rPr>
-          <w:t>3:6</w:t>
-        </w:r>
-      </w:hyperlink>
+      <w:r>
+        <w:rPr>
+          <w:lang w:val="en_US" w:bidi="en_US"/>
+        </w:rPr>
+        <w:t>3:6</w:t>
+      </w:r>
       <w:r>
         <w:rPr>
           <w:lang w:val="en_US" w:bidi="en_US"/>
         </w:rPr>
         <w:t xml:space="preserve">; </w:t>
       </w:r>
-      <w:hyperlink r:id="rId100">
-        <w:r>
-          <w:rPr>
-            <w:lang w:val="en_US" w:bidi="en_US"/>
-          </w:rPr>
-          <w:rPr>
-            <w:color w:val="0000EE"/>
-            <w:u w:val="single"/>
-          </w:rPr>
-          <w:t>1 Thessalonians 4:1–2</w:t>
-        </w:r>
-      </w:hyperlink>
+      <w:r>
+        <w:rPr>
+          <w:lang w:val="en_US" w:bidi="en_US"/>
+        </w:rPr>
+        <w:t>1 Thessalonians 4:1–2</w:t>
+      </w:r>
       <w:r>
         <w:rPr>
           <w:lang w:val="en_US" w:bidi="en_US"/>
@@ -6111,18 +5109,12 @@
         </w:rPr>
         <w:t xml:space="preserve">: This means to live a quiet life instead of concerning oneself with other people's activities (see </w:t>
       </w:r>
-      <w:hyperlink r:id="rId142">
-        <w:r>
-          <w:rPr>
-            <w:lang w:val="en_US" w:bidi="en_US"/>
-          </w:rPr>
-          <w:rPr>
-            <w:color w:val="0000EE"/>
-            <w:u w:val="single"/>
-          </w:rPr>
-          <w:t>1 Thessalonians 4:11</w:t>
-        </w:r>
-      </w:hyperlink>
+      <w:r>
+        <w:rPr>
+          <w:lang w:val="en_US" w:bidi="en_US"/>
+        </w:rPr>
+        <w:t>1 Thessalonians 4:11</w:t>
+      </w:r>
       <w:r>
         <w:rPr>
           <w:lang w:val="en_US" w:bidi="en_US"/>
@@ -6184,54 +5176,36 @@
         </w:rPr>
         <w:t xml:space="preserve">: Paul encouraged the Thessalonians to help those truly in need, not those who are lazy and dependent (see </w:t>
       </w:r>
-      <w:hyperlink r:id="rId143">
-        <w:r>
-          <w:rPr>
-            <w:lang w:val="en_US" w:bidi="en_US"/>
-          </w:rPr>
-          <w:rPr>
-            <w:color w:val="0000EE"/>
-            <w:u w:val="single"/>
-          </w:rPr>
-          <w:t>Galatians 6:9–10</w:t>
-        </w:r>
-      </w:hyperlink>
+      <w:r>
+        <w:rPr>
+          <w:lang w:val="en_US" w:bidi="en_US"/>
+        </w:rPr>
+        <w:t>Galatians 6:9–10</w:t>
+      </w:r>
       <w:r>
         <w:rPr>
           <w:lang w:val="en_US" w:bidi="en_US"/>
         </w:rPr>
         <w:t xml:space="preserve">; </w:t>
       </w:r>
-      <w:hyperlink r:id="rId144">
-        <w:r>
-          <w:rPr>
-            <w:lang w:val="en_US" w:bidi="en_US"/>
-          </w:rPr>
-          <w:rPr>
-            <w:color w:val="0000EE"/>
-            <w:u w:val="single"/>
-          </w:rPr>
-          <w:t>2 Thessalonians 3:7–8</w:t>
-        </w:r>
-      </w:hyperlink>
+      <w:r>
+        <w:rPr>
+          <w:lang w:val="en_US" w:bidi="en_US"/>
+        </w:rPr>
+        <w:t>2 Thessalonians 3:7–8</w:t>
+      </w:r>
       <w:r>
         <w:rPr>
           <w:lang w:val="en_US" w:bidi="en_US"/>
         </w:rPr>
         <w:t xml:space="preserve">, </w:t>
       </w:r>
-      <w:hyperlink r:id="rId145">
-        <w:r>
-          <w:rPr>
-            <w:lang w:val="en_US" w:bidi="en_US"/>
-          </w:rPr>
-          <w:rPr>
-            <w:color w:val="0000EE"/>
-            <w:u w:val="single"/>
-          </w:rPr>
-          <w:t>10</w:t>
-        </w:r>
-      </w:hyperlink>
+      <w:r>
+        <w:rPr>
+          <w:lang w:val="en_US" w:bidi="en_US"/>
+        </w:rPr>
+        <w:t>10</w:t>
+      </w:r>
       <w:r>
         <w:rPr>
           <w:lang w:val="en_US" w:bidi="en_US"/>
@@ -6353,54 +5327,36 @@
         </w:rPr>
         <w:t>: In the ancient world, people broke social ties with enemies and took revenge against them. The apostle Paul warns the Thessalonians that discipline against Christians who disobey should not lead to this kind of attack (</w:t>
       </w:r>
-      <w:hyperlink r:id="rId128">
-        <w:r>
-          <w:rPr>
-            <w:lang w:val="en_US" w:bidi="en_US"/>
-          </w:rPr>
-          <w:rPr>
-            <w:color w:val="0000EE"/>
-            <w:u w:val="single"/>
-          </w:rPr>
-          <w:t>3:14</w:t>
-        </w:r>
-      </w:hyperlink>
+      <w:r>
+        <w:rPr>
+          <w:lang w:val="en_US" w:bidi="en_US"/>
+        </w:rPr>
+        <w:t>3:14</w:t>
+      </w:r>
       <w:r>
         <w:rPr>
           <w:lang w:val="en_US" w:bidi="en_US"/>
         </w:rPr>
         <w:t>). Instead, the church should treat them like family members, and act in hope that they will correct their behavior (</w:t>
       </w:r>
-      <w:hyperlink r:id="rId146">
-        <w:r>
-          <w:rPr>
-            <w:lang w:val="en_US" w:bidi="en_US"/>
-          </w:rPr>
-          <w:rPr>
-            <w:color w:val="0000EE"/>
-            <w:u w:val="single"/>
-          </w:rPr>
-          <w:t>1 Thessalonians 5:12</w:t>
-        </w:r>
-      </w:hyperlink>
+      <w:r>
+        <w:rPr>
+          <w:lang w:val="en_US" w:bidi="en_US"/>
+        </w:rPr>
+        <w:t>1 Thessalonians 5:12</w:t>
+      </w:r>
       <w:r>
         <w:rPr>
           <w:lang w:val="en_US" w:bidi="en_US"/>
         </w:rPr>
         <w:t xml:space="preserve">, </w:t>
       </w:r>
-      <w:hyperlink r:id="rId124">
-        <w:r>
-          <w:rPr>
-            <w:lang w:val="en_US" w:bidi="en_US"/>
-          </w:rPr>
-          <w:rPr>
-            <w:color w:val="0000EE"/>
-            <w:u w:val="single"/>
-          </w:rPr>
-          <w:t>14</w:t>
-        </w:r>
-      </w:hyperlink>
+      <w:r>
+        <w:rPr>
+          <w:lang w:val="en_US" w:bidi="en_US"/>
+        </w:rPr>
+        <w:t>14</w:t>
+      </w:r>
       <w:r>
         <w:rPr>
           <w:lang w:val="en_US" w:bidi="en_US"/>
@@ -6455,108 +5411,72 @@
         </w:rPr>
         <w:t xml:space="preserve">The final prayer repeats the blessing Jesus spoke in </w:t>
       </w:r>
-      <w:hyperlink r:id="rId147">
-        <w:r>
-          <w:rPr>
-            <w:lang w:val="en_US" w:bidi="en_US"/>
-          </w:rPr>
-          <w:rPr>
-            <w:color w:val="0000EE"/>
-            <w:u w:val="single"/>
-          </w:rPr>
-          <w:t>John 14:27</w:t>
-        </w:r>
-      </w:hyperlink>
+      <w:r>
+        <w:rPr>
+          <w:lang w:val="en_US" w:bidi="en_US"/>
+        </w:rPr>
+        <w:t>John 14:27</w:t>
+      </w:r>
       <w:r>
         <w:rPr>
           <w:lang w:val="en_US" w:bidi="en_US"/>
         </w:rPr>
         <w:t xml:space="preserve"> (see also </w:t>
       </w:r>
-      <w:hyperlink r:id="rId148">
-        <w:r>
-          <w:rPr>
-            <w:lang w:val="en_US" w:bidi="en_US"/>
-          </w:rPr>
-          <w:rPr>
-            <w:color w:val="0000EE"/>
-            <w:u w:val="single"/>
-          </w:rPr>
-          <w:t>Numbers 6:26</w:t>
-        </w:r>
-      </w:hyperlink>
+      <w:r>
+        <w:rPr>
+          <w:lang w:val="en_US" w:bidi="en_US"/>
+        </w:rPr>
+        <w:t>Numbers 6:26</w:t>
+      </w:r>
       <w:r>
         <w:rPr>
           <w:lang w:val="en_US" w:bidi="en_US"/>
         </w:rPr>
         <w:t>). It contrasts with the challenges Christians encountered in Thessalonica (</w:t>
       </w:r>
-      <w:hyperlink r:id="rId149">
-        <w:r>
-          <w:rPr>
-            <w:lang w:val="en_US" w:bidi="en_US"/>
-          </w:rPr>
-          <w:rPr>
-            <w:color w:val="0000EE"/>
-            <w:u w:val="single"/>
-          </w:rPr>
-          <w:t>2 Thessalonians 1:4–10</w:t>
-        </w:r>
-      </w:hyperlink>
+      <w:r>
+        <w:rPr>
+          <w:lang w:val="en_US" w:bidi="en_US"/>
+        </w:rPr>
+        <w:t>2 Thessalonians 1:4–10</w:t>
+      </w:r>
       <w:r>
         <w:rPr>
           <w:lang w:val="en_US" w:bidi="en_US"/>
         </w:rPr>
         <w:t xml:space="preserve">; </w:t>
       </w:r>
-      <w:hyperlink r:id="rId23">
-        <w:r>
-          <w:rPr>
-            <w:lang w:val="en_US" w:bidi="en_US"/>
-          </w:rPr>
-          <w:rPr>
-            <w:color w:val="0000EE"/>
-            <w:u w:val="single"/>
-          </w:rPr>
-          <w:t>1 Thessalonians 2:14</w:t>
-        </w:r>
-      </w:hyperlink>
+      <w:r>
+        <w:rPr>
+          <w:lang w:val="en_US" w:bidi="en_US"/>
+        </w:rPr>
+        <w:t>1 Thessalonians 2:14</w:t>
+      </w:r>
       <w:r>
         <w:rPr>
           <w:lang w:val="en_US" w:bidi="en_US"/>
         </w:rPr>
         <w:t>). Paul was always aware of the presence of the Lord Jesus with his people (</w:t>
       </w:r>
-      <w:hyperlink r:id="rId150">
-        <w:r>
-          <w:rPr>
-            <w:lang w:val="en_US" w:bidi="en_US"/>
-          </w:rPr>
-          <w:rPr>
-            <w:color w:val="0000EE"/>
-            <w:u w:val="single"/>
-          </w:rPr>
-          <w:t>Romans 15:33</w:t>
-        </w:r>
-      </w:hyperlink>
+      <w:r>
+        <w:rPr>
+          <w:lang w:val="en_US" w:bidi="en_US"/>
+        </w:rPr>
+        <w:t>Romans 15:33</w:t>
+      </w:r>
       <w:r>
         <w:rPr>
           <w:lang w:val="en_US" w:bidi="en_US"/>
         </w:rPr>
         <w:t xml:space="preserve">; </w:t>
       </w:r>
-      <w:hyperlink r:id="rId151">
-        <w:r>
-          <w:rPr>
-            <w:lang w:val="en_US" w:bidi="en_US"/>
-          </w:rPr>
-          <w:rPr>
-            <w:color w:val="0000EE"/>
-            <w:u w:val="single"/>
-          </w:rPr>
-          <w:t>Philippians 4:9</w:t>
-        </w:r>
-      </w:hyperlink>
+      <w:r>
+        <w:rPr>
+          <w:lang w:val="en_US" w:bidi="en_US"/>
+        </w:rPr>
+        <w:t>Philippians 4:9</w:t>
+      </w:r>
       <w:r>
         <w:rPr>
           <w:lang w:val="en_US" w:bidi="en_US"/>
@@ -6611,126 +5531,84 @@
         </w:rPr>
         <w:t>A secretary wrote this letter for Paul (</w:t>
       </w:r>
-      <w:hyperlink r:id="rId152">
-        <w:r>
-          <w:rPr>
-            <w:lang w:val="en_US" w:bidi="en_US"/>
-          </w:rPr>
-          <w:rPr>
-            <w:color w:val="0000EE"/>
-            <w:u w:val="single"/>
-          </w:rPr>
-          <w:t>Romans 16:22</w:t>
-        </w:r>
-      </w:hyperlink>
+      <w:r>
+        <w:rPr>
+          <w:lang w:val="en_US" w:bidi="en_US"/>
+        </w:rPr>
+        <w:t>Romans 16:22</w:t>
+      </w:r>
       <w:r>
         <w:rPr>
           <w:lang w:val="en_US" w:bidi="en_US"/>
         </w:rPr>
         <w:t xml:space="preserve">; </w:t>
       </w:r>
-      <w:hyperlink r:id="rId153">
-        <w:r>
-          <w:rPr>
-            <w:lang w:val="en_US" w:bidi="en_US"/>
-          </w:rPr>
-          <w:rPr>
-            <w:color w:val="0000EE"/>
-            <w:u w:val="single"/>
-          </w:rPr>
-          <w:t>1 Peter 5:12</w:t>
-        </w:r>
-      </w:hyperlink>
+      <w:r>
+        <w:rPr>
+          <w:lang w:val="en_US" w:bidi="en_US"/>
+        </w:rPr>
+        <w:t>1 Peter 5:12</w:t>
+      </w:r>
       <w:r>
         <w:rPr>
           <w:lang w:val="en_US" w:bidi="en_US"/>
         </w:rPr>
         <w:t xml:space="preserve">). Now Paul picks up the pen to add a final greeting written by his own hand (see </w:t>
       </w:r>
-      <w:hyperlink r:id="rId154">
-        <w:r>
-          <w:rPr>
-            <w:lang w:val="en_US" w:bidi="en_US"/>
-          </w:rPr>
-          <w:rPr>
-            <w:color w:val="0000EE"/>
-            <w:u w:val="single"/>
-          </w:rPr>
-          <w:t>1 Corinthians 16:21</w:t>
-        </w:r>
-      </w:hyperlink>
+      <w:r>
+        <w:rPr>
+          <w:lang w:val="en_US" w:bidi="en_US"/>
+        </w:rPr>
+        <w:t>1 Corinthians 16:21</w:t>
+      </w:r>
       <w:r>
         <w:rPr>
           <w:lang w:val="en_US" w:bidi="en_US"/>
         </w:rPr>
         <w:t xml:space="preserve">; </w:t>
       </w:r>
-      <w:hyperlink r:id="rId155">
-        <w:r>
-          <w:rPr>
-            <w:lang w:val="en_US" w:bidi="en_US"/>
-          </w:rPr>
-          <w:rPr>
-            <w:color w:val="0000EE"/>
-            <w:u w:val="single"/>
-          </w:rPr>
-          <w:t>Galatians 6:11</w:t>
-        </w:r>
-      </w:hyperlink>
+      <w:r>
+        <w:rPr>
+          <w:lang w:val="en_US" w:bidi="en_US"/>
+        </w:rPr>
+        <w:t>Galatians 6:11</w:t>
+      </w:r>
       <w:r>
         <w:rPr>
           <w:lang w:val="en_US" w:bidi="en_US"/>
         </w:rPr>
         <w:t xml:space="preserve">; </w:t>
       </w:r>
-      <w:hyperlink r:id="rId156">
-        <w:r>
-          <w:rPr>
-            <w:lang w:val="en_US" w:bidi="en_US"/>
-          </w:rPr>
-          <w:rPr>
-            <w:color w:val="0000EE"/>
-            <w:u w:val="single"/>
-          </w:rPr>
-          <w:t>Colossians 4:18</w:t>
-        </w:r>
-      </w:hyperlink>
+      <w:r>
+        <w:rPr>
+          <w:lang w:val="en_US" w:bidi="en_US"/>
+        </w:rPr>
+        <w:t>Colossians 4:18</w:t>
+      </w:r>
       <w:r>
         <w:rPr>
           <w:lang w:val="en_US" w:bidi="en_US"/>
         </w:rPr>
         <w:t xml:space="preserve">; </w:t>
       </w:r>
-      <w:hyperlink r:id="rId157">
-        <w:r>
-          <w:rPr>
-            <w:lang w:val="en_US" w:bidi="en_US"/>
-          </w:rPr>
-          <w:rPr>
-            <w:color w:val="0000EE"/>
-            <w:u w:val="single"/>
-          </w:rPr>
-          <w:t>Philemon 1:19</w:t>
-        </w:r>
-      </w:hyperlink>
+      <w:r>
+        <w:rPr>
+          <w:lang w:val="en_US" w:bidi="en_US"/>
+        </w:rPr>
+        <w:t>Philemon 1:19</w:t>
+      </w:r>
       <w:r>
         <w:rPr>
           <w:lang w:val="en_US" w:bidi="en_US"/>
         </w:rPr>
         <w:t>). He does this because he suspects someone is using his name and circulating a letter he did not write (</w:t>
       </w:r>
-      <w:hyperlink r:id="rId41">
-        <w:r>
-          <w:rPr>
-            <w:lang w:val="en_US" w:bidi="en_US"/>
-          </w:rPr>
-          <w:rPr>
-            <w:color w:val="0000EE"/>
-            <w:u w:val="single"/>
-          </w:rPr>
-          <w:t>2 Thessalonians 2:2</w:t>
-        </w:r>
-      </w:hyperlink>
+      <w:r>
+        <w:rPr>
+          <w:lang w:val="en_US" w:bidi="en_US"/>
+        </w:rPr>
+        <w:t>2 Thessalonians 2:2</w:t>
+      </w:r>
       <w:r>
         <w:rPr>
           <w:lang w:val="en_US" w:bidi="en_US"/>
@@ -6785,18 +5663,12 @@
         </w:rPr>
         <w:t xml:space="preserve">Ancient letters often ended with a wish for health or prosperity. However, Paul’s blessing is much grander. He asks the Lord Jesus Christ to give grace to the recipients (see </w:t>
       </w:r>
-      <w:hyperlink r:id="rId158">
-        <w:r>
-          <w:rPr>
-            <w:lang w:val="en_US" w:bidi="en_US"/>
-          </w:rPr>
-          <w:rPr>
-            <w:color w:val="0000EE"/>
-            <w:u w:val="single"/>
-          </w:rPr>
-          <w:t>1 Thessalonians 5:28</w:t>
-        </w:r>
-      </w:hyperlink>
+      <w:r>
+        <w:rPr>
+          <w:lang w:val="en_US" w:bidi="en_US"/>
+        </w:rPr>
+        <w:t>1 Thessalonians 5:28</w:t>
+      </w:r>
       <w:r>
         <w:rPr>
           <w:lang w:val="en_US" w:bidi="en_US"/>
